--- a/6-过程管理/运行记录类文件/TXHS-06-18-硬盘与Redis容量管理报告.docx
+++ b/6-过程管理/运行记录类文件/TXHS-06-18-硬盘与Redis容量管理报告.docx
@@ -1,10 +1,11 @@
 
 <file path=word/document.xml><?xml version="1.0" encoding="utf-8"?>
-<w:document xmlns:wpc="http://schemas.microsoft.com/office/word/2010/wordprocessingCanvas" xmlns:mc="http://schemas.openxmlformats.org/markup-compatibility/2006" xmlns:o="urn:schemas-microsoft-com:office:office" xmlns:r="http://schemas.openxmlformats.org/officeDocument/2006/relationships" xmlns:m="http://schemas.openxmlformats.org/officeDocument/2006/math" xmlns:v="urn:schemas-microsoft-com:vml" xmlns:wp14="http://schemas.microsoft.com/office/word/2010/wordprocessingDrawing" xmlns:wp="http://schemas.openxmlformats.org/drawingml/2006/wordprocessingDrawing" xmlns:w="http://schemas.openxmlformats.org/wordprocessingml/2006/main" xmlns:w14="http://schemas.microsoft.com/office/word/2010/wordml" xmlns:w10="urn:schemas-microsoft-com:office:word" xmlns:w15="http://schemas.microsoft.com/office/word/2012/wordml" xmlns:wpg="http://schemas.microsoft.com/office/word/2010/wordprocessingGroup" xmlns:wpi="http://schemas.microsoft.com/office/word/2010/wordprocessingInk" xmlns:wne="http://schemas.microsoft.com/office/word/2006/wordml" xmlns:wps="http://schemas.microsoft.com/office/word/2010/wordprocessingShape" xmlns:wpsCustomData="http://www.wps.cn/officeDocument/2013/wpsCustomData" mc:Ignorable="w14 w15 wp14">
+<w:document xmlns:wpc="http://schemas.microsoft.com/office/word/2010/wordprocessingCanvas" xmlns:mc="http://schemas.openxmlformats.org/markup-compatibility/2006" xmlns:o="urn:schemas-microsoft-com:office:office" xmlns:r="http://schemas.openxmlformats.org/officeDocument/2006/relationships" xmlns:m="http://schemas.openxmlformats.org/officeDocument/2006/math" xmlns:v="urn:schemas-microsoft-com:vml" xmlns:wp14="http://schemas.microsoft.com/office/word/2010/wordprocessingDrawing" xmlns:wp="http://schemas.openxmlformats.org/drawingml/2006/wordprocessingDrawing" xmlns:w10="urn:schemas-microsoft-com:office:word" xmlns:w="http://schemas.openxmlformats.org/wordprocessingml/2006/main" xmlns:w14="http://schemas.microsoft.com/office/word/2010/wordml" xmlns:w15="http://schemas.microsoft.com/office/word/2012/wordml" xmlns:wne="http://schemas.microsoft.com/office/word/2006/wordml" xmlns:wpg="http://schemas.microsoft.com/office/word/2010/wordprocessingGroup" xmlns:wpi="http://schemas.microsoft.com/office/word/2010/wordprocessingInk" xmlns:wps="http://schemas.microsoft.com/office/word/2010/wordprocessingShape" mc:Ignorable="w14 w15 wp14">
+  <!-- Generated by Aspose.Words for .NET 13.3.0.1 -->
   <w:body>
     <w:p>
       <w:pPr>
-        <w:pStyle w:val="24"/>
+        <w:pStyle w:val="a"/>
         <w:keepNext w:val="0"/>
         <w:keepLines w:val="0"/>
         <w:pageBreakBefore w:val="0"/>
@@ -24,7 +25,7 @@
       <w:bookmarkStart w:id="0" w:name="_Toc1103"/>
       <w:r>
         <w:drawing>
-          <wp:anchor distT="0" distB="0" distL="114300" distR="114300" simplePos="0" relativeHeight="251661312" behindDoc="1" locked="0" layoutInCell="1" allowOverlap="1">
+          <wp:anchor distT="0" distB="0" distL="114300" distR="114300" simplePos="0" relativeHeight="251660288" behindDoc="1" locked="0" layoutInCell="1" allowOverlap="1">
             <wp:simplePos x="0" y="0"/>
             <wp:positionH relativeFrom="column">
               <wp:posOffset>-19050</wp:posOffset>
@@ -49,7 +50,7 @@
                     </pic:cNvPicPr>
                   </pic:nvPicPr>
                   <pic:blipFill>
-                    <a:blip r:embed="rId7"/>
+                    <a:blip xmlns:r="http://schemas.openxmlformats.org/officeDocument/2006/relationships" r:embed="rId4"/>
                     <a:stretch>
                       <a:fillRect/>
                     </a:stretch>
@@ -75,7 +76,7 @@
       </w:r>
       <w:r>
         <w:drawing>
-          <wp:anchor distT="0" distB="0" distL="114300" distR="114300" simplePos="0" relativeHeight="251660288" behindDoc="1" locked="0" layoutInCell="1" allowOverlap="1">
+          <wp:anchor distT="0" distB="0" distL="114300" distR="114300" simplePos="0" relativeHeight="251659264" behindDoc="1" locked="0" layoutInCell="1" allowOverlap="1">
             <wp:simplePos x="0" y="0"/>
             <wp:positionH relativeFrom="column">
               <wp:posOffset>0</wp:posOffset>
@@ -100,7 +101,7 @@
                     </pic:cNvPicPr>
                   </pic:nvPicPr>
                   <pic:blipFill>
-                    <a:blip r:embed="rId8"/>
+                    <a:blip xmlns:r="http://schemas.openxmlformats.org/officeDocument/2006/relationships" r:embed="rId5"/>
                     <a:stretch>
                       <a:fillRect/>
                     </a:stretch>
@@ -130,7 +131,7 @@
           <w:lang w:val="en-US" w:eastAsia="zh-CN"/>
         </w:rPr>
         <w:drawing>
-          <wp:anchor distT="0" distB="0" distL="114300" distR="114300" simplePos="0" relativeHeight="251659264" behindDoc="1" locked="0" layoutInCell="1" allowOverlap="1">
+          <wp:anchor distT="0" distB="0" distL="114300" distR="114300" simplePos="0" relativeHeight="251658240" behindDoc="1" locked="0" layoutInCell="1" allowOverlap="1">
             <wp:simplePos x="0" y="0"/>
             <wp:positionH relativeFrom="column">
               <wp:posOffset>635</wp:posOffset>
@@ -155,7 +156,7 @@
                     </pic:cNvPicPr>
                   </pic:nvPicPr>
                   <pic:blipFill>
-                    <a:blip r:embed="rId9">
+                    <a:blip xmlns:r="http://schemas.openxmlformats.org/officeDocument/2006/relationships" r:embed="rId6">
                       <a:alphaModFix amt="58000"/>
                       <a:lum contrast="-52000"/>
                     </a:blip>
@@ -189,7 +190,7 @@
     </w:p>
     <w:p>
       <w:pPr>
-        <w:pStyle w:val="25"/>
+        <w:pStyle w:val="a0"/>
         <w:keepNext w:val="0"/>
         <w:keepLines w:val="0"/>
         <w:pageBreakBefore w:val="0"/>
@@ -236,11 +237,11 @@
         <w:adjustRightInd w:val="0"/>
         <w:snapToGrid w:val="0"/>
         <w:spacing w:after="624" w:afterLines="200" w:line="219" w:lineRule="auto"/>
-        <w:ind w:left="0" w:leftChars="0" w:right="0" w:rightChars="0" w:firstLine="0" w:firstLineChars="0"/>
+        <w:ind w:left="0" w:right="0" w:firstLine="0" w:leftChars="0" w:rightChars="0" w:firstLineChars="0"/>
         <w:jc w:val="center"/>
         <w:textAlignment w:val="baseline"/>
         <w:rPr>
-          <w:rFonts w:hint="default" w:ascii="宋体" w:hAnsi="宋体" w:eastAsia="宋体" w:cs="宋体"/>
+          <w:rFonts w:ascii="宋体" w:eastAsia="宋体" w:hAnsi="宋体" w:cs="宋体" w:hint="default"/>
           <w:sz w:val="24"/>
           <w:szCs w:val="24"/>
           <w:lang w:val="en-US" w:eastAsia="zh-CN"/>
@@ -248,7 +249,7 @@
       </w:pPr>
       <w:r>
         <w:rPr>
-          <w:rFonts w:ascii="宋体" w:hAnsi="宋体" w:eastAsia="宋体" w:cs="宋体"/>
+          <w:rFonts w:ascii="宋体" w:eastAsia="宋体" w:hAnsi="宋体" w:cs="宋体"/>
           <w:b/>
           <w:bCs/>
           <w:spacing w:val="-3"/>
@@ -259,7 +260,7 @@
       </w:r>
       <w:r>
         <w:rPr>
-          <w:rFonts w:hint="eastAsia" w:ascii="宋体" w:hAnsi="宋体" w:eastAsia="宋体" w:cs="宋体"/>
+          <w:rFonts w:ascii="宋体" w:eastAsia="宋体" w:hAnsi="宋体" w:cs="宋体" w:hint="eastAsia"/>
           <w:b/>
           <w:bCs/>
           <w:spacing w:val="-3"/>
@@ -271,7 +272,7 @@
       </w:r>
       <w:r>
         <w:rPr>
-          <w:rFonts w:ascii="宋体" w:hAnsi="宋体" w:eastAsia="宋体" w:cs="宋体"/>
+          <w:rFonts w:ascii="宋体" w:eastAsia="宋体" w:hAnsi="宋体" w:cs="宋体"/>
           <w:b/>
           <w:bCs/>
           <w:spacing w:val="-3"/>
@@ -282,7 +283,7 @@
       </w:r>
       <w:r>
         <w:rPr>
-          <w:rFonts w:hint="eastAsia" w:ascii="宋体" w:hAnsi="宋体" w:cs="宋体"/>
+          <w:rFonts w:ascii="宋体" w:hAnsi="宋体" w:cs="宋体" w:hint="eastAsia"/>
           <w:b/>
           <w:bCs/>
           <w:spacing w:val="-3"/>
@@ -294,7 +295,7 @@
       </w:r>
       <w:r>
         <w:rPr>
-          <w:rFonts w:ascii="宋体" w:hAnsi="宋体" w:eastAsia="宋体" w:cs="宋体"/>
+          <w:rFonts w:ascii="宋体" w:eastAsia="宋体" w:hAnsi="宋体" w:cs="宋体"/>
           <w:b/>
           <w:bCs/>
           <w:spacing w:val="-3"/>
@@ -305,7 +306,7 @@
       </w:r>
       <w:r>
         <w:rPr>
-          <w:rFonts w:hint="eastAsia" w:ascii="宋体" w:hAnsi="宋体" w:cs="宋体"/>
+          <w:rFonts w:ascii="宋体" w:hAnsi="宋体" w:cs="宋体" w:hint="eastAsia"/>
           <w:b/>
           <w:bCs/>
           <w:spacing w:val="-3"/>
@@ -318,18 +319,17 @@
     </w:p>
     <w:tbl>
       <w:tblPr>
-        <w:tblStyle w:val="21"/>
+        <w:tblStyle w:val="TableGrid"/>
         <w:tblW w:w="0" w:type="auto"/>
         <w:jc w:val="center"/>
         <w:tblBorders>
-          <w:top w:val="none" w:color="auto" w:sz="0" w:space="0"/>
-          <w:left w:val="none" w:color="auto" w:sz="0" w:space="0"/>
-          <w:bottom w:val="none" w:color="auto" w:sz="0" w:space="0"/>
-          <w:right w:val="none" w:color="auto" w:sz="0" w:space="0"/>
-          <w:insideH w:val="none" w:color="auto" w:sz="0" w:space="0"/>
-          <w:insideV w:val="none" w:color="auto" w:sz="0" w:space="0"/>
+          <w:top w:val="nil"/>
+          <w:left w:val="nil"/>
+          <w:bottom w:val="nil"/>
+          <w:right w:val="nil"/>
+          <w:insideH w:val="nil"/>
+          <w:insideV w:val="nil"/>
         </w:tblBorders>
-        <w:tblLayout w:type="autofit"/>
         <w:tblCellMar>
           <w:top w:w="0" w:type="dxa"/>
           <w:left w:w="108" w:type="dxa"/>
@@ -343,13 +343,15 @@
       </w:tblGrid>
       <w:tr>
         <w:tblPrEx>
+          <w:tblW w:w="0" w:type="auto"/>
+          <w:jc w:val="center"/>
           <w:tblBorders>
-            <w:top w:val="none" w:color="auto" w:sz="0" w:space="0"/>
-            <w:left w:val="none" w:color="auto" w:sz="0" w:space="0"/>
-            <w:bottom w:val="none" w:color="auto" w:sz="0" w:space="0"/>
-            <w:right w:val="none" w:color="auto" w:sz="0" w:space="0"/>
-            <w:insideH w:val="none" w:color="auto" w:sz="0" w:space="0"/>
-            <w:insideV w:val="none" w:color="auto" w:sz="0" w:space="0"/>
+            <w:top w:val="nil"/>
+            <w:left w:val="nil"/>
+            <w:bottom w:val="nil"/>
+            <w:right w:val="nil"/>
+            <w:insideH w:val="nil"/>
+            <w:insideV w:val="nil"/>
           </w:tblBorders>
           <w:tblCellMar>
             <w:top w:w="0" w:type="dxa"/>
@@ -359,7 +361,7 @@
           </w:tblCellMar>
         </w:tblPrEx>
         <w:trPr>
-          <w:trHeight w:val="810" w:hRule="atLeast"/>
+          <w:trHeight w:val="810"/>
           <w:jc w:val="center"/>
         </w:trPr>
         <w:tc>
@@ -398,7 +400,7 @@
             </w:r>
             <w:r>
               <w:rPr>
-                <w:rFonts w:hint="default" w:asciiTheme="minorAscii" w:hAnsiTheme="minorAscii" w:eastAsiaTheme="minorEastAsia"/>
+                <w:rFonts w:asciiTheme="minorAscii" w:eastAsiaTheme="minorEastAsia" w:hAnsiTheme="minorAscii" w:hint="default"/>
                 <w:spacing w:val="227"/>
                 <w:sz w:val="21"/>
                 <w:vertAlign w:val="baseline"/>
@@ -453,7 +455,7 @@
             </w:r>
             <w:r>
               <w:rPr>
-                <w:rFonts w:hint="eastAsia" w:asciiTheme="minorAscii" w:hAnsiTheme="minorAscii" w:eastAsiaTheme="minorEastAsia"/>
+                <w:rFonts w:asciiTheme="minorAscii" w:eastAsiaTheme="minorEastAsia" w:hAnsiTheme="minorAscii" w:hint="eastAsia"/>
                 <w:spacing w:val="227"/>
                 <w:sz w:val="21"/>
                 <w:vertAlign w:val="baseline"/>
@@ -475,14 +477,8 @@
       </w:tr>
       <w:tr>
         <w:tblPrEx>
-          <w:tblBorders>
-            <w:top w:val="none" w:color="auto" w:sz="0" w:space="0"/>
-            <w:left w:val="none" w:color="auto" w:sz="0" w:space="0"/>
-            <w:bottom w:val="none" w:color="auto" w:sz="0" w:space="0"/>
-            <w:right w:val="none" w:color="auto" w:sz="0" w:space="0"/>
-            <w:insideH w:val="none" w:color="auto" w:sz="0" w:space="0"/>
-            <w:insideV w:val="none" w:color="auto" w:sz="0" w:space="0"/>
-          </w:tblBorders>
+          <w:tblW w:w="0" w:type="auto"/>
+          <w:jc w:val="center"/>
           <w:tblCellMar>
             <w:top w:w="0" w:type="dxa"/>
             <w:left w:w="108" w:type="dxa"/>
@@ -491,7 +487,7 @@
           </w:tblCellMar>
         </w:tblPrEx>
         <w:trPr>
-          <w:trHeight w:val="810" w:hRule="atLeast"/>
+          <w:trHeight w:val="810"/>
           <w:jc w:val="center"/>
         </w:trPr>
         <w:tc>
@@ -516,7 +512,7 @@
               <w:snapToGrid w:val="0"/>
               <w:textAlignment w:val="baseline"/>
               <w:rPr>
-                <w:rFonts w:hint="default" w:ascii="Arial" w:hAnsi="Arial" w:eastAsia="Arial" w:cs="Arial"/>
+                <w:rFonts w:ascii="Arial" w:eastAsia="Arial" w:hAnsi="Arial" w:cs="Arial" w:hint="default"/>
                 <w:snapToGrid w:val="0"/>
                 <w:color w:val="000000"/>
                 <w:kern w:val="0"/>
@@ -548,7 +544,7 @@
             </w:r>
             <w:r>
               <w:rPr>
-                <w:rFonts w:hint="default" w:asciiTheme="minorAscii" w:hAnsiTheme="minorAscii" w:eastAsiaTheme="minorEastAsia"/>
+                <w:rFonts w:asciiTheme="minorAscii" w:eastAsiaTheme="minorEastAsia" w:hAnsiTheme="minorAscii" w:hint="default"/>
                 <w:spacing w:val="227"/>
                 <w:sz w:val="21"/>
                 <w:vertAlign w:val="baseline"/>
@@ -602,7 +598,7 @@
               <w:snapToGrid w:val="0"/>
               <w:textAlignment w:val="baseline"/>
               <w:rPr>
-                <w:rFonts w:hint="default" w:ascii="Arial" w:hAnsi="Arial" w:eastAsia="Arial" w:cs="Arial"/>
+                <w:rFonts w:ascii="Arial" w:eastAsia="Arial" w:hAnsi="Arial" w:cs="Arial" w:hint="default"/>
                 <w:snapToGrid w:val="0"/>
                 <w:color w:val="000000"/>
                 <w:kern w:val="0"/>
@@ -622,7 +618,7 @@
             </w:r>
             <w:r>
               <w:rPr>
-                <w:rFonts w:hint="eastAsia" w:asciiTheme="minorAscii" w:hAnsiTheme="minorAscii" w:eastAsiaTheme="minorEastAsia"/>
+                <w:rFonts w:asciiTheme="minorAscii" w:eastAsiaTheme="minorEastAsia" w:hAnsiTheme="minorAscii" w:hint="eastAsia"/>
                 <w:spacing w:val="227"/>
                 <w:sz w:val="21"/>
                 <w:vertAlign w:val="baseline"/>
@@ -644,14 +640,8 @@
       </w:tr>
       <w:tr>
         <w:tblPrEx>
-          <w:tblBorders>
-            <w:top w:val="none" w:color="auto" w:sz="0" w:space="0"/>
-            <w:left w:val="none" w:color="auto" w:sz="0" w:space="0"/>
-            <w:bottom w:val="none" w:color="auto" w:sz="0" w:space="0"/>
-            <w:right w:val="none" w:color="auto" w:sz="0" w:space="0"/>
-            <w:insideH w:val="none" w:color="auto" w:sz="0" w:space="0"/>
-            <w:insideV w:val="none" w:color="auto" w:sz="0" w:space="0"/>
-          </w:tblBorders>
+          <w:tblW w:w="0" w:type="auto"/>
+          <w:jc w:val="center"/>
           <w:tblCellMar>
             <w:top w:w="0" w:type="dxa"/>
             <w:left w:w="108" w:type="dxa"/>
@@ -660,7 +650,7 @@
           </w:tblCellMar>
         </w:tblPrEx>
         <w:trPr>
-          <w:trHeight w:val="635" w:hRule="atLeast"/>
+          <w:trHeight w:val="635"/>
           <w:jc w:val="center"/>
         </w:trPr>
         <w:tc>
@@ -711,7 +701,7 @@
             </w:r>
             <w:r>
               <w:rPr>
-                <w:rFonts w:hint="eastAsia" w:asciiTheme="minorAscii" w:hAnsiTheme="minorAscii" w:eastAsiaTheme="minorEastAsia"/>
+                <w:rFonts w:asciiTheme="minorAscii" w:eastAsiaTheme="minorEastAsia" w:hAnsiTheme="minorAscii" w:hint="eastAsia"/>
                 <w:spacing w:val="227"/>
                 <w:sz w:val="21"/>
                 <w:vertAlign w:val="baseline"/>
@@ -765,7 +755,7 @@
             </w:r>
             <w:r>
               <w:rPr>
-                <w:rFonts w:hint="eastAsia" w:asciiTheme="minorAscii" w:hAnsiTheme="minorAscii" w:eastAsiaTheme="minorEastAsia"/>
+                <w:rFonts w:asciiTheme="minorAscii" w:eastAsiaTheme="minorEastAsia" w:hAnsiTheme="minorAscii" w:hint="eastAsia"/>
                 <w:spacing w:val="227"/>
                 <w:sz w:val="21"/>
                 <w:vertAlign w:val="baseline"/>
@@ -826,14 +816,14 @@
         <w:ind w:left="3634"/>
         <w:textAlignment w:val="baseline"/>
         <w:rPr>
-          <w:rFonts w:ascii="宋体" w:hAnsi="宋体" w:eastAsia="宋体" w:cs="宋体"/>
+          <w:rFonts w:ascii="宋体" w:eastAsia="宋体" w:hAnsi="宋体" w:cs="宋体"/>
           <w:sz w:val="31"/>
           <w:szCs w:val="31"/>
         </w:rPr>
       </w:pPr>
       <w:r>
         <w:rPr>
-          <w:rFonts w:ascii="宋体" w:hAnsi="宋体" w:eastAsia="宋体" w:cs="宋体"/>
+          <w:rFonts w:ascii="宋体" w:eastAsia="宋体" w:hAnsi="宋体" w:cs="宋体"/>
           <w:b/>
           <w:bCs/>
           <w:spacing w:val="4"/>
@@ -845,16 +835,16 @@
     </w:p>
     <w:tbl>
       <w:tblPr>
-        <w:tblStyle w:val="26"/>
+        <w:tblStyle w:val="TableNormal0"/>
         <w:tblW w:w="8214" w:type="dxa"/>
         <w:jc w:val="center"/>
         <w:tblBorders>
-          <w:top w:val="single" w:color="000000" w:sz="2" w:space="0"/>
-          <w:left w:val="single" w:color="000000" w:sz="2" w:space="0"/>
-          <w:bottom w:val="single" w:color="000000" w:sz="2" w:space="0"/>
-          <w:right w:val="single" w:color="000000" w:sz="2" w:space="0"/>
-          <w:insideH w:val="single" w:color="000000" w:sz="2" w:space="0"/>
-          <w:insideV w:val="single" w:color="000000" w:sz="2" w:space="0"/>
+          <w:top w:val="single" w:sz="2" w:space="0" w:color="000000"/>
+          <w:left w:val="single" w:sz="2" w:space="0" w:color="000000"/>
+          <w:bottom w:val="single" w:sz="2" w:space="0" w:color="000000"/>
+          <w:right w:val="single" w:sz="2" w:space="0" w:color="000000"/>
+          <w:insideH w:val="single" w:sz="2" w:space="0" w:color="000000"/>
+          <w:insideV w:val="single" w:sz="2" w:space="0" w:color="000000"/>
         </w:tblBorders>
         <w:tblLayout w:type="fixed"/>
         <w:tblCellMar>
@@ -874,14 +864,17 @@
       </w:tblGrid>
       <w:tr>
         <w:tblPrEx>
+          <w:tblW w:w="8214" w:type="dxa"/>
+          <w:jc w:val="center"/>
           <w:tblBorders>
-            <w:top w:val="single" w:color="000000" w:sz="2" w:space="0"/>
-            <w:left w:val="single" w:color="000000" w:sz="2" w:space="0"/>
-            <w:bottom w:val="single" w:color="000000" w:sz="2" w:space="0"/>
-            <w:right w:val="single" w:color="000000" w:sz="2" w:space="0"/>
-            <w:insideH w:val="single" w:color="000000" w:sz="2" w:space="0"/>
-            <w:insideV w:val="single" w:color="000000" w:sz="2" w:space="0"/>
+            <w:top w:val="single" w:sz="2" w:space="0" w:color="000000"/>
+            <w:left w:val="single" w:sz="2" w:space="0" w:color="000000"/>
+            <w:bottom w:val="single" w:sz="2" w:space="0" w:color="000000"/>
+            <w:right w:val="single" w:sz="2" w:space="0" w:color="000000"/>
+            <w:insideH w:val="single" w:sz="2" w:space="0" w:color="000000"/>
+            <w:insideV w:val="single" w:sz="2" w:space="0" w:color="000000"/>
           </w:tblBorders>
+          <w:tblLayout w:type="fixed"/>
           <w:tblCellMar>
             <w:top w:w="0" w:type="dxa"/>
             <w:left w:w="0" w:type="dxa"/>
@@ -890,7 +883,7 @@
           </w:tblCellMar>
         </w:tblPrEx>
         <w:trPr>
-          <w:trHeight w:val="593" w:hRule="atLeast"/>
+          <w:trHeight w:val="593"/>
           <w:jc w:val="center"/>
         </w:trPr>
         <w:tc>
@@ -912,18 +905,18 @@
               <w:adjustRightInd w:val="0"/>
               <w:snapToGrid w:val="0"/>
               <w:spacing w:before="176" w:line="228" w:lineRule="auto"/>
-              <w:ind w:left="0" w:leftChars="0" w:right="0" w:rightChars="0" w:firstLine="0" w:firstLineChars="0"/>
+              <w:ind w:left="0" w:right="0" w:firstLine="0" w:leftChars="0" w:rightChars="0" w:firstLineChars="0"/>
               <w:jc w:val="center"/>
               <w:textAlignment w:val="baseline"/>
               <w:rPr>
-                <w:rFonts w:ascii="宋体" w:hAnsi="宋体" w:eastAsia="宋体" w:cs="宋体"/>
+                <w:rFonts w:ascii="宋体" w:eastAsia="宋体" w:hAnsi="宋体" w:cs="宋体"/>
                 <w:sz w:val="20"/>
                 <w:szCs w:val="20"/>
               </w:rPr>
             </w:pPr>
             <w:r>
               <w:rPr>
-                <w:rFonts w:hint="eastAsia" w:ascii="宋体" w:hAnsi="宋体" w:cs="宋体"/>
+                <w:rFonts w:ascii="宋体" w:hAnsi="宋体" w:cs="宋体" w:hint="eastAsia"/>
                 <w:spacing w:val="-14"/>
                 <w:sz w:val="20"/>
                 <w:szCs w:val="20"/>
@@ -933,7 +926,7 @@
             </w:r>
             <w:r>
               <w:rPr>
-                <w:rFonts w:ascii="宋体" w:hAnsi="宋体" w:eastAsia="宋体" w:cs="宋体"/>
+                <w:rFonts w:ascii="宋体" w:eastAsia="宋体" w:hAnsi="宋体" w:cs="宋体"/>
                 <w:spacing w:val="-14"/>
                 <w:sz w:val="20"/>
                 <w:szCs w:val="20"/>
@@ -961,18 +954,18 @@
               <w:adjustRightInd w:val="0"/>
               <w:snapToGrid w:val="0"/>
               <w:spacing w:before="175" w:line="227" w:lineRule="auto"/>
-              <w:ind w:left="0" w:leftChars="0" w:right="0" w:rightChars="0" w:firstLine="0" w:firstLineChars="0"/>
+              <w:ind w:left="0" w:right="0" w:firstLine="0" w:leftChars="0" w:rightChars="0" w:firstLineChars="0"/>
               <w:jc w:val="center"/>
               <w:textAlignment w:val="baseline"/>
               <w:rPr>
-                <w:rFonts w:ascii="宋体" w:hAnsi="宋体" w:eastAsia="宋体" w:cs="宋体"/>
+                <w:rFonts w:ascii="宋体" w:eastAsia="宋体" w:hAnsi="宋体" w:cs="宋体"/>
                 <w:sz w:val="20"/>
                 <w:szCs w:val="20"/>
               </w:rPr>
             </w:pPr>
             <w:r>
               <w:rPr>
-                <w:rFonts w:ascii="宋体" w:hAnsi="宋体" w:eastAsia="宋体" w:cs="宋体"/>
+                <w:rFonts w:ascii="宋体" w:eastAsia="宋体" w:hAnsi="宋体" w:cs="宋体"/>
                 <w:spacing w:val="4"/>
                 <w:sz w:val="20"/>
                 <w:szCs w:val="20"/>
@@ -1000,18 +993,18 @@
               <w:adjustRightInd w:val="0"/>
               <w:snapToGrid w:val="0"/>
               <w:spacing w:before="175" w:line="228" w:lineRule="auto"/>
-              <w:ind w:left="0" w:leftChars="0" w:right="0" w:rightChars="0" w:firstLine="0" w:firstLineChars="0"/>
+              <w:ind w:left="0" w:right="0" w:firstLine="0" w:leftChars="0" w:rightChars="0" w:firstLineChars="0"/>
               <w:jc w:val="center"/>
               <w:textAlignment w:val="baseline"/>
               <w:rPr>
-                <w:rFonts w:ascii="宋体" w:hAnsi="宋体" w:eastAsia="宋体" w:cs="宋体"/>
+                <w:rFonts w:ascii="宋体" w:eastAsia="宋体" w:hAnsi="宋体" w:cs="宋体"/>
                 <w:sz w:val="20"/>
                 <w:szCs w:val="20"/>
               </w:rPr>
             </w:pPr>
             <w:r>
               <w:rPr>
-                <w:rFonts w:ascii="宋体" w:hAnsi="宋体" w:eastAsia="宋体" w:cs="宋体"/>
+                <w:rFonts w:ascii="宋体" w:eastAsia="宋体" w:hAnsi="宋体" w:cs="宋体"/>
                 <w:spacing w:val="7"/>
                 <w:sz w:val="20"/>
                 <w:szCs w:val="20"/>
@@ -1039,11 +1032,11 @@
               <w:adjustRightInd w:val="0"/>
               <w:snapToGrid w:val="0"/>
               <w:spacing w:before="175" w:line="228" w:lineRule="auto"/>
-              <w:ind w:left="0" w:leftChars="0" w:right="0" w:rightChars="0" w:firstLine="0" w:firstLineChars="0"/>
+              <w:ind w:left="0" w:right="0" w:firstLine="0" w:leftChars="0" w:rightChars="0" w:firstLineChars="0"/>
               <w:jc w:val="center"/>
               <w:textAlignment w:val="baseline"/>
               <w:rPr>
-                <w:rFonts w:hint="eastAsia" w:ascii="宋体" w:hAnsi="宋体" w:eastAsia="宋体" w:cs="宋体"/>
+                <w:rFonts w:ascii="宋体" w:eastAsia="宋体" w:hAnsi="宋体" w:cs="宋体" w:hint="eastAsia"/>
                 <w:spacing w:val="7"/>
                 <w:sz w:val="20"/>
                 <w:szCs w:val="20"/>
@@ -1052,7 +1045,7 @@
             </w:pPr>
             <w:r>
               <w:rPr>
-                <w:rFonts w:hint="eastAsia" w:ascii="宋体" w:hAnsi="宋体" w:cs="宋体"/>
+                <w:rFonts w:ascii="宋体" w:hAnsi="宋体" w:cs="宋体" w:hint="eastAsia"/>
                 <w:spacing w:val="7"/>
                 <w:sz w:val="20"/>
                 <w:szCs w:val="20"/>
@@ -1081,11 +1074,11 @@
               <w:adjustRightInd w:val="0"/>
               <w:snapToGrid w:val="0"/>
               <w:spacing w:before="175" w:line="228" w:lineRule="auto"/>
-              <w:ind w:left="0" w:leftChars="0" w:right="0" w:rightChars="0" w:firstLine="0" w:firstLineChars="0"/>
+              <w:ind w:left="0" w:right="0" w:firstLine="0" w:leftChars="0" w:rightChars="0" w:firstLineChars="0"/>
               <w:jc w:val="center"/>
               <w:textAlignment w:val="baseline"/>
               <w:rPr>
-                <w:rFonts w:hint="default" w:ascii="宋体" w:hAnsi="宋体" w:cs="宋体"/>
+                <w:rFonts w:ascii="宋体" w:hAnsi="宋体" w:cs="宋体" w:hint="default"/>
                 <w:spacing w:val="7"/>
                 <w:sz w:val="20"/>
                 <w:szCs w:val="20"/>
@@ -1094,7 +1087,7 @@
             </w:pPr>
             <w:r>
               <w:rPr>
-                <w:rFonts w:hint="eastAsia" w:ascii="宋体" w:hAnsi="宋体" w:cs="宋体"/>
+                <w:rFonts w:ascii="宋体" w:hAnsi="宋体" w:cs="宋体" w:hint="eastAsia"/>
                 <w:spacing w:val="7"/>
                 <w:sz w:val="20"/>
                 <w:szCs w:val="20"/>
@@ -1123,18 +1116,18 @@
               <w:adjustRightInd w:val="0"/>
               <w:snapToGrid w:val="0"/>
               <w:spacing w:before="176" w:line="229" w:lineRule="auto"/>
-              <w:ind w:left="0" w:leftChars="0" w:right="0" w:rightChars="0" w:firstLine="0" w:firstLineChars="0"/>
+              <w:ind w:left="0" w:right="0" w:firstLine="0" w:leftChars="0" w:rightChars="0" w:firstLineChars="0"/>
               <w:jc w:val="center"/>
               <w:textAlignment w:val="baseline"/>
               <w:rPr>
-                <w:rFonts w:ascii="宋体" w:hAnsi="宋体" w:eastAsia="宋体" w:cs="宋体"/>
+                <w:rFonts w:ascii="宋体" w:eastAsia="宋体" w:hAnsi="宋体" w:cs="宋体"/>
                 <w:sz w:val="20"/>
                 <w:szCs w:val="20"/>
               </w:rPr>
             </w:pPr>
             <w:r>
               <w:rPr>
-                <w:rFonts w:ascii="宋体" w:hAnsi="宋体" w:eastAsia="宋体" w:cs="宋体"/>
+                <w:rFonts w:ascii="宋体" w:eastAsia="宋体" w:hAnsi="宋体" w:cs="宋体"/>
                 <w:spacing w:val="7"/>
                 <w:sz w:val="20"/>
                 <w:szCs w:val="20"/>
@@ -1146,14 +1139,9 @@
       </w:tr>
       <w:tr>
         <w:tblPrEx>
-          <w:tblBorders>
-            <w:top w:val="single" w:color="000000" w:sz="2" w:space="0"/>
-            <w:left w:val="single" w:color="000000" w:sz="2" w:space="0"/>
-            <w:bottom w:val="single" w:color="000000" w:sz="2" w:space="0"/>
-            <w:right w:val="single" w:color="000000" w:sz="2" w:space="0"/>
-            <w:insideH w:val="single" w:color="000000" w:sz="2" w:space="0"/>
-            <w:insideV w:val="single" w:color="000000" w:sz="2" w:space="0"/>
-          </w:tblBorders>
+          <w:tblW w:w="8214" w:type="dxa"/>
+          <w:jc w:val="center"/>
+          <w:tblLayout w:type="fixed"/>
           <w:tblCellMar>
             <w:top w:w="0" w:type="dxa"/>
             <w:left w:w="0" w:type="dxa"/>
@@ -1162,7 +1150,7 @@
           </w:tblCellMar>
         </w:tblPrEx>
         <w:trPr>
-          <w:trHeight w:val="516" w:hRule="atLeast"/>
+          <w:trHeight w:val="516"/>
           <w:jc w:val="center"/>
         </w:trPr>
         <w:tc>
@@ -1184,11 +1172,11 @@
               <w:adjustRightInd w:val="0"/>
               <w:snapToGrid w:val="0"/>
               <w:spacing w:before="173" w:line="267" w:lineRule="exact"/>
-              <w:ind w:left="0" w:leftChars="0" w:right="0" w:rightChars="0" w:firstLine="0" w:firstLineChars="0"/>
+              <w:ind w:left="0" w:right="0" w:firstLine="0" w:leftChars="0" w:rightChars="0" w:firstLineChars="0"/>
               <w:jc w:val="center"/>
               <w:textAlignment w:val="baseline"/>
               <w:rPr>
-                <w:rFonts w:hint="default" w:ascii="宋体" w:hAnsi="宋体" w:eastAsia="宋体" w:cs="宋体"/>
+                <w:rFonts w:ascii="宋体" w:eastAsia="宋体" w:hAnsi="宋体" w:cs="宋体" w:hint="default"/>
                 <w:sz w:val="20"/>
                 <w:szCs w:val="20"/>
                 <w:lang w:val="en-US"/>
@@ -1196,7 +1184,7 @@
             </w:pPr>
             <w:r>
               <w:rPr>
-                <w:rFonts w:ascii="宋体" w:hAnsi="宋体" w:eastAsia="宋体" w:cs="宋体"/>
+                <w:rFonts w:ascii="宋体" w:eastAsia="宋体" w:hAnsi="宋体" w:cs="宋体"/>
                 <w:spacing w:val="3"/>
                 <w:position w:val="1"/>
                 <w:sz w:val="20"/>
@@ -1206,7 +1194,7 @@
             </w:r>
             <w:r>
               <w:rPr>
-                <w:rFonts w:hint="eastAsia" w:ascii="宋体" w:hAnsi="宋体" w:cs="宋体"/>
+                <w:rFonts w:ascii="宋体" w:hAnsi="宋体" w:cs="宋体" w:hint="eastAsia"/>
                 <w:spacing w:val="3"/>
                 <w:position w:val="1"/>
                 <w:sz w:val="20"/>
@@ -1217,7 +1205,7 @@
             </w:r>
             <w:r>
               <w:rPr>
-                <w:rFonts w:ascii="宋体" w:hAnsi="宋体" w:eastAsia="宋体" w:cs="宋体"/>
+                <w:rFonts w:ascii="宋体" w:eastAsia="宋体" w:hAnsi="宋体" w:cs="宋体"/>
                 <w:spacing w:val="3"/>
                 <w:position w:val="1"/>
                 <w:sz w:val="20"/>
@@ -1227,7 +1215,7 @@
             </w:r>
             <w:r>
               <w:rPr>
-                <w:rFonts w:hint="eastAsia" w:ascii="宋体" w:hAnsi="宋体" w:cs="宋体"/>
+                <w:rFonts w:ascii="宋体" w:hAnsi="宋体" w:cs="宋体" w:hint="eastAsia"/>
                 <w:spacing w:val="3"/>
                 <w:position w:val="1"/>
                 <w:sz w:val="20"/>
@@ -1257,18 +1245,18 @@
               <w:adjustRightInd w:val="0"/>
               <w:snapToGrid w:val="0"/>
               <w:spacing w:before="173" w:line="267" w:lineRule="exact"/>
-              <w:ind w:left="0" w:leftChars="0" w:right="0" w:rightChars="0" w:firstLine="0" w:firstLineChars="0"/>
+              <w:ind w:left="0" w:right="0" w:firstLine="0" w:leftChars="0" w:rightChars="0" w:firstLineChars="0"/>
               <w:jc w:val="center"/>
               <w:textAlignment w:val="baseline"/>
               <w:rPr>
-                <w:rFonts w:ascii="宋体" w:hAnsi="宋体" w:eastAsia="宋体" w:cs="宋体"/>
+                <w:rFonts w:ascii="宋体" w:eastAsia="宋体" w:hAnsi="宋体" w:cs="宋体"/>
                 <w:sz w:val="20"/>
                 <w:szCs w:val="20"/>
               </w:rPr>
             </w:pPr>
             <w:r>
               <w:rPr>
-                <w:rFonts w:ascii="宋体" w:hAnsi="宋体" w:eastAsia="宋体" w:cs="宋体"/>
+                <w:rFonts w:ascii="宋体" w:eastAsia="宋体" w:hAnsi="宋体" w:cs="宋体"/>
                 <w:spacing w:val="4"/>
                 <w:position w:val="1"/>
                 <w:sz w:val="20"/>
@@ -1297,18 +1285,18 @@
               <w:adjustRightInd w:val="0"/>
               <w:snapToGrid w:val="0"/>
               <w:spacing w:before="172" w:line="228" w:lineRule="auto"/>
-              <w:ind w:left="0" w:leftChars="0" w:right="0" w:rightChars="0" w:firstLine="0" w:firstLineChars="0"/>
+              <w:ind w:left="0" w:right="0" w:firstLine="0" w:leftChars="0" w:rightChars="0" w:firstLineChars="0"/>
               <w:jc w:val="center"/>
               <w:textAlignment w:val="baseline"/>
               <w:rPr>
-                <w:rFonts w:ascii="宋体" w:hAnsi="宋体" w:eastAsia="宋体" w:cs="宋体"/>
+                <w:rFonts w:ascii="宋体" w:eastAsia="宋体" w:hAnsi="宋体" w:cs="宋体"/>
                 <w:sz w:val="20"/>
                 <w:szCs w:val="20"/>
               </w:rPr>
             </w:pPr>
             <w:r>
               <w:rPr>
-                <w:rFonts w:ascii="宋体" w:hAnsi="宋体" w:eastAsia="宋体" w:cs="宋体"/>
+                <w:rFonts w:ascii="宋体" w:eastAsia="宋体" w:hAnsi="宋体" w:cs="宋体"/>
                 <w:spacing w:val="200"/>
                 <w:kern w:val="0"/>
                 <w:sz w:val="20"/>
@@ -1318,7 +1306,7 @@
             </w:r>
             <w:r>
               <w:rPr>
-                <w:rFonts w:ascii="宋体" w:hAnsi="宋体" w:eastAsia="宋体" w:cs="宋体"/>
+                <w:rFonts w:ascii="宋体" w:eastAsia="宋体" w:hAnsi="宋体" w:cs="宋体"/>
                 <w:spacing w:val="0"/>
                 <w:kern w:val="0"/>
                 <w:sz w:val="20"/>
@@ -1347,11 +1335,11 @@
               <w:adjustRightInd w:val="0"/>
               <w:snapToGrid w:val="0"/>
               <w:spacing w:before="173" w:line="229" w:lineRule="auto"/>
-              <w:ind w:left="0" w:leftChars="0" w:right="0" w:rightChars="0" w:firstLine="0" w:firstLineChars="0"/>
+              <w:ind w:left="0" w:right="0" w:firstLine="0" w:leftChars="0" w:rightChars="0" w:firstLineChars="0"/>
               <w:jc w:val="center"/>
               <w:textAlignment w:val="baseline"/>
               <w:rPr>
-                <w:rFonts w:ascii="宋体" w:hAnsi="宋体" w:eastAsia="宋体" w:cs="宋体"/>
+                <w:rFonts w:ascii="宋体" w:eastAsia="宋体" w:hAnsi="宋体" w:cs="宋体"/>
                 <w:spacing w:val="200"/>
                 <w:kern w:val="0"/>
                 <w:sz w:val="20"/>
@@ -1360,14 +1348,14 @@
             </w:pPr>
             <w:r>
               <w:rPr>
-                <w:rFonts w:hint="eastAsia" w:asciiTheme="minorAscii" w:hAnsiTheme="minorAscii" w:eastAsiaTheme="minorEastAsia"/>
+                <w:rFonts w:asciiTheme="minorAscii" w:eastAsiaTheme="minorEastAsia" w:hAnsiTheme="minorAscii" w:hint="eastAsia"/>
                 <w:spacing w:val="0"/>
                 <w:kern w:val="0"/>
                 <w:sz w:val="21"/>
                 <w:vertAlign w:val="baseline"/>
                 <w:lang w:val="en-US" w:eastAsia="zh-CN"/>
               </w:rPr>
-              <w:t>程方</w:t>
+              <w:t>强宇涛</w:t>
             </w:r>
           </w:p>
         </w:tc>
@@ -1390,11 +1378,11 @@
               <w:adjustRightInd w:val="0"/>
               <w:snapToGrid w:val="0"/>
               <w:spacing w:before="173" w:line="229" w:lineRule="auto"/>
-              <w:ind w:left="0" w:leftChars="0" w:right="0" w:rightChars="0" w:firstLine="0" w:firstLineChars="0"/>
+              <w:ind w:left="0" w:right="0" w:firstLine="0" w:leftChars="0" w:rightChars="0" w:firstLineChars="0"/>
               <w:jc w:val="center"/>
               <w:textAlignment w:val="baseline"/>
               <w:rPr>
-                <w:rFonts w:ascii="宋体" w:hAnsi="宋体" w:eastAsia="宋体" w:cs="宋体"/>
+                <w:rFonts w:ascii="宋体" w:eastAsia="宋体" w:hAnsi="宋体" w:cs="宋体"/>
                 <w:spacing w:val="200"/>
                 <w:kern w:val="0"/>
                 <w:sz w:val="20"/>
@@ -1403,14 +1391,14 @@
             </w:pPr>
             <w:r>
               <w:rPr>
-                <w:rFonts w:hint="eastAsia" w:asciiTheme="minorAscii" w:hAnsiTheme="minorAscii" w:eastAsiaTheme="minorEastAsia"/>
+                <w:rFonts w:asciiTheme="minorAscii" w:eastAsiaTheme="minorEastAsia" w:hAnsiTheme="minorAscii" w:hint="eastAsia"/>
                 <w:spacing w:val="0"/>
                 <w:kern w:val="0"/>
                 <w:sz w:val="21"/>
                 <w:vertAlign w:val="baseline"/>
                 <w:lang w:val="en-US" w:eastAsia="zh-CN"/>
               </w:rPr>
-              <w:t>茅建根</w:t>
+              <w:t>陈凯</w:t>
             </w:r>
           </w:p>
         </w:tc>
@@ -1433,18 +1421,18 @@
               <w:adjustRightInd w:val="0"/>
               <w:snapToGrid w:val="0"/>
               <w:spacing w:before="173" w:line="229" w:lineRule="auto"/>
-              <w:ind w:left="0" w:leftChars="0" w:right="0" w:rightChars="0" w:firstLine="0" w:firstLineChars="0"/>
+              <w:ind w:left="0" w:right="0" w:firstLine="0" w:leftChars="0" w:rightChars="0" w:firstLineChars="0"/>
               <w:jc w:val="center"/>
               <w:textAlignment w:val="baseline"/>
               <w:rPr>
-                <w:rFonts w:ascii="宋体" w:hAnsi="宋体" w:eastAsia="宋体" w:cs="宋体"/>
+                <w:rFonts w:ascii="宋体" w:eastAsia="宋体" w:hAnsi="宋体" w:cs="宋体"/>
                 <w:sz w:val="20"/>
                 <w:szCs w:val="20"/>
               </w:rPr>
             </w:pPr>
             <w:r>
               <w:rPr>
-                <w:rFonts w:hint="eastAsia" w:asciiTheme="minorAscii" w:hAnsiTheme="minorAscii" w:eastAsiaTheme="minorEastAsia"/>
+                <w:rFonts w:asciiTheme="minorAscii" w:eastAsiaTheme="minorEastAsia" w:hAnsiTheme="minorAscii" w:hint="eastAsia"/>
                 <w:spacing w:val="0"/>
                 <w:kern w:val="0"/>
                 <w:sz w:val="21"/>
@@ -1458,14 +1446,9 @@
       </w:tr>
       <w:tr>
         <w:tblPrEx>
-          <w:tblBorders>
-            <w:top w:val="single" w:color="000000" w:sz="2" w:space="0"/>
-            <w:left w:val="single" w:color="000000" w:sz="2" w:space="0"/>
-            <w:bottom w:val="single" w:color="000000" w:sz="2" w:space="0"/>
-            <w:right w:val="single" w:color="000000" w:sz="2" w:space="0"/>
-            <w:insideH w:val="single" w:color="000000" w:sz="2" w:space="0"/>
-            <w:insideV w:val="single" w:color="000000" w:sz="2" w:space="0"/>
-          </w:tblBorders>
+          <w:tblW w:w="8214" w:type="dxa"/>
+          <w:jc w:val="center"/>
+          <w:tblLayout w:type="fixed"/>
           <w:tblCellMar>
             <w:top w:w="0" w:type="dxa"/>
             <w:left w:w="0" w:type="dxa"/>
@@ -1474,7 +1457,7 @@
           </w:tblCellMar>
         </w:tblPrEx>
         <w:trPr>
-          <w:trHeight w:val="556" w:hRule="atLeast"/>
+          <w:trHeight w:val="556"/>
           <w:jc w:val="center"/>
         </w:trPr>
         <w:tc>
@@ -1483,7 +1466,7 @@
           </w:tcPr>
           <w:p>
             <w:pPr>
-              <w:pStyle w:val="27"/>
+              <w:pStyle w:val="TableText"/>
               <w:keepNext w:val="0"/>
               <w:keepLines w:val="0"/>
               <w:pageBreakBefore w:val="0"/>
@@ -1496,7 +1479,7 @@
               <w:bidi w:val="0"/>
               <w:adjustRightInd w:val="0"/>
               <w:snapToGrid w:val="0"/>
-              <w:ind w:left="0" w:leftChars="0" w:right="0" w:rightChars="0" w:firstLine="0" w:firstLineChars="0"/>
+              <w:ind w:left="0" w:right="0" w:firstLine="0" w:leftChars="0" w:rightChars="0" w:firstLineChars="0"/>
               <w:jc w:val="center"/>
               <w:textAlignment w:val="baseline"/>
             </w:pPr>
@@ -1508,7 +1491,7 @@
           </w:tcPr>
           <w:p>
             <w:pPr>
-              <w:pStyle w:val="27"/>
+              <w:pStyle w:val="TableText"/>
               <w:keepNext w:val="0"/>
               <w:keepLines w:val="0"/>
               <w:pageBreakBefore w:val="0"/>
@@ -1521,7 +1504,7 @@
               <w:bidi w:val="0"/>
               <w:adjustRightInd w:val="0"/>
               <w:snapToGrid w:val="0"/>
-              <w:ind w:left="0" w:leftChars="0" w:right="0" w:rightChars="0" w:firstLine="0" w:firstLineChars="0"/>
+              <w:ind w:left="0" w:right="0" w:firstLine="0" w:leftChars="0" w:rightChars="0" w:firstLineChars="0"/>
               <w:jc w:val="center"/>
               <w:textAlignment w:val="baseline"/>
             </w:pPr>
@@ -1533,7 +1516,7 @@
           </w:tcPr>
           <w:p>
             <w:pPr>
-              <w:pStyle w:val="27"/>
+              <w:pStyle w:val="TableText"/>
               <w:keepNext w:val="0"/>
               <w:keepLines w:val="0"/>
               <w:pageBreakBefore w:val="0"/>
@@ -1546,7 +1529,7 @@
               <w:bidi w:val="0"/>
               <w:adjustRightInd w:val="0"/>
               <w:snapToGrid w:val="0"/>
-              <w:ind w:left="0" w:leftChars="0" w:right="0" w:rightChars="0" w:firstLine="0" w:firstLineChars="0"/>
+              <w:ind w:left="0" w:right="0" w:firstLine="0" w:leftChars="0" w:rightChars="0" w:firstLineChars="0"/>
               <w:jc w:val="center"/>
               <w:textAlignment w:val="baseline"/>
             </w:pPr>
@@ -1558,7 +1541,7 @@
           </w:tcPr>
           <w:p>
             <w:pPr>
-              <w:pStyle w:val="27"/>
+              <w:pStyle w:val="TableText"/>
               <w:keepNext w:val="0"/>
               <w:keepLines w:val="0"/>
               <w:pageBreakBefore w:val="0"/>
@@ -1571,7 +1554,7 @@
               <w:bidi w:val="0"/>
               <w:adjustRightInd w:val="0"/>
               <w:snapToGrid w:val="0"/>
-              <w:ind w:left="0" w:leftChars="0" w:right="0" w:rightChars="0" w:firstLine="0" w:firstLineChars="0"/>
+              <w:ind w:left="0" w:right="0" w:firstLine="0" w:leftChars="0" w:rightChars="0" w:firstLineChars="0"/>
               <w:jc w:val="center"/>
               <w:textAlignment w:val="baseline"/>
             </w:pPr>
@@ -1583,7 +1566,7 @@
           </w:tcPr>
           <w:p>
             <w:pPr>
-              <w:pStyle w:val="27"/>
+              <w:pStyle w:val="TableText"/>
               <w:keepNext w:val="0"/>
               <w:keepLines w:val="0"/>
               <w:pageBreakBefore w:val="0"/>
@@ -1596,7 +1579,7 @@
               <w:bidi w:val="0"/>
               <w:adjustRightInd w:val="0"/>
               <w:snapToGrid w:val="0"/>
-              <w:ind w:left="0" w:leftChars="0" w:right="0" w:rightChars="0" w:firstLine="0" w:firstLineChars="0"/>
+              <w:ind w:left="0" w:right="0" w:firstLine="0" w:leftChars="0" w:rightChars="0" w:firstLineChars="0"/>
               <w:jc w:val="center"/>
               <w:textAlignment w:val="baseline"/>
             </w:pPr>
@@ -1608,7 +1591,7 @@
           </w:tcPr>
           <w:p>
             <w:pPr>
-              <w:pStyle w:val="27"/>
+              <w:pStyle w:val="TableText"/>
               <w:keepNext w:val="0"/>
               <w:keepLines w:val="0"/>
               <w:pageBreakBefore w:val="0"/>
@@ -1621,7 +1604,7 @@
               <w:bidi w:val="0"/>
               <w:adjustRightInd w:val="0"/>
               <w:snapToGrid w:val="0"/>
-              <w:ind w:left="0" w:leftChars="0" w:right="0" w:rightChars="0" w:firstLine="0" w:firstLineChars="0"/>
+              <w:ind w:left="0" w:right="0" w:firstLine="0" w:leftChars="0" w:rightChars="0" w:firstLineChars="0"/>
               <w:jc w:val="center"/>
               <w:textAlignment w:val="baseline"/>
             </w:pPr>
@@ -1630,14 +1613,9 @@
       </w:tr>
       <w:tr>
         <w:tblPrEx>
-          <w:tblBorders>
-            <w:top w:val="single" w:color="000000" w:sz="2" w:space="0"/>
-            <w:left w:val="single" w:color="000000" w:sz="2" w:space="0"/>
-            <w:bottom w:val="single" w:color="000000" w:sz="2" w:space="0"/>
-            <w:right w:val="single" w:color="000000" w:sz="2" w:space="0"/>
-            <w:insideH w:val="single" w:color="000000" w:sz="2" w:space="0"/>
-            <w:insideV w:val="single" w:color="000000" w:sz="2" w:space="0"/>
-          </w:tblBorders>
+          <w:tblW w:w="8214" w:type="dxa"/>
+          <w:jc w:val="center"/>
+          <w:tblLayout w:type="fixed"/>
           <w:tblCellMar>
             <w:top w:w="0" w:type="dxa"/>
             <w:left w:w="0" w:type="dxa"/>
@@ -1646,7 +1624,7 @@
           </w:tblCellMar>
         </w:tblPrEx>
         <w:trPr>
-          <w:trHeight w:val="556" w:hRule="atLeast"/>
+          <w:trHeight w:val="556"/>
           <w:jc w:val="center"/>
         </w:trPr>
         <w:tc>
@@ -1655,7 +1633,7 @@
           </w:tcPr>
           <w:p>
             <w:pPr>
-              <w:pStyle w:val="27"/>
+              <w:pStyle w:val="TableText"/>
               <w:keepNext w:val="0"/>
               <w:keepLines w:val="0"/>
               <w:pageBreakBefore w:val="0"/>
@@ -1668,7 +1646,7 @@
               <w:bidi w:val="0"/>
               <w:adjustRightInd w:val="0"/>
               <w:snapToGrid w:val="0"/>
-              <w:ind w:left="0" w:leftChars="0" w:right="0" w:rightChars="0" w:firstLine="0" w:firstLineChars="0"/>
+              <w:ind w:left="0" w:right="0" w:firstLine="0" w:leftChars="0" w:rightChars="0" w:firstLineChars="0"/>
               <w:jc w:val="center"/>
               <w:textAlignment w:val="baseline"/>
             </w:pPr>
@@ -1680,7 +1658,7 @@
           </w:tcPr>
           <w:p>
             <w:pPr>
-              <w:pStyle w:val="27"/>
+              <w:pStyle w:val="TableText"/>
               <w:keepNext w:val="0"/>
               <w:keepLines w:val="0"/>
               <w:pageBreakBefore w:val="0"/>
@@ -1693,7 +1671,7 @@
               <w:bidi w:val="0"/>
               <w:adjustRightInd w:val="0"/>
               <w:snapToGrid w:val="0"/>
-              <w:ind w:left="0" w:leftChars="0" w:right="0" w:rightChars="0" w:firstLine="0" w:firstLineChars="0"/>
+              <w:ind w:left="0" w:right="0" w:firstLine="0" w:leftChars="0" w:rightChars="0" w:firstLineChars="0"/>
               <w:jc w:val="center"/>
               <w:textAlignment w:val="baseline"/>
             </w:pPr>
@@ -1705,7 +1683,7 @@
           </w:tcPr>
           <w:p>
             <w:pPr>
-              <w:pStyle w:val="27"/>
+              <w:pStyle w:val="TableText"/>
               <w:keepNext w:val="0"/>
               <w:keepLines w:val="0"/>
               <w:pageBreakBefore w:val="0"/>
@@ -1718,7 +1696,7 @@
               <w:bidi w:val="0"/>
               <w:adjustRightInd w:val="0"/>
               <w:snapToGrid w:val="0"/>
-              <w:ind w:left="0" w:leftChars="0" w:right="0" w:rightChars="0" w:firstLine="0" w:firstLineChars="0"/>
+              <w:ind w:left="0" w:right="0" w:firstLine="0" w:leftChars="0" w:rightChars="0" w:firstLineChars="0"/>
               <w:jc w:val="center"/>
               <w:textAlignment w:val="baseline"/>
             </w:pPr>
@@ -1730,7 +1708,7 @@
           </w:tcPr>
           <w:p>
             <w:pPr>
-              <w:pStyle w:val="27"/>
+              <w:pStyle w:val="TableText"/>
               <w:keepNext w:val="0"/>
               <w:keepLines w:val="0"/>
               <w:pageBreakBefore w:val="0"/>
@@ -1743,7 +1721,7 @@
               <w:bidi w:val="0"/>
               <w:adjustRightInd w:val="0"/>
               <w:snapToGrid w:val="0"/>
-              <w:ind w:left="0" w:leftChars="0" w:right="0" w:rightChars="0" w:firstLine="0" w:firstLineChars="0"/>
+              <w:ind w:left="0" w:right="0" w:firstLine="0" w:leftChars="0" w:rightChars="0" w:firstLineChars="0"/>
               <w:jc w:val="center"/>
               <w:textAlignment w:val="baseline"/>
             </w:pPr>
@@ -1755,7 +1733,7 @@
           </w:tcPr>
           <w:p>
             <w:pPr>
-              <w:pStyle w:val="27"/>
+              <w:pStyle w:val="TableText"/>
               <w:keepNext w:val="0"/>
               <w:keepLines w:val="0"/>
               <w:pageBreakBefore w:val="0"/>
@@ -1768,7 +1746,7 @@
               <w:bidi w:val="0"/>
               <w:adjustRightInd w:val="0"/>
               <w:snapToGrid w:val="0"/>
-              <w:ind w:left="0" w:leftChars="0" w:right="0" w:rightChars="0" w:firstLine="0" w:firstLineChars="0"/>
+              <w:ind w:left="0" w:right="0" w:firstLine="0" w:leftChars="0" w:rightChars="0" w:firstLineChars="0"/>
               <w:jc w:val="center"/>
               <w:textAlignment w:val="baseline"/>
             </w:pPr>
@@ -1780,7 +1758,7 @@
           </w:tcPr>
           <w:p>
             <w:pPr>
-              <w:pStyle w:val="27"/>
+              <w:pStyle w:val="TableText"/>
               <w:keepNext w:val="0"/>
               <w:keepLines w:val="0"/>
               <w:pageBreakBefore w:val="0"/>
@@ -1793,7 +1771,7 @@
               <w:bidi w:val="0"/>
               <w:adjustRightInd w:val="0"/>
               <w:snapToGrid w:val="0"/>
-              <w:ind w:left="0" w:leftChars="0" w:right="0" w:rightChars="0" w:firstLine="0" w:firstLineChars="0"/>
+              <w:ind w:left="0" w:right="0" w:firstLine="0" w:leftChars="0" w:rightChars="0" w:firstLineChars="0"/>
               <w:jc w:val="center"/>
               <w:textAlignment w:val="baseline"/>
             </w:pPr>
@@ -1802,14 +1780,9 @@
       </w:tr>
       <w:tr>
         <w:tblPrEx>
-          <w:tblBorders>
-            <w:top w:val="single" w:color="000000" w:sz="2" w:space="0"/>
-            <w:left w:val="single" w:color="000000" w:sz="2" w:space="0"/>
-            <w:bottom w:val="single" w:color="000000" w:sz="2" w:space="0"/>
-            <w:right w:val="single" w:color="000000" w:sz="2" w:space="0"/>
-            <w:insideH w:val="single" w:color="000000" w:sz="2" w:space="0"/>
-            <w:insideV w:val="single" w:color="000000" w:sz="2" w:space="0"/>
-          </w:tblBorders>
+          <w:tblW w:w="8214" w:type="dxa"/>
+          <w:jc w:val="center"/>
+          <w:tblLayout w:type="fixed"/>
           <w:tblCellMar>
             <w:top w:w="0" w:type="dxa"/>
             <w:left w:w="0" w:type="dxa"/>
@@ -1818,7 +1791,7 @@
           </w:tblCellMar>
         </w:tblPrEx>
         <w:trPr>
-          <w:trHeight w:val="557" w:hRule="atLeast"/>
+          <w:trHeight w:val="557"/>
           <w:jc w:val="center"/>
         </w:trPr>
         <w:tc>
@@ -1827,7 +1800,7 @@
           </w:tcPr>
           <w:p>
             <w:pPr>
-              <w:pStyle w:val="27"/>
+              <w:pStyle w:val="TableText"/>
               <w:keepNext w:val="0"/>
               <w:keepLines w:val="0"/>
               <w:pageBreakBefore w:val="0"/>
@@ -1840,7 +1813,7 @@
               <w:bidi w:val="0"/>
               <w:adjustRightInd w:val="0"/>
               <w:snapToGrid w:val="0"/>
-              <w:ind w:left="0" w:leftChars="0" w:right="0" w:rightChars="0" w:firstLine="0" w:firstLineChars="0"/>
+              <w:ind w:left="0" w:right="0" w:firstLine="0" w:leftChars="0" w:rightChars="0" w:firstLineChars="0"/>
               <w:jc w:val="center"/>
               <w:textAlignment w:val="baseline"/>
             </w:pPr>
@@ -1852,7 +1825,7 @@
           </w:tcPr>
           <w:p>
             <w:pPr>
-              <w:pStyle w:val="27"/>
+              <w:pStyle w:val="TableText"/>
               <w:keepNext w:val="0"/>
               <w:keepLines w:val="0"/>
               <w:pageBreakBefore w:val="0"/>
@@ -1865,7 +1838,7 @@
               <w:bidi w:val="0"/>
               <w:adjustRightInd w:val="0"/>
               <w:snapToGrid w:val="0"/>
-              <w:ind w:left="0" w:leftChars="0" w:right="0" w:rightChars="0" w:firstLine="0" w:firstLineChars="0"/>
+              <w:ind w:left="0" w:right="0" w:firstLine="0" w:leftChars="0" w:rightChars="0" w:firstLineChars="0"/>
               <w:jc w:val="center"/>
               <w:textAlignment w:val="baseline"/>
             </w:pPr>
@@ -1877,7 +1850,7 @@
           </w:tcPr>
           <w:p>
             <w:pPr>
-              <w:pStyle w:val="27"/>
+              <w:pStyle w:val="TableText"/>
               <w:keepNext w:val="0"/>
               <w:keepLines w:val="0"/>
               <w:pageBreakBefore w:val="0"/>
@@ -1890,7 +1863,7 @@
               <w:bidi w:val="0"/>
               <w:adjustRightInd w:val="0"/>
               <w:snapToGrid w:val="0"/>
-              <w:ind w:left="0" w:leftChars="0" w:right="0" w:rightChars="0" w:firstLine="0" w:firstLineChars="0"/>
+              <w:ind w:left="0" w:right="0" w:firstLine="0" w:leftChars="0" w:rightChars="0" w:firstLineChars="0"/>
               <w:jc w:val="center"/>
               <w:textAlignment w:val="baseline"/>
             </w:pPr>
@@ -1902,7 +1875,7 @@
           </w:tcPr>
           <w:p>
             <w:pPr>
-              <w:pStyle w:val="27"/>
+              <w:pStyle w:val="TableText"/>
               <w:keepNext w:val="0"/>
               <w:keepLines w:val="0"/>
               <w:pageBreakBefore w:val="0"/>
@@ -1915,7 +1888,7 @@
               <w:bidi w:val="0"/>
               <w:adjustRightInd w:val="0"/>
               <w:snapToGrid w:val="0"/>
-              <w:ind w:left="0" w:leftChars="0" w:right="0" w:rightChars="0" w:firstLine="0" w:firstLineChars="0"/>
+              <w:ind w:left="0" w:right="0" w:firstLine="0" w:leftChars="0" w:rightChars="0" w:firstLineChars="0"/>
               <w:jc w:val="center"/>
               <w:textAlignment w:val="baseline"/>
             </w:pPr>
@@ -1927,7 +1900,7 @@
           </w:tcPr>
           <w:p>
             <w:pPr>
-              <w:pStyle w:val="27"/>
+              <w:pStyle w:val="TableText"/>
               <w:keepNext w:val="0"/>
               <w:keepLines w:val="0"/>
               <w:pageBreakBefore w:val="0"/>
@@ -1940,7 +1913,7 @@
               <w:bidi w:val="0"/>
               <w:adjustRightInd w:val="0"/>
               <w:snapToGrid w:val="0"/>
-              <w:ind w:left="0" w:leftChars="0" w:right="0" w:rightChars="0" w:firstLine="0" w:firstLineChars="0"/>
+              <w:ind w:left="0" w:right="0" w:firstLine="0" w:leftChars="0" w:rightChars="0" w:firstLineChars="0"/>
               <w:jc w:val="center"/>
               <w:textAlignment w:val="baseline"/>
             </w:pPr>
@@ -1952,7 +1925,7 @@
           </w:tcPr>
           <w:p>
             <w:pPr>
-              <w:pStyle w:val="27"/>
+              <w:pStyle w:val="TableText"/>
               <w:keepNext w:val="0"/>
               <w:keepLines w:val="0"/>
               <w:pageBreakBefore w:val="0"/>
@@ -1965,7 +1938,7 @@
               <w:bidi w:val="0"/>
               <w:adjustRightInd w:val="0"/>
               <w:snapToGrid w:val="0"/>
-              <w:ind w:left="0" w:leftChars="0" w:right="0" w:rightChars="0" w:firstLine="0" w:firstLineChars="0"/>
+              <w:ind w:left="0" w:right="0" w:firstLine="0" w:leftChars="0" w:rightChars="0" w:firstLineChars="0"/>
               <w:jc w:val="center"/>
               <w:textAlignment w:val="baseline"/>
             </w:pPr>
@@ -1997,7 +1970,7 @@
     <w:sdt>
       <w:sdtPr>
         <w:rPr>
-          <w:rFonts w:hint="eastAsia" w:ascii="宋体" w:hAnsi="宋体" w:eastAsia="宋体" w:cs="宋体"/>
+          <w:rFonts w:ascii="宋体" w:eastAsia="宋体" w:hAnsi="宋体" w:cs="宋体" w:hint="eastAsia"/>
           <w:snapToGrid w:val="0"/>
           <w:color w:val="000000"/>
           <w:kern w:val="0"/>
@@ -2013,7 +1986,7 @@
       </w:sdtPr>
       <w:sdtEndPr>
         <w:rPr>
-          <w:rFonts w:hint="eastAsia" w:ascii="宋体" w:hAnsi="宋体" w:eastAsia="宋体" w:cs="宋体"/>
+          <w:rFonts w:ascii="宋体" w:eastAsia="宋体" w:hAnsi="宋体" w:cs="宋体" w:hint="eastAsia"/>
           <w:snapToGrid w:val="0"/>
           <w:color w:val="000000"/>
           <w:kern w:val="0"/>
@@ -2039,18 +2012,18 @@
             <w:adjustRightInd w:val="0"/>
             <w:snapToGrid w:val="0"/>
             <w:spacing w:before="0" w:beforeLines="0" w:after="0" w:afterLines="0" w:line="312" w:lineRule="auto"/>
-            <w:ind w:left="0" w:leftChars="0" w:right="0" w:rightChars="0" w:firstLine="0" w:firstLineChars="0"/>
+            <w:ind w:left="0" w:right="0" w:firstLine="0" w:leftChars="0" w:rightChars="0" w:firstLineChars="0"/>
             <w:jc w:val="center"/>
             <w:textAlignment w:val="baseline"/>
             <w:rPr>
-              <w:rFonts w:hint="eastAsia" w:ascii="宋体" w:hAnsi="宋体" w:eastAsia="宋体" w:cs="宋体"/>
+              <w:rFonts w:ascii="宋体" w:eastAsia="宋体" w:hAnsi="宋体" w:cs="宋体" w:hint="eastAsia"/>
               <w:sz w:val="24"/>
               <w:szCs w:val="24"/>
             </w:rPr>
           </w:pPr>
           <w:r>
             <w:rPr>
-              <w:rFonts w:hint="eastAsia" w:ascii="宋体" w:hAnsi="宋体" w:eastAsia="宋体" w:cs="宋体"/>
+              <w:rFonts w:ascii="宋体" w:eastAsia="宋体" w:hAnsi="宋体" w:cs="宋体" w:hint="eastAsia"/>
               <w:sz w:val="24"/>
               <w:szCs w:val="24"/>
             </w:rPr>
@@ -2059,16 +2032,16 @@
         </w:p>
         <w:p>
           <w:pPr>
-            <w:pStyle w:val="16"/>
+            <w:pStyle w:val="TOC1"/>
             <w:tabs>
               <w:tab w:val="right" w:leader="dot" w:pos="8306"/>
             </w:tabs>
           </w:pPr>
-          <w:bookmarkStart w:id="16" w:name="_GoBack"/>
-          <w:bookmarkEnd w:id="16"/>
-          <w:r>
-            <w:rPr>
-              <w:rFonts w:hint="eastAsia" w:ascii="宋体" w:hAnsi="宋体" w:eastAsia="宋体" w:cs="宋体"/>
+          <w:bookmarkStart w:id="2" w:name="_GoBack"/>
+          <w:bookmarkEnd w:id="2"/>
+          <w:r>
+            <w:rPr>
+              <w:rFonts w:ascii="宋体" w:eastAsia="宋体" w:hAnsi="宋体" w:cs="宋体" w:hint="eastAsia"/>
               <w:sz w:val="24"/>
               <w:szCs w:val="24"/>
             </w:rPr>
@@ -2076,7 +2049,7 @@
           </w:r>
           <w:r>
             <w:rPr>
-              <w:rFonts w:hint="eastAsia" w:ascii="宋体" w:hAnsi="宋体" w:eastAsia="宋体" w:cs="宋体"/>
+              <w:rFonts w:ascii="宋体" w:eastAsia="宋体" w:hAnsi="宋体" w:cs="宋体" w:hint="eastAsia"/>
               <w:sz w:val="24"/>
               <w:szCs w:val="24"/>
             </w:rPr>
@@ -2084,7 +2057,7 @@
           </w:r>
           <w:r>
             <w:rPr>
-              <w:rFonts w:hint="eastAsia" w:ascii="宋体" w:hAnsi="宋体" w:eastAsia="宋体" w:cs="宋体"/>
+              <w:rFonts w:ascii="宋体" w:eastAsia="宋体" w:hAnsi="宋体" w:cs="宋体" w:hint="eastAsia"/>
               <w:sz w:val="24"/>
               <w:szCs w:val="24"/>
             </w:rPr>
@@ -2092,21 +2065,21 @@
           </w:r>
           <w:r>
             <w:rPr>
-              <w:rFonts w:hint="eastAsia" w:ascii="宋体" w:hAnsi="宋体" w:eastAsia="宋体" w:cs="宋体"/>
+              <w:rFonts w:ascii="宋体" w:eastAsia="宋体" w:hAnsi="宋体" w:cs="宋体" w:hint="eastAsia"/>
               <w:szCs w:val="24"/>
             </w:rPr>
             <w:fldChar w:fldCharType="begin"/>
           </w:r>
           <w:r>
             <w:rPr>
-              <w:rFonts w:hint="eastAsia" w:ascii="宋体" w:hAnsi="宋体" w:eastAsia="宋体" w:cs="宋体"/>
+              <w:rFonts w:ascii="宋体" w:eastAsia="宋体" w:hAnsi="宋体" w:cs="宋体" w:hint="eastAsia"/>
               <w:szCs w:val="24"/>
             </w:rPr>
             <w:instrText xml:space="preserve"> HYPERLINK \l _Toc1103 </w:instrText>
           </w:r>
           <w:r>
             <w:rPr>
-              <w:rFonts w:hint="eastAsia" w:ascii="宋体" w:hAnsi="宋体" w:eastAsia="宋体" w:cs="宋体"/>
+              <w:rFonts w:ascii="宋体" w:eastAsia="宋体" w:hAnsi="宋体" w:cs="宋体" w:hint="eastAsia"/>
               <w:szCs w:val="24"/>
             </w:rPr>
             <w:fldChar w:fldCharType="separate"/>
@@ -2138,7 +2111,7 @@
           </w:r>
           <w:r>
             <w:rPr>
-              <w:rFonts w:hint="eastAsia" w:ascii="宋体" w:hAnsi="宋体" w:eastAsia="宋体" w:cs="宋体"/>
+              <w:rFonts w:ascii="宋体" w:eastAsia="宋体" w:hAnsi="宋体" w:cs="宋体" w:hint="eastAsia"/>
               <w:szCs w:val="24"/>
             </w:rPr>
             <w:fldChar w:fldCharType="end"/>
@@ -2146,28 +2119,28 @@
         </w:p>
         <w:p>
           <w:pPr>
-            <w:pStyle w:val="16"/>
+            <w:pStyle w:val="TOC1"/>
             <w:tabs>
               <w:tab w:val="right" w:leader="dot" w:pos="8306"/>
             </w:tabs>
           </w:pPr>
           <w:r>
             <w:rPr>
-              <w:rFonts w:hint="eastAsia" w:ascii="宋体" w:hAnsi="宋体" w:eastAsia="宋体" w:cs="宋体"/>
+              <w:rFonts w:ascii="宋体" w:eastAsia="宋体" w:hAnsi="宋体" w:cs="宋体" w:hint="eastAsia"/>
               <w:szCs w:val="24"/>
             </w:rPr>
             <w:fldChar w:fldCharType="begin"/>
           </w:r>
           <w:r>
             <w:rPr>
-              <w:rFonts w:hint="eastAsia" w:ascii="宋体" w:hAnsi="宋体" w:eastAsia="宋体" w:cs="宋体"/>
+              <w:rFonts w:ascii="宋体" w:eastAsia="宋体" w:hAnsi="宋体" w:cs="宋体" w:hint="eastAsia"/>
               <w:szCs w:val="24"/>
             </w:rPr>
             <w:instrText xml:space="preserve"> HYPERLINK \l _Toc16786 </w:instrText>
           </w:r>
           <w:r>
             <w:rPr>
-              <w:rFonts w:hint="eastAsia" w:ascii="宋体" w:hAnsi="宋体" w:eastAsia="宋体" w:cs="宋体"/>
+              <w:rFonts w:ascii="宋体" w:eastAsia="宋体" w:hAnsi="宋体" w:cs="宋体" w:hint="eastAsia"/>
               <w:szCs w:val="24"/>
             </w:rPr>
             <w:fldChar w:fldCharType="separate"/>
@@ -2199,7 +2172,7 @@
           </w:r>
           <w:r>
             <w:rPr>
-              <w:rFonts w:hint="eastAsia" w:ascii="宋体" w:hAnsi="宋体" w:eastAsia="宋体" w:cs="宋体"/>
+              <w:rFonts w:ascii="宋体" w:eastAsia="宋体" w:hAnsi="宋体" w:cs="宋体" w:hint="eastAsia"/>
               <w:szCs w:val="24"/>
             </w:rPr>
             <w:fldChar w:fldCharType="end"/>
@@ -2207,28 +2180,28 @@
         </w:p>
         <w:p>
           <w:pPr>
-            <w:pStyle w:val="16"/>
+            <w:pStyle w:val="TOC1"/>
             <w:tabs>
               <w:tab w:val="right" w:leader="dot" w:pos="8306"/>
             </w:tabs>
           </w:pPr>
           <w:r>
             <w:rPr>
-              <w:rFonts w:hint="eastAsia" w:ascii="宋体" w:hAnsi="宋体" w:eastAsia="宋体" w:cs="宋体"/>
+              <w:rFonts w:ascii="宋体" w:eastAsia="宋体" w:hAnsi="宋体" w:cs="宋体" w:hint="eastAsia"/>
               <w:szCs w:val="24"/>
             </w:rPr>
             <w:fldChar w:fldCharType="begin"/>
           </w:r>
           <w:r>
             <w:rPr>
-              <w:rFonts w:hint="eastAsia" w:ascii="宋体" w:hAnsi="宋体" w:eastAsia="宋体" w:cs="宋体"/>
+              <w:rFonts w:ascii="宋体" w:eastAsia="宋体" w:hAnsi="宋体" w:cs="宋体" w:hint="eastAsia"/>
               <w:szCs w:val="24"/>
             </w:rPr>
             <w:instrText xml:space="preserve"> HYPERLINK \l _Toc30945 </w:instrText>
           </w:r>
           <w:r>
             <w:rPr>
-              <w:rFonts w:hint="eastAsia" w:ascii="宋体" w:hAnsi="宋体" w:eastAsia="宋体" w:cs="宋体"/>
+              <w:rFonts w:ascii="宋体" w:eastAsia="宋体" w:hAnsi="宋体" w:cs="宋体" w:hint="eastAsia"/>
               <w:szCs w:val="24"/>
             </w:rPr>
             <w:fldChar w:fldCharType="separate"/>
@@ -2260,7 +2233,7 @@
           </w:r>
           <w:r>
             <w:rPr>
-              <w:rFonts w:hint="eastAsia" w:ascii="宋体" w:hAnsi="宋体" w:eastAsia="宋体" w:cs="宋体"/>
+              <w:rFonts w:ascii="宋体" w:eastAsia="宋体" w:hAnsi="宋体" w:cs="宋体" w:hint="eastAsia"/>
               <w:szCs w:val="24"/>
             </w:rPr>
             <w:fldChar w:fldCharType="end"/>
@@ -2268,28 +2241,28 @@
         </w:p>
         <w:p>
           <w:pPr>
-            <w:pStyle w:val="16"/>
+            <w:pStyle w:val="TOC1"/>
             <w:tabs>
               <w:tab w:val="right" w:leader="dot" w:pos="8306"/>
             </w:tabs>
           </w:pPr>
           <w:r>
             <w:rPr>
-              <w:rFonts w:hint="eastAsia" w:ascii="宋体" w:hAnsi="宋体" w:eastAsia="宋体" w:cs="宋体"/>
+              <w:rFonts w:ascii="宋体" w:eastAsia="宋体" w:hAnsi="宋体" w:cs="宋体" w:hint="eastAsia"/>
               <w:szCs w:val="24"/>
             </w:rPr>
             <w:fldChar w:fldCharType="begin"/>
           </w:r>
           <w:r>
             <w:rPr>
-              <w:rFonts w:hint="eastAsia" w:ascii="宋体" w:hAnsi="宋体" w:eastAsia="宋体" w:cs="宋体"/>
+              <w:rFonts w:ascii="宋体" w:eastAsia="宋体" w:hAnsi="宋体" w:cs="宋体" w:hint="eastAsia"/>
               <w:szCs w:val="24"/>
             </w:rPr>
             <w:instrText xml:space="preserve"> HYPERLINK \l _Toc1950 </w:instrText>
           </w:r>
           <w:r>
             <w:rPr>
-              <w:rFonts w:hint="eastAsia" w:ascii="宋体" w:hAnsi="宋体" w:eastAsia="宋体" w:cs="宋体"/>
+              <w:rFonts w:ascii="宋体" w:eastAsia="宋体" w:hAnsi="宋体" w:cs="宋体" w:hint="eastAsia"/>
               <w:szCs w:val="24"/>
             </w:rPr>
             <w:fldChar w:fldCharType="separate"/>
@@ -2321,7 +2294,7 @@
           </w:r>
           <w:r>
             <w:rPr>
-              <w:rFonts w:hint="eastAsia" w:ascii="宋体" w:hAnsi="宋体" w:eastAsia="宋体" w:cs="宋体"/>
+              <w:rFonts w:ascii="宋体" w:eastAsia="宋体" w:hAnsi="宋体" w:cs="宋体" w:hint="eastAsia"/>
               <w:szCs w:val="24"/>
             </w:rPr>
             <w:fldChar w:fldCharType="end"/>
@@ -2329,28 +2302,28 @@
         </w:p>
         <w:p>
           <w:pPr>
-            <w:pStyle w:val="16"/>
+            <w:pStyle w:val="TOC1"/>
             <w:tabs>
               <w:tab w:val="right" w:leader="dot" w:pos="8306"/>
             </w:tabs>
           </w:pPr>
           <w:r>
             <w:rPr>
-              <w:rFonts w:hint="eastAsia" w:ascii="宋体" w:hAnsi="宋体" w:eastAsia="宋体" w:cs="宋体"/>
+              <w:rFonts w:ascii="宋体" w:eastAsia="宋体" w:hAnsi="宋体" w:cs="宋体" w:hint="eastAsia"/>
               <w:szCs w:val="24"/>
             </w:rPr>
             <w:fldChar w:fldCharType="begin"/>
           </w:r>
           <w:r>
             <w:rPr>
-              <w:rFonts w:hint="eastAsia" w:ascii="宋体" w:hAnsi="宋体" w:eastAsia="宋体" w:cs="宋体"/>
+              <w:rFonts w:ascii="宋体" w:eastAsia="宋体" w:hAnsi="宋体" w:cs="宋体" w:hint="eastAsia"/>
               <w:szCs w:val="24"/>
             </w:rPr>
             <w:instrText xml:space="preserve"> HYPERLINK \l _Toc30621 </w:instrText>
           </w:r>
           <w:r>
             <w:rPr>
-              <w:rFonts w:hint="eastAsia" w:ascii="宋体" w:hAnsi="宋体" w:eastAsia="宋体" w:cs="宋体"/>
+              <w:rFonts w:ascii="宋体" w:eastAsia="宋体" w:hAnsi="宋体" w:cs="宋体" w:hint="eastAsia"/>
               <w:szCs w:val="24"/>
             </w:rPr>
             <w:fldChar w:fldCharType="separate"/>
@@ -2382,7 +2355,7 @@
           </w:r>
           <w:r>
             <w:rPr>
-              <w:rFonts w:hint="eastAsia" w:ascii="宋体" w:hAnsi="宋体" w:eastAsia="宋体" w:cs="宋体"/>
+              <w:rFonts w:ascii="宋体" w:eastAsia="宋体" w:hAnsi="宋体" w:cs="宋体" w:hint="eastAsia"/>
               <w:szCs w:val="24"/>
             </w:rPr>
             <w:fldChar w:fldCharType="end"/>
@@ -2390,28 +2363,28 @@
         </w:p>
         <w:p>
           <w:pPr>
-            <w:pStyle w:val="17"/>
+            <w:pStyle w:val="TOC2"/>
             <w:tabs>
               <w:tab w:val="right" w:leader="dot" w:pos="8306"/>
             </w:tabs>
           </w:pPr>
           <w:r>
             <w:rPr>
-              <w:rFonts w:hint="eastAsia" w:ascii="宋体" w:hAnsi="宋体" w:eastAsia="宋体" w:cs="宋体"/>
+              <w:rFonts w:ascii="宋体" w:eastAsia="宋体" w:hAnsi="宋体" w:cs="宋体" w:hint="eastAsia"/>
               <w:szCs w:val="24"/>
             </w:rPr>
             <w:fldChar w:fldCharType="begin"/>
           </w:r>
           <w:r>
             <w:rPr>
-              <w:rFonts w:hint="eastAsia" w:ascii="宋体" w:hAnsi="宋体" w:eastAsia="宋体" w:cs="宋体"/>
+              <w:rFonts w:ascii="宋体" w:eastAsia="宋体" w:hAnsi="宋体" w:cs="宋体" w:hint="eastAsia"/>
               <w:szCs w:val="24"/>
             </w:rPr>
             <w:instrText xml:space="preserve"> HYPERLINK \l _Toc25712 </w:instrText>
           </w:r>
           <w:r>
             <w:rPr>
-              <w:rFonts w:hint="eastAsia" w:ascii="宋体" w:hAnsi="宋体" w:eastAsia="宋体" w:cs="宋体"/>
+              <w:rFonts w:ascii="宋体" w:eastAsia="宋体" w:hAnsi="宋体" w:cs="宋体" w:hint="eastAsia"/>
               <w:szCs w:val="24"/>
             </w:rPr>
             <w:fldChar w:fldCharType="separate"/>
@@ -2471,7 +2444,7 @@
           </w:r>
           <w:r>
             <w:rPr>
-              <w:rFonts w:hint="eastAsia" w:ascii="宋体" w:hAnsi="宋体" w:eastAsia="宋体" w:cs="宋体"/>
+              <w:rFonts w:ascii="宋体" w:eastAsia="宋体" w:hAnsi="宋体" w:cs="宋体" w:hint="eastAsia"/>
               <w:szCs w:val="24"/>
             </w:rPr>
             <w:fldChar w:fldCharType="end"/>
@@ -2479,28 +2452,28 @@
         </w:p>
         <w:p>
           <w:pPr>
-            <w:pStyle w:val="17"/>
+            <w:pStyle w:val="TOC2"/>
             <w:tabs>
               <w:tab w:val="right" w:leader="dot" w:pos="8306"/>
             </w:tabs>
           </w:pPr>
           <w:r>
             <w:rPr>
-              <w:rFonts w:hint="eastAsia" w:ascii="宋体" w:hAnsi="宋体" w:eastAsia="宋体" w:cs="宋体"/>
+              <w:rFonts w:ascii="宋体" w:eastAsia="宋体" w:hAnsi="宋体" w:cs="宋体" w:hint="eastAsia"/>
               <w:szCs w:val="24"/>
             </w:rPr>
             <w:fldChar w:fldCharType="begin"/>
           </w:r>
           <w:r>
             <w:rPr>
-              <w:rFonts w:hint="eastAsia" w:ascii="宋体" w:hAnsi="宋体" w:eastAsia="宋体" w:cs="宋体"/>
+              <w:rFonts w:ascii="宋体" w:eastAsia="宋体" w:hAnsi="宋体" w:cs="宋体" w:hint="eastAsia"/>
               <w:szCs w:val="24"/>
             </w:rPr>
             <w:instrText xml:space="preserve"> HYPERLINK \l _Toc29497 </w:instrText>
           </w:r>
           <w:r>
             <w:rPr>
-              <w:rFonts w:hint="eastAsia" w:ascii="宋体" w:hAnsi="宋体" w:eastAsia="宋体" w:cs="宋体"/>
+              <w:rFonts w:ascii="宋体" w:eastAsia="宋体" w:hAnsi="宋体" w:cs="宋体" w:hint="eastAsia"/>
               <w:szCs w:val="24"/>
             </w:rPr>
             <w:fldChar w:fldCharType="separate"/>
@@ -2560,7 +2533,7 @@
           </w:r>
           <w:r>
             <w:rPr>
-              <w:rFonts w:hint="eastAsia" w:ascii="宋体" w:hAnsi="宋体" w:eastAsia="宋体" w:cs="宋体"/>
+              <w:rFonts w:ascii="宋体" w:eastAsia="宋体" w:hAnsi="宋体" w:cs="宋体" w:hint="eastAsia"/>
               <w:szCs w:val="24"/>
             </w:rPr>
             <w:fldChar w:fldCharType="end"/>
@@ -2568,28 +2541,28 @@
         </w:p>
         <w:p>
           <w:pPr>
-            <w:pStyle w:val="17"/>
+            <w:pStyle w:val="TOC2"/>
             <w:tabs>
               <w:tab w:val="right" w:leader="dot" w:pos="8306"/>
             </w:tabs>
           </w:pPr>
           <w:r>
             <w:rPr>
-              <w:rFonts w:hint="eastAsia" w:ascii="宋体" w:hAnsi="宋体" w:eastAsia="宋体" w:cs="宋体"/>
+              <w:rFonts w:ascii="宋体" w:eastAsia="宋体" w:hAnsi="宋体" w:cs="宋体" w:hint="eastAsia"/>
               <w:szCs w:val="24"/>
             </w:rPr>
             <w:fldChar w:fldCharType="begin"/>
           </w:r>
           <w:r>
             <w:rPr>
-              <w:rFonts w:hint="eastAsia" w:ascii="宋体" w:hAnsi="宋体" w:eastAsia="宋体" w:cs="宋体"/>
+              <w:rFonts w:ascii="宋体" w:eastAsia="宋体" w:hAnsi="宋体" w:cs="宋体" w:hint="eastAsia"/>
               <w:szCs w:val="24"/>
             </w:rPr>
             <w:instrText xml:space="preserve"> HYPERLINK \l _Toc25606 </w:instrText>
           </w:r>
           <w:r>
             <w:rPr>
-              <w:rFonts w:hint="eastAsia" w:ascii="宋体" w:hAnsi="宋体" w:eastAsia="宋体" w:cs="宋体"/>
+              <w:rFonts w:ascii="宋体" w:eastAsia="宋体" w:hAnsi="宋体" w:cs="宋体" w:hint="eastAsia"/>
               <w:szCs w:val="24"/>
             </w:rPr>
             <w:fldChar w:fldCharType="separate"/>
@@ -2649,7 +2622,7 @@
           </w:r>
           <w:r>
             <w:rPr>
-              <w:rFonts w:hint="eastAsia" w:ascii="宋体" w:hAnsi="宋体" w:eastAsia="宋体" w:cs="宋体"/>
+              <w:rFonts w:ascii="宋体" w:eastAsia="宋体" w:hAnsi="宋体" w:cs="宋体" w:hint="eastAsia"/>
               <w:szCs w:val="24"/>
             </w:rPr>
             <w:fldChar w:fldCharType="end"/>
@@ -2657,28 +2630,28 @@
         </w:p>
         <w:p>
           <w:pPr>
-            <w:pStyle w:val="16"/>
+            <w:pStyle w:val="TOC1"/>
             <w:tabs>
               <w:tab w:val="right" w:leader="dot" w:pos="8306"/>
             </w:tabs>
           </w:pPr>
           <w:r>
             <w:rPr>
-              <w:rFonts w:hint="eastAsia" w:ascii="宋体" w:hAnsi="宋体" w:eastAsia="宋体" w:cs="宋体"/>
+              <w:rFonts w:ascii="宋体" w:eastAsia="宋体" w:hAnsi="宋体" w:cs="宋体" w:hint="eastAsia"/>
               <w:szCs w:val="24"/>
             </w:rPr>
             <w:fldChar w:fldCharType="begin"/>
           </w:r>
           <w:r>
             <w:rPr>
-              <w:rFonts w:hint="eastAsia" w:ascii="宋体" w:hAnsi="宋体" w:eastAsia="宋体" w:cs="宋体"/>
+              <w:rFonts w:ascii="宋体" w:eastAsia="宋体" w:hAnsi="宋体" w:cs="宋体" w:hint="eastAsia"/>
               <w:szCs w:val="24"/>
             </w:rPr>
             <w:instrText xml:space="preserve"> HYPERLINK \l _Toc9045 </w:instrText>
           </w:r>
           <w:r>
             <w:rPr>
-              <w:rFonts w:hint="eastAsia" w:ascii="宋体" w:hAnsi="宋体" w:eastAsia="宋体" w:cs="宋体"/>
+              <w:rFonts w:ascii="宋体" w:eastAsia="宋体" w:hAnsi="宋体" w:cs="宋体" w:hint="eastAsia"/>
               <w:szCs w:val="24"/>
             </w:rPr>
             <w:fldChar w:fldCharType="separate"/>
@@ -2710,7 +2683,7 @@
           </w:r>
           <w:r>
             <w:rPr>
-              <w:rFonts w:hint="eastAsia" w:ascii="宋体" w:hAnsi="宋体" w:eastAsia="宋体" w:cs="宋体"/>
+              <w:rFonts w:ascii="宋体" w:eastAsia="宋体" w:hAnsi="宋体" w:cs="宋体" w:hint="eastAsia"/>
               <w:szCs w:val="24"/>
             </w:rPr>
             <w:fldChar w:fldCharType="end"/>
@@ -2718,28 +2691,28 @@
         </w:p>
         <w:p>
           <w:pPr>
-            <w:pStyle w:val="17"/>
+            <w:pStyle w:val="TOC2"/>
             <w:tabs>
               <w:tab w:val="right" w:leader="dot" w:pos="8306"/>
             </w:tabs>
           </w:pPr>
           <w:r>
             <w:rPr>
-              <w:rFonts w:hint="eastAsia" w:ascii="宋体" w:hAnsi="宋体" w:eastAsia="宋体" w:cs="宋体"/>
+              <w:rFonts w:ascii="宋体" w:eastAsia="宋体" w:hAnsi="宋体" w:cs="宋体" w:hint="eastAsia"/>
               <w:szCs w:val="24"/>
             </w:rPr>
             <w:fldChar w:fldCharType="begin"/>
           </w:r>
           <w:r>
             <w:rPr>
-              <w:rFonts w:hint="eastAsia" w:ascii="宋体" w:hAnsi="宋体" w:eastAsia="宋体" w:cs="宋体"/>
+              <w:rFonts w:ascii="宋体" w:eastAsia="宋体" w:hAnsi="宋体" w:cs="宋体" w:hint="eastAsia"/>
               <w:szCs w:val="24"/>
             </w:rPr>
             <w:instrText xml:space="preserve"> HYPERLINK \l _Toc13491 </w:instrText>
           </w:r>
           <w:r>
             <w:rPr>
-              <w:rFonts w:hint="eastAsia" w:ascii="宋体" w:hAnsi="宋体" w:eastAsia="宋体" w:cs="宋体"/>
+              <w:rFonts w:ascii="宋体" w:eastAsia="宋体" w:hAnsi="宋体" w:cs="宋体" w:hint="eastAsia"/>
               <w:szCs w:val="24"/>
             </w:rPr>
             <w:fldChar w:fldCharType="separate"/>
@@ -2771,7 +2744,7 @@
           </w:r>
           <w:r>
             <w:rPr>
-              <w:rFonts w:hint="eastAsia" w:ascii="宋体" w:hAnsi="宋体" w:eastAsia="宋体" w:cs="宋体"/>
+              <w:rFonts w:ascii="宋体" w:eastAsia="宋体" w:hAnsi="宋体" w:cs="宋体" w:hint="eastAsia"/>
               <w:szCs w:val="24"/>
             </w:rPr>
             <w:fldChar w:fldCharType="end"/>
@@ -2779,28 +2752,28 @@
         </w:p>
         <w:p>
           <w:pPr>
-            <w:pStyle w:val="17"/>
+            <w:pStyle w:val="TOC2"/>
             <w:tabs>
               <w:tab w:val="right" w:leader="dot" w:pos="8306"/>
             </w:tabs>
           </w:pPr>
           <w:r>
             <w:rPr>
-              <w:rFonts w:hint="eastAsia" w:ascii="宋体" w:hAnsi="宋体" w:eastAsia="宋体" w:cs="宋体"/>
+              <w:rFonts w:ascii="宋体" w:eastAsia="宋体" w:hAnsi="宋体" w:cs="宋体" w:hint="eastAsia"/>
               <w:szCs w:val="24"/>
             </w:rPr>
             <w:fldChar w:fldCharType="begin"/>
           </w:r>
           <w:r>
             <w:rPr>
-              <w:rFonts w:hint="eastAsia" w:ascii="宋体" w:hAnsi="宋体" w:eastAsia="宋体" w:cs="宋体"/>
+              <w:rFonts w:ascii="宋体" w:eastAsia="宋体" w:hAnsi="宋体" w:cs="宋体" w:hint="eastAsia"/>
               <w:szCs w:val="24"/>
             </w:rPr>
             <w:instrText xml:space="preserve"> HYPERLINK \l _Toc17763 </w:instrText>
           </w:r>
           <w:r>
             <w:rPr>
-              <w:rFonts w:hint="eastAsia" w:ascii="宋体" w:hAnsi="宋体" w:eastAsia="宋体" w:cs="宋体"/>
+              <w:rFonts w:ascii="宋体" w:eastAsia="宋体" w:hAnsi="宋体" w:cs="宋体" w:hint="eastAsia"/>
               <w:szCs w:val="24"/>
             </w:rPr>
             <w:fldChar w:fldCharType="separate"/>
@@ -2832,7 +2805,7 @@
           </w:r>
           <w:r>
             <w:rPr>
-              <w:rFonts w:hint="eastAsia" w:ascii="宋体" w:hAnsi="宋体" w:eastAsia="宋体" w:cs="宋体"/>
+              <w:rFonts w:ascii="宋体" w:eastAsia="宋体" w:hAnsi="宋体" w:cs="宋体" w:hint="eastAsia"/>
               <w:szCs w:val="24"/>
             </w:rPr>
             <w:fldChar w:fldCharType="end"/>
@@ -2840,28 +2813,28 @@
         </w:p>
         <w:p>
           <w:pPr>
-            <w:pStyle w:val="17"/>
+            <w:pStyle w:val="TOC2"/>
             <w:tabs>
               <w:tab w:val="right" w:leader="dot" w:pos="8306"/>
             </w:tabs>
           </w:pPr>
           <w:r>
             <w:rPr>
-              <w:rFonts w:hint="eastAsia" w:ascii="宋体" w:hAnsi="宋体" w:eastAsia="宋体" w:cs="宋体"/>
+              <w:rFonts w:ascii="宋体" w:eastAsia="宋体" w:hAnsi="宋体" w:cs="宋体" w:hint="eastAsia"/>
               <w:szCs w:val="24"/>
             </w:rPr>
             <w:fldChar w:fldCharType="begin"/>
           </w:r>
           <w:r>
             <w:rPr>
-              <w:rFonts w:hint="eastAsia" w:ascii="宋体" w:hAnsi="宋体" w:eastAsia="宋体" w:cs="宋体"/>
+              <w:rFonts w:ascii="宋体" w:eastAsia="宋体" w:hAnsi="宋体" w:cs="宋体" w:hint="eastAsia"/>
               <w:szCs w:val="24"/>
             </w:rPr>
             <w:instrText xml:space="preserve"> HYPERLINK \l _Toc27880 </w:instrText>
           </w:r>
           <w:r>
             <w:rPr>
-              <w:rFonts w:hint="eastAsia" w:ascii="宋体" w:hAnsi="宋体" w:eastAsia="宋体" w:cs="宋体"/>
+              <w:rFonts w:ascii="宋体" w:eastAsia="宋体" w:hAnsi="宋体" w:cs="宋体" w:hint="eastAsia"/>
               <w:szCs w:val="24"/>
             </w:rPr>
             <w:fldChar w:fldCharType="separate"/>
@@ -2893,7 +2866,7 @@
           </w:r>
           <w:r>
             <w:rPr>
-              <w:rFonts w:hint="eastAsia" w:ascii="宋体" w:hAnsi="宋体" w:eastAsia="宋体" w:cs="宋体"/>
+              <w:rFonts w:ascii="宋体" w:eastAsia="宋体" w:hAnsi="宋体" w:cs="宋体" w:hint="eastAsia"/>
               <w:szCs w:val="24"/>
             </w:rPr>
             <w:fldChar w:fldCharType="end"/>
@@ -2901,28 +2874,28 @@
         </w:p>
         <w:p>
           <w:pPr>
-            <w:pStyle w:val="16"/>
+            <w:pStyle w:val="TOC1"/>
             <w:tabs>
               <w:tab w:val="right" w:leader="dot" w:pos="8306"/>
             </w:tabs>
           </w:pPr>
           <w:r>
             <w:rPr>
-              <w:rFonts w:hint="eastAsia" w:ascii="宋体" w:hAnsi="宋体" w:eastAsia="宋体" w:cs="宋体"/>
+              <w:rFonts w:ascii="宋体" w:eastAsia="宋体" w:hAnsi="宋体" w:cs="宋体" w:hint="eastAsia"/>
               <w:szCs w:val="24"/>
             </w:rPr>
             <w:fldChar w:fldCharType="begin"/>
           </w:r>
           <w:r>
             <w:rPr>
-              <w:rFonts w:hint="eastAsia" w:ascii="宋体" w:hAnsi="宋体" w:eastAsia="宋体" w:cs="宋体"/>
+              <w:rFonts w:ascii="宋体" w:eastAsia="宋体" w:hAnsi="宋体" w:cs="宋体" w:hint="eastAsia"/>
               <w:szCs w:val="24"/>
             </w:rPr>
             <w:instrText xml:space="preserve"> HYPERLINK \l _Toc12749 </w:instrText>
           </w:r>
           <w:r>
             <w:rPr>
-              <w:rFonts w:hint="eastAsia" w:ascii="宋体" w:hAnsi="宋体" w:eastAsia="宋体" w:cs="宋体"/>
+              <w:rFonts w:ascii="宋体" w:eastAsia="宋体" w:hAnsi="宋体" w:cs="宋体" w:hint="eastAsia"/>
               <w:szCs w:val="24"/>
             </w:rPr>
             <w:fldChar w:fldCharType="separate"/>
@@ -2954,7 +2927,7 @@
           </w:r>
           <w:r>
             <w:rPr>
-              <w:rFonts w:hint="eastAsia" w:ascii="宋体" w:hAnsi="宋体" w:eastAsia="宋体" w:cs="宋体"/>
+              <w:rFonts w:ascii="宋体" w:eastAsia="宋体" w:hAnsi="宋体" w:cs="宋体" w:hint="eastAsia"/>
               <w:szCs w:val="24"/>
             </w:rPr>
             <w:fldChar w:fldCharType="end"/>
@@ -2962,28 +2935,28 @@
         </w:p>
         <w:p>
           <w:pPr>
-            <w:pStyle w:val="17"/>
+            <w:pStyle w:val="TOC2"/>
             <w:tabs>
               <w:tab w:val="right" w:leader="dot" w:pos="8306"/>
             </w:tabs>
           </w:pPr>
           <w:r>
             <w:rPr>
-              <w:rFonts w:hint="eastAsia" w:ascii="宋体" w:hAnsi="宋体" w:eastAsia="宋体" w:cs="宋体"/>
+              <w:rFonts w:ascii="宋体" w:eastAsia="宋体" w:hAnsi="宋体" w:cs="宋体" w:hint="eastAsia"/>
               <w:szCs w:val="24"/>
             </w:rPr>
             <w:fldChar w:fldCharType="begin"/>
           </w:r>
           <w:r>
             <w:rPr>
-              <w:rFonts w:hint="eastAsia" w:ascii="宋体" w:hAnsi="宋体" w:eastAsia="宋体" w:cs="宋体"/>
+              <w:rFonts w:ascii="宋体" w:eastAsia="宋体" w:hAnsi="宋体" w:cs="宋体" w:hint="eastAsia"/>
               <w:szCs w:val="24"/>
             </w:rPr>
             <w:instrText xml:space="preserve"> HYPERLINK \l _Toc6196 </w:instrText>
           </w:r>
           <w:r>
             <w:rPr>
-              <w:rFonts w:hint="eastAsia" w:ascii="宋体" w:hAnsi="宋体" w:eastAsia="宋体" w:cs="宋体"/>
+              <w:rFonts w:ascii="宋体" w:eastAsia="宋体" w:hAnsi="宋体" w:cs="宋体" w:hint="eastAsia"/>
               <w:szCs w:val="24"/>
             </w:rPr>
             <w:fldChar w:fldCharType="separate"/>
@@ -3015,7 +2988,7 @@
           </w:r>
           <w:r>
             <w:rPr>
-              <w:rFonts w:hint="eastAsia" w:ascii="宋体" w:hAnsi="宋体" w:eastAsia="宋体" w:cs="宋体"/>
+              <w:rFonts w:ascii="宋体" w:eastAsia="宋体" w:hAnsi="宋体" w:cs="宋体" w:hint="eastAsia"/>
               <w:szCs w:val="24"/>
             </w:rPr>
             <w:fldChar w:fldCharType="end"/>
@@ -3023,28 +2996,28 @@
         </w:p>
         <w:p>
           <w:pPr>
-            <w:pStyle w:val="17"/>
+            <w:pStyle w:val="TOC2"/>
             <w:tabs>
               <w:tab w:val="right" w:leader="dot" w:pos="8306"/>
             </w:tabs>
           </w:pPr>
           <w:r>
             <w:rPr>
-              <w:rFonts w:hint="eastAsia" w:ascii="宋体" w:hAnsi="宋体" w:eastAsia="宋体" w:cs="宋体"/>
+              <w:rFonts w:ascii="宋体" w:eastAsia="宋体" w:hAnsi="宋体" w:cs="宋体" w:hint="eastAsia"/>
               <w:szCs w:val="24"/>
             </w:rPr>
             <w:fldChar w:fldCharType="begin"/>
           </w:r>
           <w:r>
             <w:rPr>
-              <w:rFonts w:hint="eastAsia" w:ascii="宋体" w:hAnsi="宋体" w:eastAsia="宋体" w:cs="宋体"/>
+              <w:rFonts w:ascii="宋体" w:eastAsia="宋体" w:hAnsi="宋体" w:cs="宋体" w:hint="eastAsia"/>
               <w:szCs w:val="24"/>
             </w:rPr>
             <w:instrText xml:space="preserve"> HYPERLINK \l _Toc20330 </w:instrText>
           </w:r>
           <w:r>
             <w:rPr>
-              <w:rFonts w:hint="eastAsia" w:ascii="宋体" w:hAnsi="宋体" w:eastAsia="宋体" w:cs="宋体"/>
+              <w:rFonts w:ascii="宋体" w:eastAsia="宋体" w:hAnsi="宋体" w:cs="宋体" w:hint="eastAsia"/>
               <w:szCs w:val="24"/>
             </w:rPr>
             <w:fldChar w:fldCharType="separate"/>
@@ -3076,7 +3049,7 @@
           </w:r>
           <w:r>
             <w:rPr>
-              <w:rFonts w:hint="eastAsia" w:ascii="宋体" w:hAnsi="宋体" w:eastAsia="宋体" w:cs="宋体"/>
+              <w:rFonts w:ascii="宋体" w:eastAsia="宋体" w:hAnsi="宋体" w:cs="宋体" w:hint="eastAsia"/>
               <w:szCs w:val="24"/>
             </w:rPr>
             <w:fldChar w:fldCharType="end"/>
@@ -3084,28 +3057,28 @@
         </w:p>
         <w:p>
           <w:pPr>
-            <w:pStyle w:val="16"/>
+            <w:pStyle w:val="TOC1"/>
             <w:tabs>
               <w:tab w:val="right" w:leader="dot" w:pos="8306"/>
             </w:tabs>
           </w:pPr>
           <w:r>
             <w:rPr>
-              <w:rFonts w:hint="eastAsia" w:ascii="宋体" w:hAnsi="宋体" w:eastAsia="宋体" w:cs="宋体"/>
+              <w:rFonts w:ascii="宋体" w:eastAsia="宋体" w:hAnsi="宋体" w:cs="宋体" w:hint="eastAsia"/>
               <w:szCs w:val="24"/>
             </w:rPr>
             <w:fldChar w:fldCharType="begin"/>
           </w:r>
           <w:r>
             <w:rPr>
-              <w:rFonts w:hint="eastAsia" w:ascii="宋体" w:hAnsi="宋体" w:eastAsia="宋体" w:cs="宋体"/>
+              <w:rFonts w:ascii="宋体" w:eastAsia="宋体" w:hAnsi="宋体" w:cs="宋体" w:hint="eastAsia"/>
               <w:szCs w:val="24"/>
             </w:rPr>
             <w:instrText xml:space="preserve"> HYPERLINK \l _Toc3444 </w:instrText>
           </w:r>
           <w:r>
             <w:rPr>
-              <w:rFonts w:hint="eastAsia" w:ascii="宋体" w:hAnsi="宋体" w:eastAsia="宋体" w:cs="宋体"/>
+              <w:rFonts w:ascii="宋体" w:eastAsia="宋体" w:hAnsi="宋体" w:cs="宋体" w:hint="eastAsia"/>
               <w:szCs w:val="24"/>
             </w:rPr>
             <w:fldChar w:fldCharType="separate"/>
@@ -3137,7 +3110,7 @@
           </w:r>
           <w:r>
             <w:rPr>
-              <w:rFonts w:hint="eastAsia" w:ascii="宋体" w:hAnsi="宋体" w:eastAsia="宋体" w:cs="宋体"/>
+              <w:rFonts w:ascii="宋体" w:eastAsia="宋体" w:hAnsi="宋体" w:cs="宋体" w:hint="eastAsia"/>
               <w:szCs w:val="24"/>
             </w:rPr>
             <w:fldChar w:fldCharType="end"/>
@@ -3161,7 +3134,7 @@
             <w:spacing w:line="312" w:lineRule="auto"/>
             <w:textAlignment w:val="baseline"/>
             <w:rPr>
-              <w:rFonts w:hint="eastAsia" w:ascii="宋体" w:hAnsi="宋体" w:eastAsia="宋体" w:cs="宋体"/>
+              <w:rFonts w:ascii="宋体" w:eastAsia="宋体" w:hAnsi="宋体" w:cs="宋体" w:hint="eastAsia"/>
               <w:snapToGrid w:val="0"/>
               <w:color w:val="000000"/>
               <w:kern w:val="0"/>
@@ -3172,7 +3145,7 @@
           </w:pPr>
           <w:r>
             <w:rPr>
-              <w:rFonts w:hint="eastAsia" w:ascii="宋体" w:hAnsi="宋体" w:eastAsia="宋体" w:cs="宋体"/>
+              <w:rFonts w:ascii="宋体" w:eastAsia="宋体" w:hAnsi="宋体" w:cs="宋体" w:hint="eastAsia"/>
               <w:szCs w:val="24"/>
             </w:rPr>
             <w:fldChar w:fldCharType="end"/>
@@ -3197,7 +3170,7 @@
         <w:snapToGrid w:val="0"/>
         <w:textAlignment w:val="baseline"/>
         <w:rPr>
-          <w:rFonts w:ascii="Arial" w:hAnsi="Arial" w:eastAsia="Arial" w:cs="Arial"/>
+          <w:rFonts w:ascii="Arial" w:eastAsia="Arial" w:hAnsi="Arial" w:cs="Arial"/>
           <w:snapToGrid w:val="0"/>
           <w:color w:val="000000"/>
           <w:kern w:val="0"/>
@@ -3208,7 +3181,7 @@
       </w:pPr>
       <w:r>
         <w:rPr>
-          <w:rFonts w:ascii="Arial" w:hAnsi="Arial" w:eastAsia="Arial" w:cs="Arial"/>
+          <w:rFonts w:ascii="Arial" w:eastAsia="Arial" w:hAnsi="Arial" w:cs="Arial"/>
           <w:snapToGrid w:val="0"/>
           <w:color w:val="000000"/>
           <w:kern w:val="0"/>
@@ -3221,14 +3194,14 @@
     </w:p>
     <w:p>
       <w:pPr>
-        <w:pStyle w:val="28"/>
+        <w:pStyle w:val="1"/>
         <w:bidi w:val="0"/>
         <w:rPr>
           <w:rFonts w:hint="default"/>
           <w:lang w:val="en-US" w:eastAsia="zh-CN"/>
         </w:rPr>
       </w:pPr>
-      <w:bookmarkStart w:id="2" w:name="_Toc30945"/>
+      <w:bookmarkStart w:id="3" w:name="_Toc30945"/>
       <w:r>
         <w:rPr>
           <w:rFonts w:hint="default"/>
@@ -3236,11 +3209,11 @@
         </w:rPr>
         <w:t>扩容工程概述</w:t>
       </w:r>
-      <w:bookmarkEnd w:id="2"/>
+      <w:bookmarkEnd w:id="3"/>
     </w:p>
     <w:p>
       <w:pPr>
-        <w:pStyle w:val="29"/>
+        <w:pStyle w:val="a1"/>
         <w:keepNext w:val="0"/>
         <w:keepLines w:val="0"/>
         <w:pageBreakBefore w:val="0"/>
@@ -3284,14 +3257,14 @@
     </w:p>
     <w:p>
       <w:pPr>
-        <w:pStyle w:val="28"/>
+        <w:pStyle w:val="1"/>
         <w:bidi w:val="0"/>
         <w:rPr>
           <w:rFonts w:hint="default"/>
           <w:lang w:val="en-US" w:eastAsia="zh-CN"/>
         </w:rPr>
       </w:pPr>
-      <w:bookmarkStart w:id="3" w:name="_Toc1950"/>
+      <w:bookmarkStart w:id="4" w:name="_Toc1950"/>
       <w:r>
         <w:rPr>
           <w:rFonts w:hint="default"/>
@@ -3299,11 +3272,11 @@
         </w:rPr>
         <w:t>扩容目标完成情况</w:t>
       </w:r>
-      <w:bookmarkEnd w:id="3"/>
+      <w:bookmarkEnd w:id="4"/>
     </w:p>
     <w:p>
       <w:pPr>
-        <w:pStyle w:val="29"/>
+        <w:pStyle w:val="a1"/>
         <w:keepNext w:val="0"/>
         <w:keepLines w:val="0"/>
         <w:pageBreakBefore w:val="0"/>
@@ -3333,19 +3306,18 @@
     </w:p>
     <w:tbl>
       <w:tblPr>
-        <w:tblStyle w:val="20"/>
+        <w:tblStyle w:val="TableNormal"/>
         <w:tblW w:w="8522" w:type="dxa"/>
         <w:jc w:val="center"/>
         <w:tblBorders>
-          <w:top w:val="none" w:color="auto" w:sz="0" w:space="0"/>
-          <w:left w:val="none" w:color="auto" w:sz="0" w:space="0"/>
-          <w:bottom w:val="none" w:color="auto" w:sz="0" w:space="0"/>
-          <w:right w:val="none" w:color="auto" w:sz="0" w:space="0"/>
-          <w:insideH w:val="none" w:color="auto" w:sz="0" w:space="0"/>
-          <w:insideV w:val="none" w:color="auto" w:sz="0" w:space="0"/>
+          <w:top w:val="nil"/>
+          <w:left w:val="nil"/>
+          <w:bottom w:val="nil"/>
+          <w:right w:val="nil"/>
+          <w:insideH w:val="nil"/>
+          <w:insideV w:val="nil"/>
         </w:tblBorders>
         <w:shd w:val="clear" w:color="auto" w:fill="auto"/>
-        <w:tblLayout w:type="autofit"/>
         <w:tblCellMar>
           <w:top w:w="15" w:type="dxa"/>
           <w:left w:w="15" w:type="dxa"/>
@@ -3362,14 +3334,17 @@
       </w:tblGrid>
       <w:tr>
         <w:tblPrEx>
+          <w:tblW w:w="8522" w:type="dxa"/>
+          <w:jc w:val="center"/>
           <w:tblBorders>
-            <w:top w:val="none" w:color="auto" w:sz="0" w:space="0"/>
-            <w:left w:val="none" w:color="auto" w:sz="0" w:space="0"/>
-            <w:bottom w:val="none" w:color="auto" w:sz="0" w:space="0"/>
-            <w:right w:val="none" w:color="auto" w:sz="0" w:space="0"/>
-            <w:insideH w:val="none" w:color="auto" w:sz="0" w:space="0"/>
-            <w:insideV w:val="none" w:color="auto" w:sz="0" w:space="0"/>
+            <w:top w:val="nil"/>
+            <w:left w:val="nil"/>
+            <w:bottom w:val="nil"/>
+            <w:right w:val="nil"/>
+            <w:insideH w:val="nil"/>
+            <w:insideV w:val="nil"/>
           </w:tblBorders>
+          <w:shd w:val="clear" w:color="auto" w:fill="auto"/>
           <w:tblCellMar>
             <w:top w:w="15" w:type="dxa"/>
             <w:left w:w="15" w:type="dxa"/>
@@ -3378,7 +3353,7 @@
           </w:tblCellMar>
         </w:tblPrEx>
         <w:trPr>
-          <w:trHeight w:val="0" w:hRule="atLeast"/>
+          <w:trHeight w:val="0"/>
           <w:tblHeader/>
           <w:jc w:val="center"/>
         </w:trPr>
@@ -3386,10 +3361,10 @@
           <w:tcPr>
             <w:tcW w:w="1115" w:type="dxa"/>
             <w:tcBorders>
-              <w:top w:val="single" w:color="auto" w:sz="12" w:space="0"/>
-              <w:left w:val="single" w:color="auto" w:sz="12" w:space="0"/>
-              <w:bottom w:val="single" w:color="auto" w:sz="4" w:space="0"/>
-              <w:right w:val="single" w:color="auto" w:sz="4" w:space="0"/>
+              <w:top w:val="single" w:sz="12" w:space="0" w:color="auto"/>
+              <w:left w:val="single" w:sz="12" w:space="0" w:color="auto"/>
+              <w:bottom w:val="single" w:sz="4" w:space="0" w:color="auto"/>
+              <w:right w:val="single" w:sz="4" w:space="0" w:color="auto"/>
             </w:tcBorders>
             <w:shd w:val="clear" w:color="auto" w:fill="auto"/>
             <w:tcMar>
@@ -3408,10 +3383,10 @@
               <w:suppressLineNumbers w:val="0"/>
               <w:snapToGrid w:val="0"/>
               <w:spacing w:line="240" w:lineRule="auto"/>
-              <w:ind w:left="0" w:leftChars="0" w:right="0" w:rightChars="0" w:firstLine="0" w:firstLineChars="0"/>
+              <w:ind w:left="0" w:right="0" w:firstLine="0" w:leftChars="0" w:rightChars="0" w:firstLineChars="0"/>
               <w:jc w:val="center"/>
               <w:rPr>
-                <w:rFonts w:ascii="Segoe UI" w:hAnsi="Segoe UI" w:eastAsia="Segoe UI" w:cs="Segoe UI"/>
+                <w:rFonts w:ascii="Segoe UI" w:eastAsia="Segoe UI" w:hAnsi="Segoe UI" w:cs="Segoe UI"/>
                 <w:b/>
                 <w:i w:val="0"/>
                 <w:iCs w:val="0"/>
@@ -3424,7 +3399,7 @@
             </w:pPr>
             <w:r>
               <w:rPr>
-                <w:rFonts w:hint="default" w:ascii="Segoe UI" w:hAnsi="Segoe UI" w:eastAsia="Segoe UI" w:cs="Segoe UI"/>
+                <w:rFonts w:ascii="Segoe UI" w:eastAsia="Segoe UI" w:hAnsi="Segoe UI" w:cs="Segoe UI" w:hint="default"/>
                 <w:b/>
                 <w:i w:val="0"/>
                 <w:iCs w:val="0"/>
@@ -3445,10 +3420,10 @@
           <w:tcPr>
             <w:tcW w:w="2499" w:type="dxa"/>
             <w:tcBorders>
-              <w:top w:val="single" w:color="auto" w:sz="12" w:space="0"/>
-              <w:left w:val="single" w:color="auto" w:sz="4" w:space="0"/>
-              <w:bottom w:val="single" w:color="auto" w:sz="4" w:space="0"/>
-              <w:right w:val="single" w:color="auto" w:sz="4" w:space="0"/>
+              <w:top w:val="single" w:sz="12" w:space="0" w:color="auto"/>
+              <w:left w:val="single" w:sz="4" w:space="0" w:color="auto"/>
+              <w:bottom w:val="single" w:sz="4" w:space="0" w:color="auto"/>
+              <w:right w:val="single" w:sz="4" w:space="0" w:color="auto"/>
             </w:tcBorders>
             <w:shd w:val="clear" w:color="auto" w:fill="auto"/>
             <w:tcMar>
@@ -3467,10 +3442,10 @@
               <w:suppressLineNumbers w:val="0"/>
               <w:snapToGrid w:val="0"/>
               <w:spacing w:line="240" w:lineRule="auto"/>
-              <w:ind w:left="0" w:leftChars="0" w:right="0" w:rightChars="0" w:firstLine="0" w:firstLineChars="0"/>
+              <w:ind w:left="0" w:right="0" w:firstLine="0" w:leftChars="0" w:rightChars="0" w:firstLineChars="0"/>
               <w:jc w:val="center"/>
               <w:rPr>
-                <w:rFonts w:hint="default" w:ascii="Segoe UI" w:hAnsi="Segoe UI" w:eastAsia="Segoe UI" w:cs="Segoe UI"/>
+                <w:rFonts w:ascii="Segoe UI" w:eastAsia="Segoe UI" w:hAnsi="Segoe UI" w:cs="Segoe UI" w:hint="default"/>
                 <w:b/>
                 <w:i w:val="0"/>
                 <w:iCs w:val="0"/>
@@ -3483,7 +3458,7 @@
             </w:pPr>
             <w:r>
               <w:rPr>
-                <w:rFonts w:hint="default" w:ascii="Segoe UI" w:hAnsi="Segoe UI" w:eastAsia="Segoe UI" w:cs="Segoe UI"/>
+                <w:rFonts w:ascii="Segoe UI" w:eastAsia="Segoe UI" w:hAnsi="Segoe UI" w:cs="Segoe UI" w:hint="default"/>
                 <w:b/>
                 <w:i w:val="0"/>
                 <w:iCs w:val="0"/>
@@ -3504,10 +3479,10 @@
           <w:tcPr>
             <w:tcW w:w="1902" w:type="dxa"/>
             <w:tcBorders>
-              <w:top w:val="single" w:color="auto" w:sz="12" w:space="0"/>
-              <w:left w:val="single" w:color="auto" w:sz="4" w:space="0"/>
-              <w:bottom w:val="single" w:color="auto" w:sz="4" w:space="0"/>
-              <w:right w:val="single" w:color="auto" w:sz="4" w:space="0"/>
+              <w:top w:val="single" w:sz="12" w:space="0" w:color="auto"/>
+              <w:left w:val="single" w:sz="4" w:space="0" w:color="auto"/>
+              <w:bottom w:val="single" w:sz="4" w:space="0" w:color="auto"/>
+              <w:right w:val="single" w:sz="4" w:space="0" w:color="auto"/>
             </w:tcBorders>
             <w:shd w:val="clear" w:color="auto" w:fill="auto"/>
             <w:tcMar>
@@ -3526,10 +3501,10 @@
               <w:suppressLineNumbers w:val="0"/>
               <w:snapToGrid w:val="0"/>
               <w:spacing w:line="240" w:lineRule="auto"/>
-              <w:ind w:left="0" w:leftChars="0" w:right="0" w:rightChars="0" w:firstLine="0" w:firstLineChars="0"/>
+              <w:ind w:left="0" w:right="0" w:firstLine="0" w:leftChars="0" w:rightChars="0" w:firstLineChars="0"/>
               <w:jc w:val="center"/>
               <w:rPr>
-                <w:rFonts w:hint="default" w:ascii="Segoe UI" w:hAnsi="Segoe UI" w:eastAsia="Segoe UI" w:cs="Segoe UI"/>
+                <w:rFonts w:ascii="Segoe UI" w:eastAsia="Segoe UI" w:hAnsi="Segoe UI" w:cs="Segoe UI" w:hint="default"/>
                 <w:b/>
                 <w:i w:val="0"/>
                 <w:iCs w:val="0"/>
@@ -3542,7 +3517,7 @@
             </w:pPr>
             <w:r>
               <w:rPr>
-                <w:rFonts w:hint="default" w:ascii="Segoe UI" w:hAnsi="Segoe UI" w:eastAsia="Segoe UI" w:cs="Segoe UI"/>
+                <w:rFonts w:ascii="Segoe UI" w:eastAsia="Segoe UI" w:hAnsi="Segoe UI" w:cs="Segoe UI" w:hint="default"/>
                 <w:b/>
                 <w:i w:val="0"/>
                 <w:iCs w:val="0"/>
@@ -3563,10 +3538,10 @@
           <w:tcPr>
             <w:tcW w:w="1842" w:type="dxa"/>
             <w:tcBorders>
-              <w:top w:val="single" w:color="auto" w:sz="12" w:space="0"/>
-              <w:left w:val="single" w:color="auto" w:sz="4" w:space="0"/>
-              <w:bottom w:val="single" w:color="auto" w:sz="4" w:space="0"/>
-              <w:right w:val="single" w:color="auto" w:sz="4" w:space="0"/>
+              <w:top w:val="single" w:sz="12" w:space="0" w:color="auto"/>
+              <w:left w:val="single" w:sz="4" w:space="0" w:color="auto"/>
+              <w:bottom w:val="single" w:sz="4" w:space="0" w:color="auto"/>
+              <w:right w:val="single" w:sz="4" w:space="0" w:color="auto"/>
             </w:tcBorders>
             <w:shd w:val="clear" w:color="auto" w:fill="auto"/>
             <w:tcMar>
@@ -3585,10 +3560,10 @@
               <w:suppressLineNumbers w:val="0"/>
               <w:snapToGrid w:val="0"/>
               <w:spacing w:line="240" w:lineRule="auto"/>
-              <w:ind w:left="0" w:leftChars="0" w:right="0" w:rightChars="0" w:firstLine="0" w:firstLineChars="0"/>
+              <w:ind w:left="0" w:right="0" w:firstLine="0" w:leftChars="0" w:rightChars="0" w:firstLineChars="0"/>
               <w:jc w:val="center"/>
               <w:rPr>
-                <w:rFonts w:hint="default" w:ascii="Segoe UI" w:hAnsi="Segoe UI" w:eastAsia="Segoe UI" w:cs="Segoe UI"/>
+                <w:rFonts w:ascii="Segoe UI" w:eastAsia="Segoe UI" w:hAnsi="Segoe UI" w:cs="Segoe UI" w:hint="default"/>
                 <w:b/>
                 <w:i w:val="0"/>
                 <w:iCs w:val="0"/>
@@ -3601,7 +3576,7 @@
             </w:pPr>
             <w:r>
               <w:rPr>
-                <w:rFonts w:hint="default" w:ascii="Segoe UI" w:hAnsi="Segoe UI" w:eastAsia="Segoe UI" w:cs="Segoe UI"/>
+                <w:rFonts w:ascii="Segoe UI" w:eastAsia="Segoe UI" w:hAnsi="Segoe UI" w:cs="Segoe UI" w:hint="default"/>
                 <w:b/>
                 <w:i w:val="0"/>
                 <w:iCs w:val="0"/>
@@ -3622,10 +3597,10 @@
           <w:tcPr>
             <w:tcW w:w="1164" w:type="dxa"/>
             <w:tcBorders>
-              <w:top w:val="single" w:color="auto" w:sz="12" w:space="0"/>
-              <w:left w:val="single" w:color="auto" w:sz="4" w:space="0"/>
-              <w:bottom w:val="single" w:color="auto" w:sz="4" w:space="0"/>
-              <w:right w:val="single" w:color="auto" w:sz="12" w:space="0"/>
+              <w:top w:val="single" w:sz="12" w:space="0" w:color="auto"/>
+              <w:left w:val="single" w:sz="4" w:space="0" w:color="auto"/>
+              <w:bottom w:val="single" w:sz="4" w:space="0" w:color="auto"/>
+              <w:right w:val="single" w:sz="12" w:space="0" w:color="auto"/>
             </w:tcBorders>
             <w:shd w:val="clear" w:color="auto" w:fill="auto"/>
             <w:tcMar>
@@ -3644,10 +3619,10 @@
               <w:suppressLineNumbers w:val="0"/>
               <w:snapToGrid w:val="0"/>
               <w:spacing w:line="240" w:lineRule="auto"/>
-              <w:ind w:left="0" w:leftChars="0" w:right="0" w:rightChars="0" w:firstLine="0" w:firstLineChars="0"/>
+              <w:ind w:left="0" w:right="0" w:firstLine="0" w:leftChars="0" w:rightChars="0" w:firstLineChars="0"/>
               <w:jc w:val="center"/>
               <w:rPr>
-                <w:rFonts w:hint="default" w:ascii="Segoe UI" w:hAnsi="Segoe UI" w:eastAsia="Segoe UI" w:cs="Segoe UI"/>
+                <w:rFonts w:ascii="Segoe UI" w:eastAsia="Segoe UI" w:hAnsi="Segoe UI" w:cs="Segoe UI" w:hint="default"/>
                 <w:b/>
                 <w:i w:val="0"/>
                 <w:iCs w:val="0"/>
@@ -3660,7 +3635,7 @@
             </w:pPr>
             <w:r>
               <w:rPr>
-                <w:rFonts w:hint="default" w:ascii="Segoe UI" w:hAnsi="Segoe UI" w:eastAsia="Segoe UI" w:cs="Segoe UI"/>
+                <w:rFonts w:ascii="Segoe UI" w:eastAsia="Segoe UI" w:hAnsi="Segoe UI" w:cs="Segoe UI" w:hint="default"/>
                 <w:b/>
                 <w:i w:val="0"/>
                 <w:iCs w:val="0"/>
@@ -3680,14 +3655,9 @@
       </w:tr>
       <w:tr>
         <w:tblPrEx>
-          <w:tblBorders>
-            <w:top w:val="none" w:color="auto" w:sz="0" w:space="0"/>
-            <w:left w:val="none" w:color="auto" w:sz="0" w:space="0"/>
-            <w:bottom w:val="none" w:color="auto" w:sz="0" w:space="0"/>
-            <w:right w:val="none" w:color="auto" w:sz="0" w:space="0"/>
-            <w:insideH w:val="none" w:color="auto" w:sz="0" w:space="0"/>
-            <w:insideV w:val="none" w:color="auto" w:sz="0" w:space="0"/>
-          </w:tblBorders>
+          <w:tblW w:w="8522" w:type="dxa"/>
+          <w:jc w:val="center"/>
+          <w:shd w:val="clear" w:color="auto" w:fill="auto"/>
           <w:tblCellMar>
             <w:top w:w="15" w:type="dxa"/>
             <w:left w:w="15" w:type="dxa"/>
@@ -3696,17 +3666,17 @@
           </w:tblCellMar>
         </w:tblPrEx>
         <w:trPr>
-          <w:trHeight w:val="0" w:hRule="atLeast"/>
+          <w:trHeight w:val="0"/>
           <w:jc w:val="center"/>
         </w:trPr>
         <w:tc>
           <w:tcPr>
             <w:tcW w:w="1115" w:type="dxa"/>
             <w:tcBorders>
-              <w:top w:val="single" w:color="auto" w:sz="4" w:space="0"/>
-              <w:left w:val="single" w:color="auto" w:sz="12" w:space="0"/>
-              <w:bottom w:val="single" w:color="auto" w:sz="4" w:space="0"/>
-              <w:right w:val="single" w:color="auto" w:sz="4" w:space="0"/>
+              <w:top w:val="single" w:sz="4" w:space="0" w:color="auto"/>
+              <w:left w:val="single" w:sz="12" w:space="0" w:color="auto"/>
+              <w:bottom w:val="single" w:sz="4" w:space="0" w:color="auto"/>
+              <w:right w:val="single" w:sz="4" w:space="0" w:color="auto"/>
             </w:tcBorders>
             <w:shd w:val="clear" w:color="auto" w:fill="auto"/>
             <w:tcMar>
@@ -3725,10 +3695,10 @@
               <w:suppressLineNumbers w:val="0"/>
               <w:snapToGrid w:val="0"/>
               <w:spacing w:line="240" w:lineRule="auto"/>
-              <w:ind w:left="0" w:leftChars="0" w:right="0" w:rightChars="0" w:firstLine="0" w:firstLineChars="0"/>
+              <w:ind w:left="0" w:right="0" w:firstLine="0" w:leftChars="0" w:rightChars="0" w:firstLineChars="0"/>
               <w:jc w:val="left"/>
               <w:rPr>
-                <w:rFonts w:hint="default" w:ascii="Segoe UI" w:hAnsi="Segoe UI" w:eastAsia="Segoe UI" w:cs="Segoe UI"/>
+                <w:rFonts w:ascii="Segoe UI" w:eastAsia="Segoe UI" w:hAnsi="Segoe UI" w:cs="Segoe UI" w:hint="default"/>
                 <w:i w:val="0"/>
                 <w:iCs w:val="0"/>
                 <w:caps w:val="0"/>
@@ -3740,8 +3710,8 @@
             </w:pPr>
             <w:r>
               <w:rPr>
-                <w:rStyle w:val="23"/>
-                <w:rFonts w:hint="default" w:ascii="Segoe UI" w:hAnsi="Segoe UI" w:eastAsia="Segoe UI" w:cs="Segoe UI"/>
+                <w:rStyle w:val="Strong"/>
+                <w:rFonts w:ascii="Segoe UI" w:eastAsia="Segoe UI" w:hAnsi="Segoe UI" w:cs="Segoe UI" w:hint="default"/>
                 <w:b/>
                 <w:bCs/>
                 <w:i w:val="0"/>
@@ -3763,10 +3733,10 @@
           <w:tcPr>
             <w:tcW w:w="2499" w:type="dxa"/>
             <w:tcBorders>
-              <w:top w:val="single" w:color="auto" w:sz="4" w:space="0"/>
-              <w:left w:val="single" w:color="auto" w:sz="4" w:space="0"/>
-              <w:bottom w:val="single" w:color="auto" w:sz="4" w:space="0"/>
-              <w:right w:val="single" w:color="auto" w:sz="4" w:space="0"/>
+              <w:top w:val="single" w:sz="4" w:space="0" w:color="auto"/>
+              <w:left w:val="single" w:sz="4" w:space="0" w:color="auto"/>
+              <w:bottom w:val="single" w:sz="4" w:space="0" w:color="auto"/>
+              <w:right w:val="single" w:sz="4" w:space="0" w:color="auto"/>
             </w:tcBorders>
             <w:shd w:val="clear" w:color="auto" w:fill="auto"/>
             <w:tcMar>
@@ -3785,10 +3755,10 @@
               <w:suppressLineNumbers w:val="0"/>
               <w:snapToGrid w:val="0"/>
               <w:spacing w:line="240" w:lineRule="auto"/>
-              <w:ind w:left="0" w:leftChars="0" w:right="0" w:rightChars="0" w:firstLine="0" w:firstLineChars="0"/>
+              <w:ind w:left="0" w:right="0" w:firstLine="0" w:leftChars="0" w:rightChars="0" w:firstLineChars="0"/>
               <w:jc w:val="left"/>
               <w:rPr>
-                <w:rFonts w:hint="default" w:ascii="Segoe UI" w:hAnsi="Segoe UI" w:eastAsia="Segoe UI" w:cs="Segoe UI"/>
+                <w:rFonts w:ascii="Segoe UI" w:eastAsia="Segoe UI" w:hAnsi="Segoe UI" w:cs="Segoe UI" w:hint="default"/>
                 <w:i w:val="0"/>
                 <w:iCs w:val="0"/>
                 <w:caps w:val="0"/>
@@ -3800,7 +3770,7 @@
             </w:pPr>
             <w:r>
               <w:rPr>
-                <w:rFonts w:hint="default" w:ascii="Segoe UI" w:hAnsi="Segoe UI" w:eastAsia="Segoe UI" w:cs="Segoe UI"/>
+                <w:rFonts w:ascii="Segoe UI" w:eastAsia="Segoe UI" w:hAnsi="Segoe UI" w:cs="Segoe UI" w:hint="default"/>
                 <w:i w:val="0"/>
                 <w:iCs w:val="0"/>
                 <w:caps w:val="0"/>
@@ -3820,10 +3790,10 @@
           <w:tcPr>
             <w:tcW w:w="1902" w:type="dxa"/>
             <w:tcBorders>
-              <w:top w:val="single" w:color="auto" w:sz="4" w:space="0"/>
-              <w:left w:val="single" w:color="auto" w:sz="4" w:space="0"/>
-              <w:bottom w:val="single" w:color="auto" w:sz="4" w:space="0"/>
-              <w:right w:val="single" w:color="auto" w:sz="4" w:space="0"/>
+              <w:top w:val="single" w:sz="4" w:space="0" w:color="auto"/>
+              <w:left w:val="single" w:sz="4" w:space="0" w:color="auto"/>
+              <w:bottom w:val="single" w:sz="4" w:space="0" w:color="auto"/>
+              <w:right w:val="single" w:sz="4" w:space="0" w:color="auto"/>
             </w:tcBorders>
             <w:shd w:val="clear" w:color="auto" w:fill="auto"/>
             <w:tcMar>
@@ -3842,10 +3812,10 @@
               <w:suppressLineNumbers w:val="0"/>
               <w:snapToGrid w:val="0"/>
               <w:spacing w:line="240" w:lineRule="auto"/>
-              <w:ind w:left="0" w:leftChars="0" w:right="0" w:rightChars="0" w:firstLine="0" w:firstLineChars="0"/>
+              <w:ind w:left="0" w:right="0" w:firstLine="0" w:leftChars="0" w:rightChars="0" w:firstLineChars="0"/>
               <w:jc w:val="left"/>
               <w:rPr>
-                <w:rFonts w:hint="default" w:ascii="Segoe UI" w:hAnsi="Segoe UI" w:eastAsia="Segoe UI" w:cs="Segoe UI"/>
+                <w:rFonts w:ascii="Segoe UI" w:eastAsia="Segoe UI" w:hAnsi="Segoe UI" w:cs="Segoe UI" w:hint="default"/>
                 <w:i w:val="0"/>
                 <w:iCs w:val="0"/>
                 <w:caps w:val="0"/>
@@ -3857,7 +3827,7 @@
             </w:pPr>
             <w:r>
               <w:rPr>
-                <w:rFonts w:hint="default" w:ascii="Segoe UI" w:hAnsi="Segoe UI" w:eastAsia="Segoe UI" w:cs="Segoe UI"/>
+                <w:rFonts w:ascii="Segoe UI" w:eastAsia="Segoe UI" w:hAnsi="Segoe UI" w:cs="Segoe UI" w:hint="default"/>
                 <w:i w:val="0"/>
                 <w:iCs w:val="0"/>
                 <w:caps w:val="0"/>
@@ -3877,10 +3847,10 @@
           <w:tcPr>
             <w:tcW w:w="1842" w:type="dxa"/>
             <w:tcBorders>
-              <w:top w:val="single" w:color="auto" w:sz="4" w:space="0"/>
-              <w:left w:val="single" w:color="auto" w:sz="4" w:space="0"/>
-              <w:bottom w:val="single" w:color="auto" w:sz="4" w:space="0"/>
-              <w:right w:val="single" w:color="auto" w:sz="4" w:space="0"/>
+              <w:top w:val="single" w:sz="4" w:space="0" w:color="auto"/>
+              <w:left w:val="single" w:sz="4" w:space="0" w:color="auto"/>
+              <w:bottom w:val="single" w:sz="4" w:space="0" w:color="auto"/>
+              <w:right w:val="single" w:sz="4" w:space="0" w:color="auto"/>
             </w:tcBorders>
             <w:shd w:val="clear" w:color="auto" w:fill="auto"/>
             <w:tcMar>
@@ -3899,10 +3869,10 @@
               <w:suppressLineNumbers w:val="0"/>
               <w:snapToGrid w:val="0"/>
               <w:spacing w:line="240" w:lineRule="auto"/>
-              <w:ind w:left="0" w:leftChars="0" w:right="0" w:rightChars="0" w:firstLine="0" w:firstLineChars="0"/>
+              <w:ind w:left="0" w:right="0" w:firstLine="0" w:leftChars="0" w:rightChars="0" w:firstLineChars="0"/>
               <w:jc w:val="left"/>
               <w:rPr>
-                <w:rFonts w:hint="default" w:ascii="Segoe UI" w:hAnsi="Segoe UI" w:eastAsia="Segoe UI" w:cs="Segoe UI"/>
+                <w:rFonts w:ascii="Segoe UI" w:eastAsia="Segoe UI" w:hAnsi="Segoe UI" w:cs="Segoe UI" w:hint="default"/>
                 <w:i w:val="0"/>
                 <w:iCs w:val="0"/>
                 <w:caps w:val="0"/>
@@ -3914,7 +3884,7 @@
             </w:pPr>
             <w:r>
               <w:rPr>
-                <w:rFonts w:hint="default" w:ascii="Segoe UI" w:hAnsi="Segoe UI" w:eastAsia="Segoe UI" w:cs="Segoe UI"/>
+                <w:rFonts w:ascii="Segoe UI" w:eastAsia="Segoe UI" w:hAnsi="Segoe UI" w:cs="Segoe UI" w:hint="default"/>
                 <w:i w:val="0"/>
                 <w:iCs w:val="0"/>
                 <w:caps w:val="0"/>
@@ -3934,10 +3904,10 @@
           <w:tcPr>
             <w:tcW w:w="1164" w:type="dxa"/>
             <w:tcBorders>
-              <w:top w:val="single" w:color="auto" w:sz="4" w:space="0"/>
-              <w:left w:val="single" w:color="auto" w:sz="4" w:space="0"/>
-              <w:bottom w:val="single" w:color="auto" w:sz="4" w:space="0"/>
-              <w:right w:val="single" w:color="auto" w:sz="12" w:space="0"/>
+              <w:top w:val="single" w:sz="4" w:space="0" w:color="auto"/>
+              <w:left w:val="single" w:sz="4" w:space="0" w:color="auto"/>
+              <w:bottom w:val="single" w:sz="4" w:space="0" w:color="auto"/>
+              <w:right w:val="single" w:sz="12" w:space="0" w:color="auto"/>
             </w:tcBorders>
             <w:shd w:val="clear" w:color="auto" w:fill="auto"/>
             <w:tcMar>
@@ -3956,10 +3926,10 @@
               <w:suppressLineNumbers w:val="0"/>
               <w:snapToGrid w:val="0"/>
               <w:spacing w:line="240" w:lineRule="auto"/>
-              <w:ind w:left="0" w:leftChars="0" w:right="0" w:rightChars="0" w:firstLine="0" w:firstLineChars="0"/>
+              <w:ind w:left="0" w:right="0" w:firstLine="0" w:leftChars="0" w:rightChars="0" w:firstLineChars="0"/>
               <w:jc w:val="center"/>
               <w:rPr>
-                <w:rFonts w:hint="default" w:ascii="Segoe UI" w:hAnsi="Segoe UI" w:eastAsia="Segoe UI" w:cs="Segoe UI"/>
+                <w:rFonts w:ascii="Segoe UI" w:eastAsia="Segoe UI" w:hAnsi="Segoe UI" w:cs="Segoe UI" w:hint="default"/>
                 <w:i w:val="0"/>
                 <w:iCs w:val="0"/>
                 <w:caps w:val="0"/>
@@ -3971,7 +3941,7 @@
             </w:pPr>
             <w:r>
               <w:rPr>
-                <w:rFonts w:hint="default" w:ascii="Segoe UI" w:hAnsi="Segoe UI" w:eastAsia="Segoe UI" w:cs="Segoe UI"/>
+                <w:rFonts w:ascii="Segoe UI" w:eastAsia="Segoe UI" w:hAnsi="Segoe UI" w:cs="Segoe UI" w:hint="default"/>
                 <w:i w:val="0"/>
                 <w:iCs w:val="0"/>
                 <w:caps w:val="0"/>
@@ -3987,8 +3957,8 @@
             </w:r>
             <w:r>
               <w:rPr>
-                <w:rStyle w:val="23"/>
-                <w:rFonts w:hint="default" w:ascii="Segoe UI" w:hAnsi="Segoe UI" w:eastAsia="Segoe UI" w:cs="Segoe UI"/>
+                <w:rStyle w:val="Strong"/>
+                <w:rFonts w:ascii="Segoe UI" w:eastAsia="Segoe UI" w:hAnsi="Segoe UI" w:cs="Segoe UI" w:hint="default"/>
                 <w:b/>
                 <w:bCs/>
                 <w:i w:val="0"/>
@@ -4009,14 +3979,8 @@
       </w:tr>
       <w:tr>
         <w:tblPrEx>
-          <w:tblBorders>
-            <w:top w:val="none" w:color="auto" w:sz="0" w:space="0"/>
-            <w:left w:val="none" w:color="auto" w:sz="0" w:space="0"/>
-            <w:bottom w:val="none" w:color="auto" w:sz="0" w:space="0"/>
-            <w:right w:val="none" w:color="auto" w:sz="0" w:space="0"/>
-            <w:insideH w:val="none" w:color="auto" w:sz="0" w:space="0"/>
-            <w:insideV w:val="none" w:color="auto" w:sz="0" w:space="0"/>
-          </w:tblBorders>
+          <w:tblW w:w="8522" w:type="dxa"/>
+          <w:jc w:val="center"/>
           <w:shd w:val="clear" w:color="auto" w:fill="auto"/>
           <w:tblCellMar>
             <w:top w:w="15" w:type="dxa"/>
@@ -4026,17 +3990,17 @@
           </w:tblCellMar>
         </w:tblPrEx>
         <w:trPr>
-          <w:trHeight w:val="0" w:hRule="atLeast"/>
+          <w:trHeight w:val="0"/>
           <w:jc w:val="center"/>
         </w:trPr>
         <w:tc>
           <w:tcPr>
             <w:tcW w:w="1115" w:type="dxa"/>
             <w:tcBorders>
-              <w:top w:val="single" w:color="auto" w:sz="4" w:space="0"/>
-              <w:left w:val="single" w:color="auto" w:sz="12" w:space="0"/>
-              <w:bottom w:val="single" w:color="auto" w:sz="4" w:space="0"/>
-              <w:right w:val="single" w:color="auto" w:sz="4" w:space="0"/>
+              <w:top w:val="single" w:sz="4" w:space="0" w:color="auto"/>
+              <w:left w:val="single" w:sz="12" w:space="0" w:color="auto"/>
+              <w:bottom w:val="single" w:sz="4" w:space="0" w:color="auto"/>
+              <w:right w:val="single" w:sz="4" w:space="0" w:color="auto"/>
             </w:tcBorders>
             <w:shd w:val="clear" w:color="auto" w:fill="auto"/>
             <w:tcMar>
@@ -4055,10 +4019,10 @@
               <w:suppressLineNumbers w:val="0"/>
               <w:snapToGrid w:val="0"/>
               <w:spacing w:line="240" w:lineRule="auto"/>
-              <w:ind w:left="0" w:leftChars="0" w:right="0" w:rightChars="0" w:firstLine="0" w:firstLineChars="0"/>
+              <w:ind w:left="0" w:right="0" w:firstLine="0" w:leftChars="0" w:rightChars="0" w:firstLineChars="0"/>
               <w:jc w:val="left"/>
               <w:rPr>
-                <w:rFonts w:hint="default" w:ascii="Segoe UI" w:hAnsi="Segoe UI" w:eastAsia="Segoe UI" w:cs="Segoe UI"/>
+                <w:rFonts w:ascii="Segoe UI" w:eastAsia="Segoe UI" w:hAnsi="Segoe UI" w:cs="Segoe UI" w:hint="default"/>
                 <w:i w:val="0"/>
                 <w:iCs w:val="0"/>
                 <w:caps w:val="0"/>
@@ -4070,8 +4034,8 @@
             </w:pPr>
             <w:r>
               <w:rPr>
-                <w:rStyle w:val="23"/>
-                <w:rFonts w:hint="default" w:ascii="Segoe UI" w:hAnsi="Segoe UI" w:eastAsia="Segoe UI" w:cs="Segoe UI"/>
+                <w:rStyle w:val="Strong"/>
+                <w:rFonts w:ascii="Segoe UI" w:eastAsia="Segoe UI" w:hAnsi="Segoe UI" w:cs="Segoe UI" w:hint="default"/>
                 <w:b/>
                 <w:bCs/>
                 <w:i w:val="0"/>
@@ -4093,10 +4057,10 @@
           <w:tcPr>
             <w:tcW w:w="2499" w:type="dxa"/>
             <w:tcBorders>
-              <w:top w:val="single" w:color="auto" w:sz="4" w:space="0"/>
-              <w:left w:val="single" w:color="auto" w:sz="4" w:space="0"/>
-              <w:bottom w:val="single" w:color="auto" w:sz="4" w:space="0"/>
-              <w:right w:val="single" w:color="auto" w:sz="4" w:space="0"/>
+              <w:top w:val="single" w:sz="4" w:space="0" w:color="auto"/>
+              <w:left w:val="single" w:sz="4" w:space="0" w:color="auto"/>
+              <w:bottom w:val="single" w:sz="4" w:space="0" w:color="auto"/>
+              <w:right w:val="single" w:sz="4" w:space="0" w:color="auto"/>
             </w:tcBorders>
             <w:shd w:val="clear" w:color="auto" w:fill="auto"/>
             <w:tcMar>
@@ -4115,10 +4079,10 @@
               <w:suppressLineNumbers w:val="0"/>
               <w:snapToGrid w:val="0"/>
               <w:spacing w:line="240" w:lineRule="auto"/>
-              <w:ind w:left="0" w:leftChars="0" w:right="0" w:rightChars="0" w:firstLine="0" w:firstLineChars="0"/>
+              <w:ind w:left="0" w:right="0" w:firstLine="0" w:leftChars="0" w:rightChars="0" w:firstLineChars="0"/>
               <w:jc w:val="left"/>
               <w:rPr>
-                <w:rFonts w:hint="default" w:ascii="Segoe UI" w:hAnsi="Segoe UI" w:eastAsia="Segoe UI" w:cs="Segoe UI"/>
+                <w:rFonts w:ascii="Segoe UI" w:eastAsia="Segoe UI" w:hAnsi="Segoe UI" w:cs="Segoe UI" w:hint="default"/>
                 <w:i w:val="0"/>
                 <w:iCs w:val="0"/>
                 <w:caps w:val="0"/>
@@ -4130,7 +4094,7 @@
             </w:pPr>
             <w:r>
               <w:rPr>
-                <w:rFonts w:hint="default" w:ascii="Segoe UI" w:hAnsi="Segoe UI" w:eastAsia="Segoe UI" w:cs="Segoe UI"/>
+                <w:rFonts w:ascii="Segoe UI" w:eastAsia="Segoe UI" w:hAnsi="Segoe UI" w:cs="Segoe UI" w:hint="default"/>
                 <w:i w:val="0"/>
                 <w:iCs w:val="0"/>
                 <w:caps w:val="0"/>
@@ -4150,10 +4114,10 @@
           <w:tcPr>
             <w:tcW w:w="1902" w:type="dxa"/>
             <w:tcBorders>
-              <w:top w:val="single" w:color="auto" w:sz="4" w:space="0"/>
-              <w:left w:val="single" w:color="auto" w:sz="4" w:space="0"/>
-              <w:bottom w:val="single" w:color="auto" w:sz="4" w:space="0"/>
-              <w:right w:val="single" w:color="auto" w:sz="4" w:space="0"/>
+              <w:top w:val="single" w:sz="4" w:space="0" w:color="auto"/>
+              <w:left w:val="single" w:sz="4" w:space="0" w:color="auto"/>
+              <w:bottom w:val="single" w:sz="4" w:space="0" w:color="auto"/>
+              <w:right w:val="single" w:sz="4" w:space="0" w:color="auto"/>
             </w:tcBorders>
             <w:shd w:val="clear" w:color="auto" w:fill="auto"/>
             <w:tcMar>
@@ -4172,10 +4136,10 @@
               <w:suppressLineNumbers w:val="0"/>
               <w:snapToGrid w:val="0"/>
               <w:spacing w:line="240" w:lineRule="auto"/>
-              <w:ind w:left="0" w:leftChars="0" w:right="0" w:rightChars="0" w:firstLine="0" w:firstLineChars="0"/>
+              <w:ind w:left="0" w:right="0" w:firstLine="0" w:leftChars="0" w:rightChars="0" w:firstLineChars="0"/>
               <w:jc w:val="left"/>
               <w:rPr>
-                <w:rFonts w:hint="default" w:ascii="Segoe UI" w:hAnsi="Segoe UI" w:eastAsia="Segoe UI" w:cs="Segoe UI"/>
+                <w:rFonts w:ascii="Segoe UI" w:eastAsia="Segoe UI" w:hAnsi="Segoe UI" w:cs="Segoe UI" w:hint="default"/>
                 <w:i w:val="0"/>
                 <w:iCs w:val="0"/>
                 <w:caps w:val="0"/>
@@ -4187,7 +4151,7 @@
             </w:pPr>
             <w:r>
               <w:rPr>
-                <w:rFonts w:hint="default" w:ascii="Segoe UI" w:hAnsi="Segoe UI" w:eastAsia="Segoe UI" w:cs="Segoe UI"/>
+                <w:rFonts w:ascii="Segoe UI" w:eastAsia="Segoe UI" w:hAnsi="Segoe UI" w:cs="Segoe UI" w:hint="default"/>
                 <w:i w:val="0"/>
                 <w:iCs w:val="0"/>
                 <w:caps w:val="0"/>
@@ -4207,10 +4171,10 @@
           <w:tcPr>
             <w:tcW w:w="1842" w:type="dxa"/>
             <w:tcBorders>
-              <w:top w:val="single" w:color="auto" w:sz="4" w:space="0"/>
-              <w:left w:val="single" w:color="auto" w:sz="4" w:space="0"/>
-              <w:bottom w:val="single" w:color="auto" w:sz="4" w:space="0"/>
-              <w:right w:val="single" w:color="auto" w:sz="4" w:space="0"/>
+              <w:top w:val="single" w:sz="4" w:space="0" w:color="auto"/>
+              <w:left w:val="single" w:sz="4" w:space="0" w:color="auto"/>
+              <w:bottom w:val="single" w:sz="4" w:space="0" w:color="auto"/>
+              <w:right w:val="single" w:sz="4" w:space="0" w:color="auto"/>
             </w:tcBorders>
             <w:shd w:val="clear" w:color="auto" w:fill="auto"/>
             <w:tcMar>
@@ -4229,10 +4193,10 @@
               <w:suppressLineNumbers w:val="0"/>
               <w:snapToGrid w:val="0"/>
               <w:spacing w:line="240" w:lineRule="auto"/>
-              <w:ind w:left="0" w:leftChars="0" w:right="0" w:rightChars="0" w:firstLine="0" w:firstLineChars="0"/>
+              <w:ind w:left="0" w:right="0" w:firstLine="0" w:leftChars="0" w:rightChars="0" w:firstLineChars="0"/>
               <w:jc w:val="left"/>
               <w:rPr>
-                <w:rFonts w:hint="default" w:ascii="Segoe UI" w:hAnsi="Segoe UI" w:eastAsia="Segoe UI" w:cs="Segoe UI"/>
+                <w:rFonts w:ascii="Segoe UI" w:eastAsia="Segoe UI" w:hAnsi="Segoe UI" w:cs="Segoe UI" w:hint="default"/>
                 <w:i w:val="0"/>
                 <w:iCs w:val="0"/>
                 <w:caps w:val="0"/>
@@ -4244,7 +4208,7 @@
             </w:pPr>
             <w:r>
               <w:rPr>
-                <w:rFonts w:hint="default" w:ascii="Segoe UI" w:hAnsi="Segoe UI" w:eastAsia="Segoe UI" w:cs="Segoe UI"/>
+                <w:rFonts w:ascii="Segoe UI" w:eastAsia="Segoe UI" w:hAnsi="Segoe UI" w:cs="Segoe UI" w:hint="default"/>
                 <w:i w:val="0"/>
                 <w:iCs w:val="0"/>
                 <w:caps w:val="0"/>
@@ -4264,10 +4228,10 @@
           <w:tcPr>
             <w:tcW w:w="1164" w:type="dxa"/>
             <w:tcBorders>
-              <w:top w:val="single" w:color="auto" w:sz="4" w:space="0"/>
-              <w:left w:val="single" w:color="auto" w:sz="4" w:space="0"/>
-              <w:bottom w:val="single" w:color="auto" w:sz="4" w:space="0"/>
-              <w:right w:val="single" w:color="auto" w:sz="12" w:space="0"/>
+              <w:top w:val="single" w:sz="4" w:space="0" w:color="auto"/>
+              <w:left w:val="single" w:sz="4" w:space="0" w:color="auto"/>
+              <w:bottom w:val="single" w:sz="4" w:space="0" w:color="auto"/>
+              <w:right w:val="single" w:sz="12" w:space="0" w:color="auto"/>
             </w:tcBorders>
             <w:shd w:val="clear" w:color="auto" w:fill="auto"/>
             <w:tcMar>
@@ -4286,10 +4250,10 @@
               <w:suppressLineNumbers w:val="0"/>
               <w:snapToGrid w:val="0"/>
               <w:spacing w:line="240" w:lineRule="auto"/>
-              <w:ind w:left="0" w:leftChars="0" w:right="0" w:rightChars="0" w:firstLine="0" w:firstLineChars="0"/>
+              <w:ind w:left="0" w:right="0" w:firstLine="0" w:leftChars="0" w:rightChars="0" w:firstLineChars="0"/>
               <w:jc w:val="center"/>
               <w:rPr>
-                <w:rFonts w:hint="default" w:ascii="Segoe UI" w:hAnsi="Segoe UI" w:eastAsia="Segoe UI" w:cs="Segoe UI"/>
+                <w:rFonts w:ascii="Segoe UI" w:eastAsia="Segoe UI" w:hAnsi="Segoe UI" w:cs="Segoe UI" w:hint="default"/>
                 <w:i w:val="0"/>
                 <w:iCs w:val="0"/>
                 <w:caps w:val="0"/>
@@ -4301,7 +4265,7 @@
             </w:pPr>
             <w:r>
               <w:rPr>
-                <w:rFonts w:hint="default" w:ascii="Segoe UI" w:hAnsi="Segoe UI" w:eastAsia="Segoe UI" w:cs="Segoe UI"/>
+                <w:rFonts w:ascii="Segoe UI" w:eastAsia="Segoe UI" w:hAnsi="Segoe UI" w:cs="Segoe UI" w:hint="default"/>
                 <w:i w:val="0"/>
                 <w:iCs w:val="0"/>
                 <w:caps w:val="0"/>
@@ -4317,8 +4281,8 @@
             </w:r>
             <w:r>
               <w:rPr>
-                <w:rStyle w:val="23"/>
-                <w:rFonts w:hint="default" w:ascii="Segoe UI" w:hAnsi="Segoe UI" w:eastAsia="Segoe UI" w:cs="Segoe UI"/>
+                <w:rStyle w:val="Strong"/>
+                <w:rFonts w:ascii="Segoe UI" w:eastAsia="Segoe UI" w:hAnsi="Segoe UI" w:cs="Segoe UI" w:hint="default"/>
                 <w:b/>
                 <w:bCs/>
                 <w:i w:val="0"/>
@@ -4339,14 +4303,8 @@
       </w:tr>
       <w:tr>
         <w:tblPrEx>
-          <w:tblBorders>
-            <w:top w:val="none" w:color="auto" w:sz="0" w:space="0"/>
-            <w:left w:val="none" w:color="auto" w:sz="0" w:space="0"/>
-            <w:bottom w:val="none" w:color="auto" w:sz="0" w:space="0"/>
-            <w:right w:val="none" w:color="auto" w:sz="0" w:space="0"/>
-            <w:insideH w:val="none" w:color="auto" w:sz="0" w:space="0"/>
-            <w:insideV w:val="none" w:color="auto" w:sz="0" w:space="0"/>
-          </w:tblBorders>
+          <w:tblW w:w="8522" w:type="dxa"/>
+          <w:jc w:val="center"/>
           <w:shd w:val="clear" w:color="auto" w:fill="auto"/>
           <w:tblCellMar>
             <w:top w:w="15" w:type="dxa"/>
@@ -4356,17 +4314,17 @@
           </w:tblCellMar>
         </w:tblPrEx>
         <w:trPr>
-          <w:trHeight w:val="0" w:hRule="atLeast"/>
+          <w:trHeight w:val="0"/>
           <w:jc w:val="center"/>
         </w:trPr>
         <w:tc>
           <w:tcPr>
             <w:tcW w:w="1115" w:type="dxa"/>
             <w:tcBorders>
-              <w:top w:val="single" w:color="auto" w:sz="4" w:space="0"/>
-              <w:left w:val="single" w:color="auto" w:sz="12" w:space="0"/>
-              <w:bottom w:val="single" w:color="auto" w:sz="4" w:space="0"/>
-              <w:right w:val="single" w:color="auto" w:sz="4" w:space="0"/>
+              <w:top w:val="single" w:sz="4" w:space="0" w:color="auto"/>
+              <w:left w:val="single" w:sz="12" w:space="0" w:color="auto"/>
+              <w:bottom w:val="single" w:sz="4" w:space="0" w:color="auto"/>
+              <w:right w:val="single" w:sz="4" w:space="0" w:color="auto"/>
             </w:tcBorders>
             <w:shd w:val="clear" w:color="auto" w:fill="auto"/>
             <w:tcMar>
@@ -4385,10 +4343,10 @@
               <w:suppressLineNumbers w:val="0"/>
               <w:snapToGrid w:val="0"/>
               <w:spacing w:line="240" w:lineRule="auto"/>
-              <w:ind w:left="0" w:leftChars="0" w:right="0" w:rightChars="0" w:firstLine="0" w:firstLineChars="0"/>
+              <w:ind w:left="0" w:right="0" w:firstLine="0" w:leftChars="0" w:rightChars="0" w:firstLineChars="0"/>
               <w:jc w:val="left"/>
               <w:rPr>
-                <w:rFonts w:hint="default" w:ascii="Segoe UI" w:hAnsi="Segoe UI" w:eastAsia="Segoe UI" w:cs="Segoe UI"/>
+                <w:rFonts w:ascii="Segoe UI" w:eastAsia="Segoe UI" w:hAnsi="Segoe UI" w:cs="Segoe UI" w:hint="default"/>
                 <w:i w:val="0"/>
                 <w:iCs w:val="0"/>
                 <w:caps w:val="0"/>
@@ -4400,8 +4358,8 @@
             </w:pPr>
             <w:r>
               <w:rPr>
-                <w:rStyle w:val="23"/>
-                <w:rFonts w:hint="default" w:ascii="Segoe UI" w:hAnsi="Segoe UI" w:eastAsia="Segoe UI" w:cs="Segoe UI"/>
+                <w:rStyle w:val="Strong"/>
+                <w:rFonts w:ascii="Segoe UI" w:eastAsia="Segoe UI" w:hAnsi="Segoe UI" w:cs="Segoe UI" w:hint="default"/>
                 <w:b/>
                 <w:bCs/>
                 <w:i w:val="0"/>
@@ -4423,10 +4381,10 @@
           <w:tcPr>
             <w:tcW w:w="2499" w:type="dxa"/>
             <w:tcBorders>
-              <w:top w:val="single" w:color="auto" w:sz="4" w:space="0"/>
-              <w:left w:val="single" w:color="auto" w:sz="4" w:space="0"/>
-              <w:bottom w:val="single" w:color="auto" w:sz="4" w:space="0"/>
-              <w:right w:val="single" w:color="auto" w:sz="4" w:space="0"/>
+              <w:top w:val="single" w:sz="4" w:space="0" w:color="auto"/>
+              <w:left w:val="single" w:sz="4" w:space="0" w:color="auto"/>
+              <w:bottom w:val="single" w:sz="4" w:space="0" w:color="auto"/>
+              <w:right w:val="single" w:sz="4" w:space="0" w:color="auto"/>
             </w:tcBorders>
             <w:shd w:val="clear" w:color="auto" w:fill="auto"/>
             <w:tcMar>
@@ -4445,10 +4403,10 @@
               <w:suppressLineNumbers w:val="0"/>
               <w:snapToGrid w:val="0"/>
               <w:spacing w:line="240" w:lineRule="auto"/>
-              <w:ind w:left="0" w:leftChars="0" w:right="0" w:rightChars="0" w:firstLine="0" w:firstLineChars="0"/>
+              <w:ind w:left="0" w:right="0" w:firstLine="0" w:leftChars="0" w:rightChars="0" w:firstLineChars="0"/>
               <w:jc w:val="left"/>
               <w:rPr>
-                <w:rFonts w:hint="default" w:ascii="Segoe UI" w:hAnsi="Segoe UI" w:eastAsia="Segoe UI" w:cs="Segoe UI"/>
+                <w:rFonts w:ascii="Segoe UI" w:eastAsia="Segoe UI" w:hAnsi="Segoe UI" w:cs="Segoe UI" w:hint="default"/>
                 <w:i w:val="0"/>
                 <w:iCs w:val="0"/>
                 <w:caps w:val="0"/>
@@ -4460,7 +4418,7 @@
             </w:pPr>
             <w:r>
               <w:rPr>
-                <w:rFonts w:hint="default" w:ascii="Segoe UI" w:hAnsi="Segoe UI" w:eastAsia="Segoe UI" w:cs="Segoe UI"/>
+                <w:rFonts w:ascii="Segoe UI" w:eastAsia="Segoe UI" w:hAnsi="Segoe UI" w:cs="Segoe UI" w:hint="default"/>
                 <w:i w:val="0"/>
                 <w:iCs w:val="0"/>
                 <w:caps w:val="0"/>
@@ -4480,10 +4438,10 @@
           <w:tcPr>
             <w:tcW w:w="1902" w:type="dxa"/>
             <w:tcBorders>
-              <w:top w:val="single" w:color="auto" w:sz="4" w:space="0"/>
-              <w:left w:val="single" w:color="auto" w:sz="4" w:space="0"/>
-              <w:bottom w:val="single" w:color="auto" w:sz="4" w:space="0"/>
-              <w:right w:val="single" w:color="auto" w:sz="4" w:space="0"/>
+              <w:top w:val="single" w:sz="4" w:space="0" w:color="auto"/>
+              <w:left w:val="single" w:sz="4" w:space="0" w:color="auto"/>
+              <w:bottom w:val="single" w:sz="4" w:space="0" w:color="auto"/>
+              <w:right w:val="single" w:sz="4" w:space="0" w:color="auto"/>
             </w:tcBorders>
             <w:shd w:val="clear" w:color="auto" w:fill="auto"/>
             <w:tcMar>
@@ -4502,10 +4460,10 @@
               <w:suppressLineNumbers w:val="0"/>
               <w:snapToGrid w:val="0"/>
               <w:spacing w:line="240" w:lineRule="auto"/>
-              <w:ind w:left="0" w:leftChars="0" w:right="0" w:rightChars="0" w:firstLine="0" w:firstLineChars="0"/>
+              <w:ind w:left="0" w:right="0" w:firstLine="0" w:leftChars="0" w:rightChars="0" w:firstLineChars="0"/>
               <w:jc w:val="left"/>
               <w:rPr>
-                <w:rFonts w:hint="default" w:ascii="Segoe UI" w:hAnsi="Segoe UI" w:eastAsia="Segoe UI" w:cs="Segoe UI"/>
+                <w:rFonts w:ascii="Segoe UI" w:eastAsia="Segoe UI" w:hAnsi="Segoe UI" w:cs="Segoe UI" w:hint="default"/>
                 <w:i w:val="0"/>
                 <w:iCs w:val="0"/>
                 <w:caps w:val="0"/>
@@ -4517,7 +4475,7 @@
             </w:pPr>
             <w:r>
               <w:rPr>
-                <w:rFonts w:hint="default" w:ascii="Segoe UI" w:hAnsi="Segoe UI" w:eastAsia="Segoe UI" w:cs="Segoe UI"/>
+                <w:rFonts w:ascii="Segoe UI" w:eastAsia="Segoe UI" w:hAnsi="Segoe UI" w:cs="Segoe UI" w:hint="default"/>
                 <w:i w:val="0"/>
                 <w:iCs w:val="0"/>
                 <w:caps w:val="0"/>
@@ -4537,10 +4495,10 @@
           <w:tcPr>
             <w:tcW w:w="1842" w:type="dxa"/>
             <w:tcBorders>
-              <w:top w:val="single" w:color="auto" w:sz="4" w:space="0"/>
-              <w:left w:val="single" w:color="auto" w:sz="4" w:space="0"/>
-              <w:bottom w:val="single" w:color="auto" w:sz="4" w:space="0"/>
-              <w:right w:val="single" w:color="auto" w:sz="4" w:space="0"/>
+              <w:top w:val="single" w:sz="4" w:space="0" w:color="auto"/>
+              <w:left w:val="single" w:sz="4" w:space="0" w:color="auto"/>
+              <w:bottom w:val="single" w:sz="4" w:space="0" w:color="auto"/>
+              <w:right w:val="single" w:sz="4" w:space="0" w:color="auto"/>
             </w:tcBorders>
             <w:shd w:val="clear" w:color="auto" w:fill="auto"/>
             <w:tcMar>
@@ -4559,10 +4517,10 @@
               <w:suppressLineNumbers w:val="0"/>
               <w:snapToGrid w:val="0"/>
               <w:spacing w:line="240" w:lineRule="auto"/>
-              <w:ind w:left="0" w:leftChars="0" w:right="0" w:rightChars="0" w:firstLine="0" w:firstLineChars="0"/>
+              <w:ind w:left="0" w:right="0" w:firstLine="0" w:leftChars="0" w:rightChars="0" w:firstLineChars="0"/>
               <w:jc w:val="left"/>
               <w:rPr>
-                <w:rFonts w:hint="default" w:ascii="Segoe UI" w:hAnsi="Segoe UI" w:eastAsia="Segoe UI" w:cs="Segoe UI"/>
+                <w:rFonts w:ascii="Segoe UI" w:eastAsia="Segoe UI" w:hAnsi="Segoe UI" w:cs="Segoe UI" w:hint="default"/>
                 <w:i w:val="0"/>
                 <w:iCs w:val="0"/>
                 <w:caps w:val="0"/>
@@ -4574,7 +4532,7 @@
             </w:pPr>
             <w:r>
               <w:rPr>
-                <w:rFonts w:hint="default" w:ascii="Segoe UI" w:hAnsi="Segoe UI" w:eastAsia="Segoe UI" w:cs="Segoe UI"/>
+                <w:rFonts w:ascii="Segoe UI" w:eastAsia="Segoe UI" w:hAnsi="Segoe UI" w:cs="Segoe UI" w:hint="default"/>
                 <w:i w:val="0"/>
                 <w:iCs w:val="0"/>
                 <w:caps w:val="0"/>
@@ -4594,10 +4552,10 @@
           <w:tcPr>
             <w:tcW w:w="1164" w:type="dxa"/>
             <w:tcBorders>
-              <w:top w:val="single" w:color="auto" w:sz="4" w:space="0"/>
-              <w:left w:val="single" w:color="auto" w:sz="4" w:space="0"/>
-              <w:bottom w:val="single" w:color="auto" w:sz="4" w:space="0"/>
-              <w:right w:val="single" w:color="auto" w:sz="12" w:space="0"/>
+              <w:top w:val="single" w:sz="4" w:space="0" w:color="auto"/>
+              <w:left w:val="single" w:sz="4" w:space="0" w:color="auto"/>
+              <w:bottom w:val="single" w:sz="4" w:space="0" w:color="auto"/>
+              <w:right w:val="single" w:sz="12" w:space="0" w:color="auto"/>
             </w:tcBorders>
             <w:shd w:val="clear" w:color="auto" w:fill="auto"/>
             <w:tcMar>
@@ -4616,10 +4574,10 @@
               <w:suppressLineNumbers w:val="0"/>
               <w:snapToGrid w:val="0"/>
               <w:spacing w:line="240" w:lineRule="auto"/>
-              <w:ind w:left="0" w:leftChars="0" w:right="0" w:rightChars="0" w:firstLine="0" w:firstLineChars="0"/>
+              <w:ind w:left="0" w:right="0" w:firstLine="0" w:leftChars="0" w:rightChars="0" w:firstLineChars="0"/>
               <w:jc w:val="center"/>
               <w:rPr>
-                <w:rFonts w:hint="default" w:ascii="Segoe UI" w:hAnsi="Segoe UI" w:eastAsia="Segoe UI" w:cs="Segoe UI"/>
+                <w:rFonts w:ascii="Segoe UI" w:eastAsia="Segoe UI" w:hAnsi="Segoe UI" w:cs="Segoe UI" w:hint="default"/>
                 <w:i w:val="0"/>
                 <w:iCs w:val="0"/>
                 <w:caps w:val="0"/>
@@ -4631,7 +4589,7 @@
             </w:pPr>
             <w:r>
               <w:rPr>
-                <w:rFonts w:hint="default" w:ascii="Segoe UI" w:hAnsi="Segoe UI" w:eastAsia="Segoe UI" w:cs="Segoe UI"/>
+                <w:rFonts w:ascii="Segoe UI" w:eastAsia="Segoe UI" w:hAnsi="Segoe UI" w:cs="Segoe UI" w:hint="default"/>
                 <w:i w:val="0"/>
                 <w:iCs w:val="0"/>
                 <w:caps w:val="0"/>
@@ -4647,8 +4605,8 @@
             </w:r>
             <w:r>
               <w:rPr>
-                <w:rStyle w:val="23"/>
-                <w:rFonts w:hint="default" w:ascii="Segoe UI" w:hAnsi="Segoe UI" w:eastAsia="Segoe UI" w:cs="Segoe UI"/>
+                <w:rStyle w:val="Strong"/>
+                <w:rFonts w:ascii="Segoe UI" w:eastAsia="Segoe UI" w:hAnsi="Segoe UI" w:cs="Segoe UI" w:hint="default"/>
                 <w:b/>
                 <w:bCs/>
                 <w:i w:val="0"/>
@@ -4669,14 +4627,9 @@
       </w:tr>
       <w:tr>
         <w:tblPrEx>
-          <w:tblBorders>
-            <w:top w:val="none" w:color="auto" w:sz="0" w:space="0"/>
-            <w:left w:val="none" w:color="auto" w:sz="0" w:space="0"/>
-            <w:bottom w:val="none" w:color="auto" w:sz="0" w:space="0"/>
-            <w:right w:val="none" w:color="auto" w:sz="0" w:space="0"/>
-            <w:insideH w:val="none" w:color="auto" w:sz="0" w:space="0"/>
-            <w:insideV w:val="none" w:color="auto" w:sz="0" w:space="0"/>
-          </w:tblBorders>
+          <w:tblW w:w="8522" w:type="dxa"/>
+          <w:jc w:val="center"/>
+          <w:shd w:val="clear" w:color="auto" w:fill="auto"/>
           <w:tblCellMar>
             <w:top w:w="15" w:type="dxa"/>
             <w:left w:w="15" w:type="dxa"/>
@@ -4685,17 +4638,17 @@
           </w:tblCellMar>
         </w:tblPrEx>
         <w:trPr>
-          <w:trHeight w:val="0" w:hRule="atLeast"/>
+          <w:trHeight w:val="0"/>
           <w:jc w:val="center"/>
         </w:trPr>
         <w:tc>
           <w:tcPr>
             <w:tcW w:w="1115" w:type="dxa"/>
             <w:tcBorders>
-              <w:top w:val="single" w:color="auto" w:sz="4" w:space="0"/>
-              <w:left w:val="single" w:color="auto" w:sz="12" w:space="0"/>
-              <w:bottom w:val="single" w:color="auto" w:sz="12" w:space="0"/>
-              <w:right w:val="single" w:color="auto" w:sz="4" w:space="0"/>
+              <w:top w:val="single" w:sz="4" w:space="0" w:color="auto"/>
+              <w:left w:val="single" w:sz="12" w:space="0" w:color="auto"/>
+              <w:bottom w:val="single" w:sz="12" w:space="0" w:color="auto"/>
+              <w:right w:val="single" w:sz="4" w:space="0" w:color="auto"/>
             </w:tcBorders>
             <w:shd w:val="clear" w:color="auto" w:fill="auto"/>
             <w:tcMar>
@@ -4714,10 +4667,10 @@
               <w:suppressLineNumbers w:val="0"/>
               <w:snapToGrid w:val="0"/>
               <w:spacing w:line="240" w:lineRule="auto"/>
-              <w:ind w:left="0" w:leftChars="0" w:right="0" w:rightChars="0" w:firstLine="0" w:firstLineChars="0"/>
+              <w:ind w:left="0" w:right="0" w:firstLine="0" w:leftChars="0" w:rightChars="0" w:firstLineChars="0"/>
               <w:jc w:val="left"/>
               <w:rPr>
-                <w:rFonts w:hint="default" w:ascii="Segoe UI" w:hAnsi="Segoe UI" w:eastAsia="Segoe UI" w:cs="Segoe UI"/>
+                <w:rFonts w:ascii="Segoe UI" w:eastAsia="Segoe UI" w:hAnsi="Segoe UI" w:cs="Segoe UI" w:hint="default"/>
                 <w:i w:val="0"/>
                 <w:iCs w:val="0"/>
                 <w:caps w:val="0"/>
@@ -4729,8 +4682,8 @@
             </w:pPr>
             <w:r>
               <w:rPr>
-                <w:rStyle w:val="23"/>
-                <w:rFonts w:hint="default" w:ascii="Segoe UI" w:hAnsi="Segoe UI" w:eastAsia="Segoe UI" w:cs="Segoe UI"/>
+                <w:rStyle w:val="Strong"/>
+                <w:rFonts w:ascii="Segoe UI" w:eastAsia="Segoe UI" w:hAnsi="Segoe UI" w:cs="Segoe UI" w:hint="default"/>
                 <w:b/>
                 <w:bCs/>
                 <w:i w:val="0"/>
@@ -4752,10 +4705,10 @@
           <w:tcPr>
             <w:tcW w:w="2499" w:type="dxa"/>
             <w:tcBorders>
-              <w:top w:val="single" w:color="auto" w:sz="4" w:space="0"/>
-              <w:left w:val="single" w:color="auto" w:sz="4" w:space="0"/>
-              <w:bottom w:val="single" w:color="auto" w:sz="12" w:space="0"/>
-              <w:right w:val="single" w:color="auto" w:sz="4" w:space="0"/>
+              <w:top w:val="single" w:sz="4" w:space="0" w:color="auto"/>
+              <w:left w:val="single" w:sz="4" w:space="0" w:color="auto"/>
+              <w:bottom w:val="single" w:sz="12" w:space="0" w:color="auto"/>
+              <w:right w:val="single" w:sz="4" w:space="0" w:color="auto"/>
             </w:tcBorders>
             <w:shd w:val="clear" w:color="auto" w:fill="auto"/>
             <w:tcMar>
@@ -4774,10 +4727,10 @@
               <w:suppressLineNumbers w:val="0"/>
               <w:snapToGrid w:val="0"/>
               <w:spacing w:line="240" w:lineRule="auto"/>
-              <w:ind w:left="0" w:leftChars="0" w:right="0" w:rightChars="0" w:firstLine="0" w:firstLineChars="0"/>
+              <w:ind w:left="0" w:right="0" w:firstLine="0" w:leftChars="0" w:rightChars="0" w:firstLineChars="0"/>
               <w:jc w:val="left"/>
               <w:rPr>
-                <w:rFonts w:hint="default" w:ascii="Segoe UI" w:hAnsi="Segoe UI" w:eastAsia="Segoe UI" w:cs="Segoe UI"/>
+                <w:rFonts w:ascii="Segoe UI" w:eastAsia="Segoe UI" w:hAnsi="Segoe UI" w:cs="Segoe UI" w:hint="default"/>
                 <w:i w:val="0"/>
                 <w:iCs w:val="0"/>
                 <w:caps w:val="0"/>
@@ -4789,7 +4742,7 @@
             </w:pPr>
             <w:r>
               <w:rPr>
-                <w:rFonts w:hint="default" w:ascii="Segoe UI" w:hAnsi="Segoe UI" w:eastAsia="Segoe UI" w:cs="Segoe UI"/>
+                <w:rFonts w:ascii="Segoe UI" w:eastAsia="Segoe UI" w:hAnsi="Segoe UI" w:cs="Segoe UI" w:hint="default"/>
                 <w:i w:val="0"/>
                 <w:iCs w:val="0"/>
                 <w:caps w:val="0"/>
@@ -4809,10 +4762,10 @@
           <w:tcPr>
             <w:tcW w:w="1902" w:type="dxa"/>
             <w:tcBorders>
-              <w:top w:val="single" w:color="auto" w:sz="4" w:space="0"/>
-              <w:left w:val="single" w:color="auto" w:sz="4" w:space="0"/>
-              <w:bottom w:val="single" w:color="auto" w:sz="12" w:space="0"/>
-              <w:right w:val="single" w:color="auto" w:sz="4" w:space="0"/>
+              <w:top w:val="single" w:sz="4" w:space="0" w:color="auto"/>
+              <w:left w:val="single" w:sz="4" w:space="0" w:color="auto"/>
+              <w:bottom w:val="single" w:sz="12" w:space="0" w:color="auto"/>
+              <w:right w:val="single" w:sz="4" w:space="0" w:color="auto"/>
             </w:tcBorders>
             <w:shd w:val="clear" w:color="auto" w:fill="auto"/>
             <w:tcMar>
@@ -4831,10 +4784,10 @@
               <w:suppressLineNumbers w:val="0"/>
               <w:snapToGrid w:val="0"/>
               <w:spacing w:line="240" w:lineRule="auto"/>
-              <w:ind w:left="0" w:leftChars="0" w:right="0" w:rightChars="0" w:firstLine="0" w:firstLineChars="0"/>
+              <w:ind w:left="0" w:right="0" w:firstLine="0" w:leftChars="0" w:rightChars="0" w:firstLineChars="0"/>
               <w:jc w:val="left"/>
               <w:rPr>
-                <w:rFonts w:hint="default" w:ascii="Segoe UI" w:hAnsi="Segoe UI" w:eastAsia="Segoe UI" w:cs="Segoe UI"/>
+                <w:rFonts w:ascii="Segoe UI" w:eastAsia="Segoe UI" w:hAnsi="Segoe UI" w:cs="Segoe UI" w:hint="default"/>
                 <w:i w:val="0"/>
                 <w:iCs w:val="0"/>
                 <w:caps w:val="0"/>
@@ -4846,7 +4799,7 @@
             </w:pPr>
             <w:r>
               <w:rPr>
-                <w:rFonts w:hint="default" w:ascii="Segoe UI" w:hAnsi="Segoe UI" w:eastAsia="Segoe UI" w:cs="Segoe UI"/>
+                <w:rFonts w:ascii="Segoe UI" w:eastAsia="Segoe UI" w:hAnsi="Segoe UI" w:cs="Segoe UI" w:hint="default"/>
                 <w:i w:val="0"/>
                 <w:iCs w:val="0"/>
                 <w:caps w:val="0"/>
@@ -4866,10 +4819,10 @@
           <w:tcPr>
             <w:tcW w:w="1842" w:type="dxa"/>
             <w:tcBorders>
-              <w:top w:val="single" w:color="auto" w:sz="4" w:space="0"/>
-              <w:left w:val="single" w:color="auto" w:sz="4" w:space="0"/>
-              <w:bottom w:val="single" w:color="auto" w:sz="12" w:space="0"/>
-              <w:right w:val="single" w:color="auto" w:sz="4" w:space="0"/>
+              <w:top w:val="single" w:sz="4" w:space="0" w:color="auto"/>
+              <w:left w:val="single" w:sz="4" w:space="0" w:color="auto"/>
+              <w:bottom w:val="single" w:sz="12" w:space="0" w:color="auto"/>
+              <w:right w:val="single" w:sz="4" w:space="0" w:color="auto"/>
             </w:tcBorders>
             <w:shd w:val="clear" w:color="auto" w:fill="auto"/>
             <w:tcMar>
@@ -4888,10 +4841,10 @@
               <w:suppressLineNumbers w:val="0"/>
               <w:snapToGrid w:val="0"/>
               <w:spacing w:line="240" w:lineRule="auto"/>
-              <w:ind w:left="0" w:leftChars="0" w:right="0" w:rightChars="0" w:firstLine="0" w:firstLineChars="0"/>
+              <w:ind w:left="0" w:right="0" w:firstLine="0" w:leftChars="0" w:rightChars="0" w:firstLineChars="0"/>
               <w:jc w:val="left"/>
               <w:rPr>
-                <w:rFonts w:hint="default" w:ascii="Segoe UI" w:hAnsi="Segoe UI" w:eastAsia="Segoe UI" w:cs="Segoe UI"/>
+                <w:rFonts w:ascii="Segoe UI" w:eastAsia="Segoe UI" w:hAnsi="Segoe UI" w:cs="Segoe UI" w:hint="default"/>
                 <w:i w:val="0"/>
                 <w:iCs w:val="0"/>
                 <w:caps w:val="0"/>
@@ -4903,7 +4856,7 @@
             </w:pPr>
             <w:r>
               <w:rPr>
-                <w:rFonts w:hint="default" w:ascii="Segoe UI" w:hAnsi="Segoe UI" w:eastAsia="Segoe UI" w:cs="Segoe UI"/>
+                <w:rFonts w:ascii="Segoe UI" w:eastAsia="Segoe UI" w:hAnsi="Segoe UI" w:cs="Segoe UI" w:hint="default"/>
                 <w:i w:val="0"/>
                 <w:iCs w:val="0"/>
                 <w:caps w:val="0"/>
@@ -4923,10 +4876,10 @@
           <w:tcPr>
             <w:tcW w:w="1164" w:type="dxa"/>
             <w:tcBorders>
-              <w:top w:val="single" w:color="auto" w:sz="4" w:space="0"/>
-              <w:left w:val="single" w:color="auto" w:sz="4" w:space="0"/>
-              <w:bottom w:val="single" w:color="auto" w:sz="12" w:space="0"/>
-              <w:right w:val="single" w:color="auto" w:sz="12" w:space="0"/>
+              <w:top w:val="single" w:sz="4" w:space="0" w:color="auto"/>
+              <w:left w:val="single" w:sz="4" w:space="0" w:color="auto"/>
+              <w:bottom w:val="single" w:sz="12" w:space="0" w:color="auto"/>
+              <w:right w:val="single" w:sz="12" w:space="0" w:color="auto"/>
             </w:tcBorders>
             <w:shd w:val="clear" w:color="auto" w:fill="auto"/>
             <w:tcMar>
@@ -4945,10 +4898,10 @@
               <w:suppressLineNumbers w:val="0"/>
               <w:snapToGrid w:val="0"/>
               <w:spacing w:line="240" w:lineRule="auto"/>
-              <w:ind w:left="0" w:leftChars="0" w:right="0" w:rightChars="0" w:firstLine="0" w:firstLineChars="0"/>
+              <w:ind w:left="0" w:right="0" w:firstLine="0" w:leftChars="0" w:rightChars="0" w:firstLineChars="0"/>
               <w:jc w:val="center"/>
               <w:rPr>
-                <w:rFonts w:hint="default" w:ascii="Segoe UI" w:hAnsi="Segoe UI" w:eastAsia="Segoe UI" w:cs="Segoe UI"/>
+                <w:rFonts w:ascii="Segoe UI" w:eastAsia="Segoe UI" w:hAnsi="Segoe UI" w:cs="Segoe UI" w:hint="default"/>
                 <w:i w:val="0"/>
                 <w:iCs w:val="0"/>
                 <w:caps w:val="0"/>
@@ -4960,7 +4913,7 @@
             </w:pPr>
             <w:r>
               <w:rPr>
-                <w:rFonts w:hint="default" w:ascii="Segoe UI" w:hAnsi="Segoe UI" w:eastAsia="Segoe UI" w:cs="Segoe UI"/>
+                <w:rFonts w:ascii="Segoe UI" w:eastAsia="Segoe UI" w:hAnsi="Segoe UI" w:cs="Segoe UI" w:hint="default"/>
                 <w:i w:val="0"/>
                 <w:iCs w:val="0"/>
                 <w:caps w:val="0"/>
@@ -4976,8 +4929,8 @@
             </w:r>
             <w:r>
               <w:rPr>
-                <w:rStyle w:val="23"/>
-                <w:rFonts w:hint="default" w:ascii="Segoe UI" w:hAnsi="Segoe UI" w:eastAsia="Segoe UI" w:cs="Segoe UI"/>
+                <w:rStyle w:val="Strong"/>
+                <w:rFonts w:ascii="Segoe UI" w:eastAsia="Segoe UI" w:hAnsi="Segoe UI" w:cs="Segoe UI" w:hint="default"/>
                 <w:b/>
                 <w:bCs/>
                 <w:i w:val="0"/>
@@ -4999,7 +4952,7 @@
     </w:tbl>
     <w:p>
       <w:pPr>
-        <w:pStyle w:val="28"/>
+        <w:pStyle w:val="1"/>
         <w:bidi w:val="0"/>
         <w:rPr>
           <w:rFonts w:hint="default"/>
@@ -5013,66 +4966,66 @@
         </w:rPr>
         <w:t xml:space="preserve"> </w:t>
       </w:r>
-      <w:bookmarkStart w:id="4" w:name="_Toc30621"/>
+      <w:bookmarkStart w:id="5" w:name="_Toc30621"/>
       <w:r>
         <w:rPr>
           <w:rFonts w:hint="default"/>
           <w:lang w:val="en-US" w:eastAsia="zh-CN"/>
         </w:rPr>
         <w:t>详细实施成果</w:t>
-      </w:r>
-      <w:bookmarkEnd w:id="4"/>
-    </w:p>
-    <w:p>
-      <w:pPr>
-        <w:pStyle w:val="30"/>
-        <w:bidi w:val="0"/>
-        <w:rPr>
-          <w:rFonts w:hint="default"/>
-          <w:lang w:val="en-US" w:eastAsia="zh-CN"/>
-        </w:rPr>
-      </w:pPr>
-      <w:bookmarkStart w:id="5" w:name="_Toc25712"/>
-      <w:r>
-        <w:rPr>
-          <w:rFonts w:hint="default"/>
-          <w:lang w:val="en-US" w:eastAsia="zh-CN"/>
-        </w:rPr>
-        <w:t>第一阶段：紧急扩容（</w:t>
-      </w:r>
-      <w:r>
-        <w:rPr>
-          <w:rFonts w:hint="eastAsia"/>
-          <w:lang w:val="en-US" w:eastAsia="zh-CN"/>
-        </w:rPr>
-        <w:t>1</w:t>
-      </w:r>
-      <w:r>
-        <w:rPr>
-          <w:rFonts w:hint="default"/>
-          <w:lang w:val="en-US" w:eastAsia="zh-CN"/>
-        </w:rPr>
-        <w:t>月-</w:t>
-      </w:r>
-      <w:r>
-        <w:rPr>
-          <w:rFonts w:hint="eastAsia"/>
-          <w:lang w:val="en-US" w:eastAsia="zh-CN"/>
-        </w:rPr>
-        <w:t>2</w:t>
-      </w:r>
-      <w:r>
-        <w:rPr>
-          <w:rFonts w:hint="default"/>
-          <w:lang w:val="en-US" w:eastAsia="zh-CN"/>
-        </w:rPr>
-        <w:t>月）</w:t>
       </w:r>
       <w:bookmarkEnd w:id="5"/>
     </w:p>
     <w:p>
       <w:pPr>
-        <w:pStyle w:val="29"/>
+        <w:pStyle w:val="2"/>
+        <w:bidi w:val="0"/>
+        <w:rPr>
+          <w:rFonts w:hint="default"/>
+          <w:lang w:val="en-US" w:eastAsia="zh-CN"/>
+        </w:rPr>
+      </w:pPr>
+      <w:bookmarkStart w:id="6" w:name="_Toc25712"/>
+      <w:r>
+        <w:rPr>
+          <w:rFonts w:hint="default"/>
+          <w:lang w:val="en-US" w:eastAsia="zh-CN"/>
+        </w:rPr>
+        <w:t>第一阶段：紧急扩容（</w:t>
+      </w:r>
+      <w:r>
+        <w:rPr>
+          <w:rFonts w:hint="eastAsia"/>
+          <w:lang w:val="en-US" w:eastAsia="zh-CN"/>
+        </w:rPr>
+        <w:t>1</w:t>
+      </w:r>
+      <w:r>
+        <w:rPr>
+          <w:rFonts w:hint="default"/>
+          <w:lang w:val="en-US" w:eastAsia="zh-CN"/>
+        </w:rPr>
+        <w:t>月-</w:t>
+      </w:r>
+      <w:r>
+        <w:rPr>
+          <w:rFonts w:hint="eastAsia"/>
+          <w:lang w:val="en-US" w:eastAsia="zh-CN"/>
+        </w:rPr>
+        <w:t>2</w:t>
+      </w:r>
+      <w:r>
+        <w:rPr>
+          <w:rFonts w:hint="default"/>
+          <w:lang w:val="en-US" w:eastAsia="zh-CN"/>
+        </w:rPr>
+        <w:t>月）</w:t>
+      </w:r>
+      <w:bookmarkEnd w:id="6"/>
+    </w:p>
+    <w:p>
+      <w:pPr>
+        <w:pStyle w:val="a1"/>
         <w:keepNext w:val="0"/>
         <w:keepLines w:val="0"/>
         <w:pageBreakBefore w:val="0"/>
@@ -5102,7 +5055,7 @@
     </w:p>
     <w:p>
       <w:pPr>
-        <w:pStyle w:val="29"/>
+        <w:pStyle w:val="a1"/>
         <w:keepNext w:val="0"/>
         <w:keepLines w:val="0"/>
         <w:pageBreakBefore w:val="0"/>
@@ -5132,7 +5085,7 @@
     </w:p>
     <w:p>
       <w:pPr>
-        <w:pStyle w:val="29"/>
+        <w:pStyle w:val="a1"/>
         <w:keepNext w:val="0"/>
         <w:keepLines w:val="0"/>
         <w:pageBreakBefore w:val="0"/>
@@ -5176,7 +5129,7 @@
     </w:p>
     <w:p>
       <w:pPr>
-        <w:pStyle w:val="29"/>
+        <w:pStyle w:val="a1"/>
         <w:keepNext w:val="0"/>
         <w:keepLines w:val="0"/>
         <w:pageBreakBefore w:val="0"/>
@@ -5220,7 +5173,7 @@
     </w:p>
     <w:p>
       <w:pPr>
-        <w:pStyle w:val="29"/>
+        <w:pStyle w:val="a1"/>
         <w:keepNext w:val="0"/>
         <w:keepLines w:val="0"/>
         <w:pageBreakBefore w:val="0"/>
@@ -5250,7 +5203,7 @@
     </w:p>
     <w:p>
       <w:pPr>
-        <w:pStyle w:val="29"/>
+        <w:pStyle w:val="a1"/>
         <w:keepNext w:val="0"/>
         <w:keepLines w:val="0"/>
         <w:pageBreakBefore w:val="0"/>
@@ -5280,7 +5233,7 @@
     </w:p>
     <w:p>
       <w:pPr>
-        <w:pStyle w:val="29"/>
+        <w:pStyle w:val="a1"/>
         <w:keepNext w:val="0"/>
         <w:keepLines w:val="0"/>
         <w:pageBreakBefore w:val="0"/>
@@ -5310,7 +5263,7 @@
     </w:p>
     <w:p>
       <w:pPr>
-        <w:pStyle w:val="29"/>
+        <w:pStyle w:val="a1"/>
         <w:keepNext w:val="0"/>
         <w:keepLines w:val="0"/>
         <w:pageBreakBefore w:val="0"/>
@@ -5340,14 +5293,14 @@
     </w:p>
     <w:p>
       <w:pPr>
-        <w:pStyle w:val="30"/>
+        <w:pStyle w:val="2"/>
         <w:bidi w:val="0"/>
         <w:rPr>
           <w:rFonts w:hint="default"/>
           <w:lang w:val="en-US" w:eastAsia="zh-CN"/>
         </w:rPr>
       </w:pPr>
-      <w:bookmarkStart w:id="6" w:name="_Toc29497"/>
+      <w:bookmarkStart w:id="7" w:name="_Toc29497"/>
       <w:r>
         <w:rPr>
           <w:rFonts w:hint="default"/>
@@ -5383,11 +5336,11 @@
         </w:rPr>
         <w:t>月）</w:t>
       </w:r>
-      <w:bookmarkEnd w:id="6"/>
+      <w:bookmarkEnd w:id="7"/>
     </w:p>
     <w:p>
       <w:pPr>
-        <w:pStyle w:val="29"/>
+        <w:pStyle w:val="a1"/>
         <w:keepNext w:val="0"/>
         <w:keepLines w:val="0"/>
         <w:pageBreakBefore w:val="0"/>
@@ -5417,7 +5370,7 @@
     </w:p>
     <w:p>
       <w:pPr>
-        <w:pStyle w:val="29"/>
+        <w:pStyle w:val="a1"/>
         <w:keepNext w:val="0"/>
         <w:keepLines w:val="0"/>
         <w:pageBreakBefore w:val="0"/>
@@ -5447,7 +5400,7 @@
     </w:p>
     <w:p>
       <w:pPr>
-        <w:pStyle w:val="29"/>
+        <w:pStyle w:val="a1"/>
         <w:keepNext w:val="0"/>
         <w:keepLines w:val="0"/>
         <w:pageBreakBefore w:val="0"/>
@@ -5477,7 +5430,7 @@
     </w:p>
     <w:p>
       <w:pPr>
-        <w:pStyle w:val="29"/>
+        <w:pStyle w:val="a1"/>
         <w:keepNext w:val="0"/>
         <w:keepLines w:val="0"/>
         <w:pageBreakBefore w:val="0"/>
@@ -5507,7 +5460,7 @@
     </w:p>
     <w:p>
       <w:pPr>
-        <w:pStyle w:val="29"/>
+        <w:pStyle w:val="a1"/>
         <w:keepNext w:val="0"/>
         <w:keepLines w:val="0"/>
         <w:pageBreakBefore w:val="0"/>
@@ -5537,7 +5490,7 @@
     </w:p>
     <w:p>
       <w:pPr>
-        <w:pStyle w:val="29"/>
+        <w:pStyle w:val="a1"/>
         <w:keepNext w:val="0"/>
         <w:keepLines w:val="0"/>
         <w:pageBreakBefore w:val="0"/>
@@ -5567,7 +5520,7 @@
     </w:p>
     <w:p>
       <w:pPr>
-        <w:pStyle w:val="29"/>
+        <w:pStyle w:val="a1"/>
         <w:keepNext w:val="0"/>
         <w:keepLines w:val="0"/>
         <w:pageBreakBefore w:val="0"/>
@@ -5597,7 +5550,7 @@
     </w:p>
     <w:p>
       <w:pPr>
-        <w:pStyle w:val="29"/>
+        <w:pStyle w:val="a1"/>
         <w:keepNext w:val="0"/>
         <w:keepLines w:val="0"/>
         <w:pageBreakBefore w:val="0"/>
@@ -5627,14 +5580,14 @@
     </w:p>
     <w:p>
       <w:pPr>
-        <w:pStyle w:val="30"/>
+        <w:pStyle w:val="2"/>
         <w:bidi w:val="0"/>
         <w:rPr>
           <w:rFonts w:hint="default"/>
           <w:lang w:val="en-US" w:eastAsia="zh-CN"/>
         </w:rPr>
       </w:pPr>
-      <w:bookmarkStart w:id="7" w:name="_Toc25606"/>
+      <w:bookmarkStart w:id="8" w:name="_Toc25606"/>
       <w:r>
         <w:rPr>
           <w:rFonts w:hint="default"/>
@@ -5670,11 +5623,11 @@
         </w:rPr>
         <w:t>月）</w:t>
       </w:r>
-      <w:bookmarkEnd w:id="7"/>
+      <w:bookmarkEnd w:id="8"/>
     </w:p>
     <w:p>
       <w:pPr>
-        <w:pStyle w:val="29"/>
+        <w:pStyle w:val="a1"/>
         <w:keepNext w:val="0"/>
         <w:keepLines w:val="0"/>
         <w:pageBreakBefore w:val="0"/>
@@ -5704,7 +5657,7 @@
     </w:p>
     <w:p>
       <w:pPr>
-        <w:pStyle w:val="29"/>
+        <w:pStyle w:val="a1"/>
         <w:keepNext w:val="0"/>
         <w:keepLines w:val="0"/>
         <w:pageBreakBefore w:val="0"/>
@@ -5734,7 +5687,7 @@
     </w:p>
     <w:p>
       <w:pPr>
-        <w:pStyle w:val="29"/>
+        <w:pStyle w:val="a1"/>
         <w:keepNext w:val="0"/>
         <w:keepLines w:val="0"/>
         <w:pageBreakBefore w:val="0"/>
@@ -5764,7 +5717,7 @@
     </w:p>
     <w:p>
       <w:pPr>
-        <w:pStyle w:val="29"/>
+        <w:pStyle w:val="a1"/>
         <w:keepNext w:val="0"/>
         <w:keepLines w:val="0"/>
         <w:pageBreakBefore w:val="0"/>
@@ -5794,7 +5747,7 @@
     </w:p>
     <w:p>
       <w:pPr>
-        <w:pStyle w:val="29"/>
+        <w:pStyle w:val="a1"/>
         <w:keepNext w:val="0"/>
         <w:keepLines w:val="0"/>
         <w:pageBreakBefore w:val="0"/>
@@ -5824,7 +5777,7 @@
     </w:p>
     <w:p>
       <w:pPr>
-        <w:pStyle w:val="29"/>
+        <w:pStyle w:val="a1"/>
         <w:keepNext w:val="0"/>
         <w:keepLines w:val="0"/>
         <w:pageBreakBefore w:val="0"/>
@@ -5854,7 +5807,7 @@
     </w:p>
     <w:p>
       <w:pPr>
-        <w:pStyle w:val="29"/>
+        <w:pStyle w:val="a1"/>
         <w:keepNext w:val="0"/>
         <w:keepLines w:val="0"/>
         <w:pageBreakBefore w:val="0"/>
@@ -5884,45 +5837,45 @@
     </w:p>
     <w:p>
       <w:pPr>
-        <w:pStyle w:val="28"/>
+        <w:pStyle w:val="1"/>
         <w:bidi w:val="0"/>
         <w:rPr>
           <w:rFonts w:hint="default"/>
           <w:lang w:val="en-US" w:eastAsia="zh-CN"/>
         </w:rPr>
       </w:pPr>
-      <w:bookmarkStart w:id="8" w:name="_Toc9045"/>
+      <w:bookmarkStart w:id="9" w:name="_Toc9045"/>
       <w:r>
         <w:rPr>
           <w:rFonts w:hint="default"/>
           <w:lang w:val="en-US" w:eastAsia="zh-CN"/>
         </w:rPr>
         <w:t>性能与效益分析</w:t>
-      </w:r>
-      <w:bookmarkEnd w:id="8"/>
-    </w:p>
-    <w:p>
-      <w:pPr>
-        <w:pStyle w:val="30"/>
-        <w:bidi w:val="0"/>
-        <w:rPr>
-          <w:rFonts w:hint="default"/>
-          <w:lang w:val="en-US" w:eastAsia="zh-CN"/>
-        </w:rPr>
-      </w:pPr>
-      <w:bookmarkStart w:id="9" w:name="_Toc13491"/>
-      <w:r>
-        <w:rPr>
-          <w:rFonts w:hint="default"/>
-          <w:lang w:val="en-US" w:eastAsia="zh-CN"/>
-        </w:rPr>
-        <w:t>性能提升</w:t>
       </w:r>
       <w:bookmarkEnd w:id="9"/>
     </w:p>
     <w:p>
       <w:pPr>
-        <w:pStyle w:val="29"/>
+        <w:pStyle w:val="2"/>
+        <w:bidi w:val="0"/>
+        <w:rPr>
+          <w:rFonts w:hint="default"/>
+          <w:lang w:val="en-US" w:eastAsia="zh-CN"/>
+        </w:rPr>
+      </w:pPr>
+      <w:bookmarkStart w:id="10" w:name="_Toc13491"/>
+      <w:r>
+        <w:rPr>
+          <w:rFonts w:hint="default"/>
+          <w:lang w:val="en-US" w:eastAsia="zh-CN"/>
+        </w:rPr>
+        <w:t>性能提升</w:t>
+      </w:r>
+      <w:bookmarkEnd w:id="10"/>
+    </w:p>
+    <w:p>
+      <w:pPr>
+        <w:pStyle w:val="a1"/>
         <w:keepNext w:val="0"/>
         <w:keepLines w:val="0"/>
         <w:pageBreakBefore w:val="0"/>
@@ -5966,7 +5919,7 @@
     </w:p>
     <w:p>
       <w:pPr>
-        <w:pStyle w:val="29"/>
+        <w:pStyle w:val="a1"/>
         <w:keepNext w:val="0"/>
         <w:keepLines w:val="0"/>
         <w:pageBreakBefore w:val="0"/>
@@ -5996,7 +5949,7 @@
     </w:p>
     <w:p>
       <w:pPr>
-        <w:pStyle w:val="29"/>
+        <w:pStyle w:val="a1"/>
         <w:keepNext w:val="0"/>
         <w:keepLines w:val="0"/>
         <w:pageBreakBefore w:val="0"/>
@@ -6026,14 +5979,14 @@
     </w:p>
     <w:p>
       <w:pPr>
-        <w:pStyle w:val="30"/>
+        <w:pStyle w:val="2"/>
         <w:bidi w:val="0"/>
         <w:rPr>
           <w:rFonts w:hint="default"/>
           <w:lang w:val="en-US" w:eastAsia="zh-CN"/>
         </w:rPr>
       </w:pPr>
-      <w:bookmarkStart w:id="10" w:name="_Toc17763"/>
+      <w:bookmarkStart w:id="11" w:name="_Toc17763"/>
       <w:r>
         <w:rPr>
           <w:rFonts w:hint="default"/>
@@ -6041,11 +5994,11 @@
         </w:rPr>
         <w:t>成本效益</w:t>
       </w:r>
-      <w:bookmarkEnd w:id="10"/>
+      <w:bookmarkEnd w:id="11"/>
     </w:p>
     <w:p>
       <w:pPr>
-        <w:pStyle w:val="29"/>
+        <w:pStyle w:val="a1"/>
         <w:keepNext w:val="0"/>
         <w:keepLines w:val="0"/>
         <w:pageBreakBefore w:val="0"/>
@@ -6075,7 +6028,7 @@
     </w:p>
     <w:p>
       <w:pPr>
-        <w:pStyle w:val="29"/>
+        <w:pStyle w:val="a1"/>
         <w:keepNext w:val="0"/>
         <w:keepLines w:val="0"/>
         <w:pageBreakBefore w:val="0"/>
@@ -6105,14 +6058,14 @@
     </w:p>
     <w:p>
       <w:pPr>
-        <w:pStyle w:val="30"/>
+        <w:pStyle w:val="2"/>
         <w:bidi w:val="0"/>
         <w:rPr>
           <w:rFonts w:hint="default"/>
           <w:lang w:val="en-US" w:eastAsia="zh-CN"/>
         </w:rPr>
       </w:pPr>
-      <w:bookmarkStart w:id="11" w:name="_Toc27880"/>
+      <w:bookmarkStart w:id="12" w:name="_Toc27880"/>
       <w:r>
         <w:rPr>
           <w:rFonts w:hint="default"/>
@@ -6120,11 +6073,11 @@
         </w:rPr>
         <w:t>运维效能改进</w:t>
       </w:r>
-      <w:bookmarkEnd w:id="11"/>
+      <w:bookmarkEnd w:id="12"/>
     </w:p>
     <w:p>
       <w:pPr>
-        <w:pStyle w:val="29"/>
+        <w:pStyle w:val="a1"/>
         <w:keepNext w:val="0"/>
         <w:keepLines w:val="0"/>
         <w:pageBreakBefore w:val="0"/>
@@ -6154,7 +6107,7 @@
     </w:p>
     <w:p>
       <w:pPr>
-        <w:pStyle w:val="29"/>
+        <w:pStyle w:val="a1"/>
         <w:keepNext w:val="0"/>
         <w:keepLines w:val="0"/>
         <w:pageBreakBefore w:val="0"/>
@@ -6184,45 +6137,45 @@
     </w:p>
     <w:p>
       <w:pPr>
-        <w:pStyle w:val="28"/>
+        <w:pStyle w:val="1"/>
         <w:bidi w:val="0"/>
         <w:rPr>
           <w:rFonts w:hint="default"/>
           <w:lang w:val="en-US" w:eastAsia="zh-CN"/>
         </w:rPr>
       </w:pPr>
-      <w:bookmarkStart w:id="12" w:name="_Toc12749"/>
+      <w:bookmarkStart w:id="13" w:name="_Toc12749"/>
       <w:r>
         <w:rPr>
           <w:rFonts w:hint="default"/>
           <w:lang w:val="en-US" w:eastAsia="zh-CN"/>
         </w:rPr>
         <w:t>经验总结与后续建议</w:t>
-      </w:r>
-      <w:bookmarkEnd w:id="12"/>
-    </w:p>
-    <w:p>
-      <w:pPr>
-        <w:pStyle w:val="30"/>
-        <w:bidi w:val="0"/>
-        <w:rPr>
-          <w:rFonts w:hint="default"/>
-          <w:lang w:val="en-US" w:eastAsia="zh-CN"/>
-        </w:rPr>
-      </w:pPr>
-      <w:bookmarkStart w:id="13" w:name="_Toc6196"/>
-      <w:r>
-        <w:rPr>
-          <w:rFonts w:hint="default"/>
-          <w:lang w:val="en-US" w:eastAsia="zh-CN"/>
-        </w:rPr>
-        <w:t>主要经验</w:t>
       </w:r>
       <w:bookmarkEnd w:id="13"/>
     </w:p>
     <w:p>
       <w:pPr>
-        <w:pStyle w:val="29"/>
+        <w:pStyle w:val="2"/>
+        <w:bidi w:val="0"/>
+        <w:rPr>
+          <w:rFonts w:hint="default"/>
+          <w:lang w:val="en-US" w:eastAsia="zh-CN"/>
+        </w:rPr>
+      </w:pPr>
+      <w:bookmarkStart w:id="14" w:name="_Toc6196"/>
+      <w:r>
+        <w:rPr>
+          <w:rFonts w:hint="default"/>
+          <w:lang w:val="en-US" w:eastAsia="zh-CN"/>
+        </w:rPr>
+        <w:t>主要经验</w:t>
+      </w:r>
+      <w:bookmarkEnd w:id="14"/>
+    </w:p>
+    <w:p>
+      <w:pPr>
+        <w:pStyle w:val="a1"/>
         <w:keepNext w:val="0"/>
         <w:keepLines w:val="0"/>
         <w:pageBreakBefore w:val="0"/>
@@ -6252,7 +6205,7 @@
     </w:p>
     <w:p>
       <w:pPr>
-        <w:pStyle w:val="29"/>
+        <w:pStyle w:val="a1"/>
         <w:keepNext w:val="0"/>
         <w:keepLines w:val="0"/>
         <w:pageBreakBefore w:val="0"/>
@@ -6282,7 +6235,7 @@
     </w:p>
     <w:p>
       <w:pPr>
-        <w:pStyle w:val="29"/>
+        <w:pStyle w:val="a1"/>
         <w:keepNext w:val="0"/>
         <w:keepLines w:val="0"/>
         <w:pageBreakBefore w:val="0"/>
@@ -6312,14 +6265,14 @@
     </w:p>
     <w:p>
       <w:pPr>
-        <w:pStyle w:val="30"/>
+        <w:pStyle w:val="2"/>
         <w:bidi w:val="0"/>
         <w:rPr>
           <w:rFonts w:hint="default"/>
           <w:lang w:val="en-US" w:eastAsia="zh-CN"/>
         </w:rPr>
       </w:pPr>
-      <w:bookmarkStart w:id="14" w:name="_Toc20330"/>
+      <w:bookmarkStart w:id="15" w:name="_Toc20330"/>
       <w:r>
         <w:rPr>
           <w:rFonts w:hint="default"/>
@@ -6327,11 +6280,11 @@
         </w:rPr>
         <w:t>后续建议</w:t>
       </w:r>
-      <w:bookmarkEnd w:id="14"/>
+      <w:bookmarkEnd w:id="15"/>
     </w:p>
     <w:p>
       <w:pPr>
-        <w:pStyle w:val="29"/>
+        <w:pStyle w:val="a1"/>
         <w:keepNext w:val="0"/>
         <w:keepLines w:val="0"/>
         <w:pageBreakBefore w:val="0"/>
@@ -6361,7 +6314,7 @@
     </w:p>
     <w:p>
       <w:pPr>
-        <w:pStyle w:val="29"/>
+        <w:pStyle w:val="a1"/>
         <w:keepNext w:val="0"/>
         <w:keepLines w:val="0"/>
         <w:pageBreakBefore w:val="0"/>
@@ -6391,7 +6344,7 @@
     </w:p>
     <w:p>
       <w:pPr>
-        <w:pStyle w:val="29"/>
+        <w:pStyle w:val="a1"/>
         <w:keepNext w:val="0"/>
         <w:keepLines w:val="0"/>
         <w:pageBreakBefore w:val="0"/>
@@ -6421,14 +6374,14 @@
     </w:p>
     <w:p>
       <w:pPr>
-        <w:pStyle w:val="28"/>
+        <w:pStyle w:val="1"/>
         <w:bidi w:val="0"/>
         <w:rPr>
           <w:rFonts w:hint="default"/>
           <w:lang w:val="en-US" w:eastAsia="zh-CN"/>
         </w:rPr>
       </w:pPr>
-      <w:bookmarkStart w:id="15" w:name="_Toc3444"/>
+      <w:bookmarkStart w:id="16" w:name="_Toc3444"/>
       <w:r>
         <w:rPr>
           <w:rFonts w:hint="default"/>
@@ -6436,11 +6389,11 @@
         </w:rPr>
         <w:t>结论</w:t>
       </w:r>
-      <w:bookmarkEnd w:id="15"/>
+      <w:bookmarkEnd w:id="16"/>
     </w:p>
     <w:p>
       <w:pPr>
-        <w:pStyle w:val="29"/>
+        <w:pStyle w:val="a1"/>
         <w:keepNext w:val="0"/>
         <w:keepLines w:val="0"/>
         <w:pageBreakBefore w:val="0"/>
@@ -6469,73 +6422,23 @@
       </w:r>
     </w:p>
     <w:sectPr>
-      <w:headerReference r:id="rId5" w:type="default"/>
+      <w:headerReference w:type="default" r:id="rId7"/>
       <w:pgSz w:w="11906" w:h="16838"/>
       <w:pgMar w:top="1417" w:right="1800" w:bottom="1440" w:left="1800" w:header="1140" w:footer="992" w:gutter="0"/>
-      <w:cols w:space="425" w:num="1"/>
+      <w:cols w:num="1" w:space="425"/>
       <w:docGrid w:type="lines" w:linePitch="312" w:charSpace="0"/>
     </w:sectPr>
   </w:body>
 </w:document>
 </file>
 
-<file path=word/endnotes.xml><?xml version="1.0" encoding="utf-8"?>
-<w:endnotes xmlns:wpc="http://schemas.microsoft.com/office/word/2010/wordprocessingCanvas" xmlns:mc="http://schemas.openxmlformats.org/markup-compatibility/2006" xmlns:o="urn:schemas-microsoft-com:office:office" xmlns:r="http://schemas.openxmlformats.org/officeDocument/2006/relationships" xmlns:m="http://schemas.openxmlformats.org/officeDocument/2006/math" xmlns:v="urn:schemas-microsoft-com:vml" xmlns:wp14="http://schemas.microsoft.com/office/word/2010/wordprocessingDrawing" xmlns:wp="http://schemas.openxmlformats.org/drawingml/2006/wordprocessingDrawing" xmlns:w="http://schemas.openxmlformats.org/wordprocessingml/2006/main" xmlns:w14="http://schemas.microsoft.com/office/word/2010/wordml" xmlns:w15="http://schemas.microsoft.com/office/word/2012/wordml" xmlns:w10="urn:schemas-microsoft-com:office:word" xmlns:wpg="http://schemas.microsoft.com/office/word/2010/wordprocessingGroup" xmlns:wpi="http://schemas.microsoft.com/office/word/2010/wordprocessingInk" xmlns:wne="http://schemas.microsoft.com/office/word/2006/wordml" xmlns:wps="http://schemas.microsoft.com/office/word/2010/wordprocessingShape" xmlns:wpsCustomData="http://www.wps.cn/officeDocument/2013/wpsCustomData" mc:Ignorable="w14 w15 wp14">
-  <w:endnote w:type="separator" w:id="0">
-    <w:p>
-      <w:pPr>
-        <w:spacing w:line="240" w:lineRule="auto"/>
-      </w:pPr>
-      <w:r>
-        <w:separator/>
-      </w:r>
-    </w:p>
-  </w:endnote>
-  <w:endnote w:type="continuationSeparator" w:id="1">
-    <w:p>
-      <w:pPr>
-        <w:spacing w:line="240" w:lineRule="auto"/>
-      </w:pPr>
-      <w:r>
-        <w:continuationSeparator/>
-      </w:r>
-    </w:p>
-  </w:endnote>
-</w:endnotes>
-</file>
-
-<file path=word/footnotes.xml><?xml version="1.0" encoding="utf-8"?>
-<w:footnotes xmlns:wpc="http://schemas.microsoft.com/office/word/2010/wordprocessingCanvas" xmlns:mc="http://schemas.openxmlformats.org/markup-compatibility/2006" xmlns:o="urn:schemas-microsoft-com:office:office" xmlns:r="http://schemas.openxmlformats.org/officeDocument/2006/relationships" xmlns:m="http://schemas.openxmlformats.org/officeDocument/2006/math" xmlns:v="urn:schemas-microsoft-com:vml" xmlns:wp14="http://schemas.microsoft.com/office/word/2010/wordprocessingDrawing" xmlns:wp="http://schemas.openxmlformats.org/drawingml/2006/wordprocessingDrawing" xmlns:w="http://schemas.openxmlformats.org/wordprocessingml/2006/main" xmlns:w14="http://schemas.microsoft.com/office/word/2010/wordml" xmlns:w15="http://schemas.microsoft.com/office/word/2012/wordml" xmlns:w10="urn:schemas-microsoft-com:office:word" xmlns:wpg="http://schemas.microsoft.com/office/word/2010/wordprocessingGroup" xmlns:wpi="http://schemas.microsoft.com/office/word/2010/wordprocessingInk" xmlns:wne="http://schemas.microsoft.com/office/word/2006/wordml" xmlns:wps="http://schemas.microsoft.com/office/word/2010/wordprocessingShape" xmlns:wpsCustomData="http://www.wps.cn/officeDocument/2013/wpsCustomData" mc:Ignorable="w14 w15 wp14">
-  <w:footnote w:type="separator" w:id="0">
-    <w:p>
-      <w:pPr>
-        <w:spacing w:line="360" w:lineRule="auto"/>
-      </w:pPr>
-      <w:r>
-        <w:separator/>
-      </w:r>
-    </w:p>
-  </w:footnote>
-  <w:footnote w:type="continuationSeparator" w:id="1">
-    <w:p>
-      <w:pPr>
-        <w:spacing w:line="360" w:lineRule="auto"/>
-      </w:pPr>
-      <w:r>
-        <w:continuationSeparator/>
-      </w:r>
-    </w:p>
-  </w:footnote>
-</w:footnotes>
-</file>
-
 <file path=word/header1.xml><?xml version="1.0" encoding="utf-8"?>
-<w:hdr xmlns:wpc="http://schemas.microsoft.com/office/word/2010/wordprocessingCanvas" xmlns:mc="http://schemas.openxmlformats.org/markup-compatibility/2006" xmlns:o="urn:schemas-microsoft-com:office:office" xmlns:r="http://schemas.openxmlformats.org/officeDocument/2006/relationships" xmlns:m="http://schemas.openxmlformats.org/officeDocument/2006/math" xmlns:v="urn:schemas-microsoft-com:vml" xmlns:wp14="http://schemas.microsoft.com/office/word/2010/wordprocessingDrawing" xmlns:wp="http://schemas.openxmlformats.org/drawingml/2006/wordprocessingDrawing" xmlns:w10="urn:schemas-microsoft-com:office:word" xmlns:w="http://schemas.openxmlformats.org/wordprocessingml/2006/main" xmlns:w14="http://schemas.microsoft.com/office/word/2010/wordml" xmlns:w15="http://schemas.microsoft.com/office/word/2012/wordml" xmlns:wpg="http://schemas.microsoft.com/office/word/2010/wordprocessingGroup" xmlns:wpi="http://schemas.microsoft.com/office/word/2010/wordprocessingInk" xmlns:wne="http://schemas.microsoft.com/office/word/2006/wordml" xmlns:wps="http://schemas.microsoft.com/office/word/2010/wordprocessingShape" xmlns:wpsCustomData="http://www.wps.cn/officeDocument/2013/wpsCustomData" mc:Ignorable="w14 w15 wp14">
+<w:hdr xmlns:wpc="http://schemas.microsoft.com/office/word/2010/wordprocessingCanvas" xmlns:mc="http://schemas.openxmlformats.org/markup-compatibility/2006" xmlns:o="urn:schemas-microsoft-com:office:office" xmlns:r="http://schemas.openxmlformats.org/officeDocument/2006/relationships" xmlns:m="http://schemas.openxmlformats.org/officeDocument/2006/math" xmlns:v="urn:schemas-microsoft-com:vml" xmlns:wp14="http://schemas.microsoft.com/office/word/2010/wordprocessingDrawing" xmlns:wp="http://schemas.openxmlformats.org/drawingml/2006/wordprocessingDrawing" xmlns:w10="urn:schemas-microsoft-com:office:word" xmlns:w="http://schemas.openxmlformats.org/wordprocessingml/2006/main" xmlns:w14="http://schemas.microsoft.com/office/word/2010/wordml" xmlns:w15="http://schemas.microsoft.com/office/word/2012/wordml" xmlns:wne="http://schemas.microsoft.com/office/word/2006/wordml" xmlns:wpg="http://schemas.microsoft.com/office/word/2010/wordprocessingGroup" xmlns:wpi="http://schemas.microsoft.com/office/word/2010/wordprocessingInk" xmlns:wps="http://schemas.microsoft.com/office/word/2010/wordprocessingShape" mc:Ignorable="w14 w15 wp14">
   <w:p>
     <w:pPr>
-      <w:pStyle w:val="15"/>
+      <w:pStyle w:val="Header"/>
       <w:pBdr>
-        <w:bottom w:val="single" w:color="auto" w:sz="4" w:space="1"/>
+        <w:bottom w:val="single" w:sz="4" w:space="1" w:color="auto"/>
       </w:pBdr>
       <w:tabs>
         <w:tab w:val="left" w:pos="335"/>
@@ -6543,27 +6446,27 @@
       </w:tabs>
       <w:jc w:val="right"/>
       <w:rPr>
-        <w:rFonts w:hint="eastAsia" w:eastAsiaTheme="minorEastAsia"/>
+        <w:rFonts w:eastAsiaTheme="minorEastAsia" w:hint="eastAsia"/>
         <w:lang w:eastAsia="zh-CN"/>
       </w:rPr>
     </w:pPr>
     <w:r>
       <w:rPr>
-        <w:rFonts w:hint="eastAsia" w:eastAsiaTheme="minorEastAsia"/>
+        <w:rFonts w:eastAsiaTheme="minorEastAsia" w:hint="eastAsia"/>
         <w:lang w:val="en-US" w:eastAsia="zh-CN"/>
       </w:rPr>
       <w:tab/>
     </w:r>
     <w:r>
       <w:rPr>
-        <w:rFonts w:hint="eastAsia" w:eastAsiaTheme="minorEastAsia"/>
+        <w:rFonts w:eastAsiaTheme="minorEastAsia" w:hint="eastAsia"/>
         <w:lang w:val="en-US" w:eastAsia="zh-CN"/>
       </w:rPr>
       <w:tab/>
     </w:r>
     <w:r>
       <w:rPr>
-        <w:rFonts w:hint="eastAsia" w:eastAsiaTheme="minorEastAsia"/>
+        <w:rFonts w:eastAsiaTheme="minorEastAsia" w:hint="eastAsia"/>
         <w:lang w:val="en-US" w:eastAsia="zh-CN"/>
       </w:rPr>
       <w:t>桐乡华数广电网络有限公司</w:t>
@@ -6573,15 +6476,15 @@
 </file>
 
 <file path=word/numbering.xml><?xml version="1.0" encoding="utf-8"?>
-<w:numbering xmlns:wpc="http://schemas.microsoft.com/office/word/2010/wordprocessingCanvas" xmlns:mc="http://schemas.openxmlformats.org/markup-compatibility/2006" xmlns:o="urn:schemas-microsoft-com:office:office" xmlns:r="http://schemas.openxmlformats.org/officeDocument/2006/relationships" xmlns:m="http://schemas.openxmlformats.org/officeDocument/2006/math" xmlns:v="urn:schemas-microsoft-com:vml" xmlns:wp14="http://schemas.microsoft.com/office/word/2010/wordprocessingDrawing" xmlns:wp="http://schemas.openxmlformats.org/drawingml/2006/wordprocessingDrawing" xmlns:w10="urn:schemas-microsoft-com:office:word" xmlns:w="http://schemas.openxmlformats.org/wordprocessingml/2006/main" xmlns:w14="http://schemas.microsoft.com/office/word/2010/wordml" xmlns:wpg="http://schemas.microsoft.com/office/word/2010/wordprocessingGroup" xmlns:wpi="http://schemas.microsoft.com/office/word/2010/wordprocessingInk" xmlns:wne="http://schemas.microsoft.com/office/word/2006/wordml" xmlns:wps="http://schemas.microsoft.com/office/word/2010/wordprocessingShape" xmlns:wpsCustomData="http://www.wps.cn/officeDocument/2013/wpsCustomData" mc:Ignorable="w14 wp14">
+<w:numbering xmlns:wpc="http://schemas.microsoft.com/office/word/2010/wordprocessingCanvas" xmlns:mc="http://schemas.openxmlformats.org/markup-compatibility/2006" xmlns:o="urn:schemas-microsoft-com:office:office" xmlns:r="http://schemas.openxmlformats.org/officeDocument/2006/relationships" xmlns:m="http://schemas.openxmlformats.org/officeDocument/2006/math" xmlns:v="urn:schemas-microsoft-com:vml" xmlns:wp14="http://schemas.microsoft.com/office/word/2010/wordprocessingDrawing" xmlns:wp="http://schemas.openxmlformats.org/drawingml/2006/wordprocessingDrawing" xmlns:w10="urn:schemas-microsoft-com:office:word" xmlns:w="http://schemas.openxmlformats.org/wordprocessingml/2006/main" xmlns:w14="http://schemas.microsoft.com/office/word/2010/wordml" xmlns:w15="http://schemas.microsoft.com/office/word/2012/wordml" xmlns:wne="http://schemas.microsoft.com/office/word/2006/wordml" xmlns:wpg="http://schemas.microsoft.com/office/word/2010/wordprocessingGroup" xmlns:wpi="http://schemas.microsoft.com/office/word/2010/wordprocessingInk" xmlns:wps="http://schemas.microsoft.com/office/word/2010/wordprocessingShape" mc:Ignorable="w14 w15 wp14">
   <w:abstractNum w:abstractNumId="0">
     <w:nsid w:val="8E964DCE"/>
     <w:multiLevelType w:val="multilevel"/>
     <w:tmpl w:val="8E964DCE"/>
-    <w:lvl w:ilvl="0" w:tentative="0">
+    <w:lvl w:ilvl="0">
       <w:start w:val="1"/>
       <w:numFmt w:val="decimal"/>
-      <w:pStyle w:val="2"/>
+      <w:pStyle w:val="Heading1"/>
       <w:lvlText w:val="%1."/>
       <w:lvlJc w:val="left"/>
       <w:pPr>
@@ -6591,10 +6494,10 @@
         <w:rFonts w:hint="default"/>
       </w:rPr>
     </w:lvl>
-    <w:lvl w:ilvl="1" w:tentative="0">
+    <w:lvl w:ilvl="1">
       <w:start w:val="1"/>
       <w:numFmt w:val="decimal"/>
-      <w:pStyle w:val="3"/>
+      <w:pStyle w:val="Heading2"/>
       <w:lvlText w:val="%1.%2."/>
       <w:lvlJc w:val="left"/>
       <w:pPr>
@@ -6604,10 +6507,10 @@
         <w:rFonts w:hint="default"/>
       </w:rPr>
     </w:lvl>
-    <w:lvl w:ilvl="2" w:tentative="0">
+    <w:lvl w:ilvl="2">
       <w:start w:val="1"/>
       <w:numFmt w:val="decimal"/>
-      <w:pStyle w:val="4"/>
+      <w:pStyle w:val="Heading3"/>
       <w:lvlText w:val="%1.%2.%3."/>
       <w:lvlJc w:val="left"/>
       <w:pPr>
@@ -6617,10 +6520,10 @@
         <w:rFonts w:hint="default"/>
       </w:rPr>
     </w:lvl>
-    <w:lvl w:ilvl="3" w:tentative="0">
+    <w:lvl w:ilvl="3">
       <w:start w:val="1"/>
       <w:numFmt w:val="decimal"/>
-      <w:pStyle w:val="5"/>
+      <w:pStyle w:val="Heading4"/>
       <w:lvlText w:val="%1.%2.%3.%4."/>
       <w:lvlJc w:val="left"/>
       <w:pPr>
@@ -6630,10 +6533,10 @@
         <w:rFonts w:hint="default"/>
       </w:rPr>
     </w:lvl>
-    <w:lvl w:ilvl="4" w:tentative="0">
+    <w:lvl w:ilvl="4">
       <w:start w:val="1"/>
       <w:numFmt w:val="decimal"/>
-      <w:pStyle w:val="6"/>
+      <w:pStyle w:val="Heading5"/>
       <w:lvlText w:val="%1.%2.%3.%4.%5."/>
       <w:lvlJc w:val="left"/>
       <w:pPr>
@@ -6643,10 +6546,10 @@
         <w:rFonts w:hint="default"/>
       </w:rPr>
     </w:lvl>
-    <w:lvl w:ilvl="5" w:tentative="0">
+    <w:lvl w:ilvl="5">
       <w:start w:val="1"/>
       <w:numFmt w:val="decimal"/>
-      <w:pStyle w:val="7"/>
+      <w:pStyle w:val="Heading6"/>
       <w:lvlText w:val="%1.%2.%3.%4.%5.%6."/>
       <w:lvlJc w:val="left"/>
       <w:pPr>
@@ -6656,10 +6559,10 @@
         <w:rFonts w:hint="default"/>
       </w:rPr>
     </w:lvl>
-    <w:lvl w:ilvl="6" w:tentative="0">
+    <w:lvl w:ilvl="6">
       <w:start w:val="1"/>
       <w:numFmt w:val="decimal"/>
-      <w:pStyle w:val="8"/>
+      <w:pStyle w:val="Heading7"/>
       <w:lvlText w:val="%1.%2.%3.%4.%5.%6.%7."/>
       <w:lvlJc w:val="left"/>
       <w:pPr>
@@ -6669,10 +6572,10 @@
         <w:rFonts w:hint="default"/>
       </w:rPr>
     </w:lvl>
-    <w:lvl w:ilvl="7" w:tentative="0">
+    <w:lvl w:ilvl="7">
       <w:start w:val="1"/>
       <w:numFmt w:val="decimal"/>
-      <w:pStyle w:val="9"/>
+      <w:pStyle w:val="Heading8"/>
       <w:lvlText w:val="%1.%2.%3.%4.%5.%6.%7.%8."/>
       <w:lvlJc w:val="left"/>
       <w:pPr>
@@ -6682,10 +6585,10 @@
         <w:rFonts w:hint="default"/>
       </w:rPr>
     </w:lvl>
-    <w:lvl w:ilvl="8" w:tentative="0">
+    <w:lvl w:ilvl="8">
       <w:start w:val="1"/>
       <w:numFmt w:val="decimal"/>
-      <w:pStyle w:val="10"/>
+      <w:pStyle w:val="Heading9"/>
       <w:lvlText w:val="%1.%2.%3.%4.%5.%6.%7.%8.%9."/>
       <w:lvlJc w:val="left"/>
       <w:pPr>
@@ -6703,269 +6606,267 @@
 </file>
 
 <file path=word/styles.xml><?xml version="1.0" encoding="utf-8"?>
-<w:styles xmlns:mc="http://schemas.openxmlformats.org/markup-compatibility/2006" xmlns:o="urn:schemas-microsoft-com:office:office" xmlns:r="http://schemas.openxmlformats.org/officeDocument/2006/relationships" xmlns:m="http://schemas.openxmlformats.org/officeDocument/2006/math" xmlns:v="urn:schemas-microsoft-com:vml" xmlns:w="http://schemas.openxmlformats.org/wordprocessingml/2006/main" xmlns:w14="http://schemas.microsoft.com/office/word/2010/wordml" xmlns:w10="urn:schemas-microsoft-com:office:word" xmlns:sl="http://schemas.openxmlformats.org/schemaLibrary/2006/main" xmlns:wpsCustomData="http://www.wps.cn/officeDocument/2013/wpsCustomData" mc:Ignorable="w14">
+<w:styles xmlns:mc="http://schemas.openxmlformats.org/markup-compatibility/2006" xmlns:r="http://schemas.openxmlformats.org/officeDocument/2006/relationships" xmlns:w="http://schemas.openxmlformats.org/wordprocessingml/2006/main" xmlns:w14="http://schemas.microsoft.com/office/word/2010/wordml" xmlns:w15="http://schemas.microsoft.com/office/word/2012/wordml" mc:Ignorable="w14 w15">
   <w:docDefaults>
     <w:rPrDefault>
       <w:rPr>
-        <w:rFonts w:ascii="Times New Roman" w:hAnsi="Times New Roman" w:eastAsia="宋体" w:cs="Times New Roman"/>
+        <w:rFonts w:ascii="Times New Roman" w:eastAsia="宋体" w:hAnsi="Times New Roman" w:cs="Times New Roman"/>
       </w:rPr>
     </w:rPrDefault>
     <w:pPrDefault/>
   </w:docDefaults>
-  <w:latentStyles w:count="260" w:defQFormat="0" w:defUnhideWhenUsed="1" w:defSemiHidden="1" w:defUIPriority="99" w:defLockedState="0">
-    <w:lsdException w:qFormat="1" w:unhideWhenUsed="0" w:uiPriority="0" w:semiHidden="0" w:name="Normal"/>
-    <w:lsdException w:qFormat="1" w:unhideWhenUsed="0" w:uiPriority="0" w:semiHidden="0" w:name="heading 1"/>
-    <w:lsdException w:qFormat="1" w:uiPriority="0" w:semiHidden="0" w:name="heading 2"/>
-    <w:lsdException w:qFormat="1" w:uiPriority="0" w:name="heading 3"/>
-    <w:lsdException w:qFormat="1" w:uiPriority="0" w:semiHidden="0" w:name="heading 4"/>
-    <w:lsdException w:qFormat="1" w:uiPriority="0" w:name="heading 5"/>
-    <w:lsdException w:qFormat="1" w:uiPriority="0" w:name="heading 6"/>
-    <w:lsdException w:qFormat="1" w:uiPriority="0" w:name="heading 7"/>
-    <w:lsdException w:qFormat="1" w:uiPriority="0" w:name="heading 8"/>
-    <w:lsdException w:qFormat="1" w:uiPriority="0" w:name="heading 9"/>
-    <w:lsdException w:unhideWhenUsed="0" w:uiPriority="0" w:semiHidden="0" w:name="index 1"/>
-    <w:lsdException w:unhideWhenUsed="0" w:uiPriority="0" w:semiHidden="0" w:name="index 2"/>
-    <w:lsdException w:unhideWhenUsed="0" w:uiPriority="0" w:semiHidden="0" w:name="index 3"/>
-    <w:lsdException w:unhideWhenUsed="0" w:uiPriority="0" w:semiHidden="0" w:name="index 4"/>
-    <w:lsdException w:unhideWhenUsed="0" w:uiPriority="0" w:semiHidden="0" w:name="index 5"/>
-    <w:lsdException w:unhideWhenUsed="0" w:uiPriority="0" w:semiHidden="0" w:name="index 6"/>
-    <w:lsdException w:unhideWhenUsed="0" w:uiPriority="0" w:semiHidden="0" w:name="index 7"/>
-    <w:lsdException w:unhideWhenUsed="0" w:uiPriority="0" w:semiHidden="0" w:name="index 8"/>
-    <w:lsdException w:unhideWhenUsed="0" w:uiPriority="0" w:semiHidden="0" w:name="index 9"/>
-    <w:lsdException w:qFormat="1" w:unhideWhenUsed="0" w:uiPriority="0" w:semiHidden="0" w:name="toc 1"/>
-    <w:lsdException w:qFormat="1" w:unhideWhenUsed="0" w:uiPriority="0" w:semiHidden="0" w:name="toc 2"/>
-    <w:lsdException w:qFormat="1" w:unhideWhenUsed="0" w:uiPriority="0" w:semiHidden="0" w:name="toc 3"/>
-    <w:lsdException w:unhideWhenUsed="0" w:uiPriority="0" w:semiHidden="0" w:name="toc 4"/>
-    <w:lsdException w:unhideWhenUsed="0" w:uiPriority="0" w:semiHidden="0" w:name="toc 5"/>
-    <w:lsdException w:unhideWhenUsed="0" w:uiPriority="0" w:semiHidden="0" w:name="toc 6"/>
-    <w:lsdException w:unhideWhenUsed="0" w:uiPriority="0" w:semiHidden="0" w:name="toc 7"/>
-    <w:lsdException w:unhideWhenUsed="0" w:uiPriority="0" w:semiHidden="0" w:name="toc 8"/>
-    <w:lsdException w:unhideWhenUsed="0" w:uiPriority="0" w:semiHidden="0" w:name="toc 9"/>
-    <w:lsdException w:unhideWhenUsed="0" w:uiPriority="0" w:semiHidden="0" w:name="Normal Indent"/>
-    <w:lsdException w:unhideWhenUsed="0" w:uiPriority="0" w:semiHidden="0" w:name="footnote text"/>
-    <w:lsdException w:qFormat="1" w:unhideWhenUsed="0" w:uiPriority="0" w:semiHidden="0" w:name="annotation text"/>
-    <w:lsdException w:qFormat="1" w:unhideWhenUsed="0" w:uiPriority="0" w:semiHidden="0" w:name="header"/>
-    <w:lsdException w:qFormat="1" w:unhideWhenUsed="0" w:uiPriority="0" w:semiHidden="0" w:name="footer"/>
-    <w:lsdException w:unhideWhenUsed="0" w:uiPriority="0" w:semiHidden="0" w:name="index heading"/>
-    <w:lsdException w:qFormat="1" w:uiPriority="0" w:name="caption"/>
-    <w:lsdException w:unhideWhenUsed="0" w:uiPriority="0" w:semiHidden="0" w:name="table of figures"/>
-    <w:lsdException w:unhideWhenUsed="0" w:uiPriority="0" w:semiHidden="0" w:name="envelope address"/>
-    <w:lsdException w:unhideWhenUsed="0" w:uiPriority="0" w:semiHidden="0" w:name="envelope return"/>
-    <w:lsdException w:unhideWhenUsed="0" w:uiPriority="0" w:semiHidden="0" w:name="footnote reference"/>
-    <w:lsdException w:unhideWhenUsed="0" w:uiPriority="0" w:semiHidden="0" w:name="annotation reference"/>
-    <w:lsdException w:unhideWhenUsed="0" w:uiPriority="0" w:semiHidden="0" w:name="line number"/>
-    <w:lsdException w:unhideWhenUsed="0" w:uiPriority="0" w:semiHidden="0" w:name="page number"/>
-    <w:lsdException w:unhideWhenUsed="0" w:uiPriority="0" w:semiHidden="0" w:name="endnote reference"/>
-    <w:lsdException w:unhideWhenUsed="0" w:uiPriority="0" w:semiHidden="0" w:name="endnote text"/>
-    <w:lsdException w:unhideWhenUsed="0" w:uiPriority="0" w:semiHidden="0" w:name="table of authorities"/>
-    <w:lsdException w:unhideWhenUsed="0" w:uiPriority="0" w:semiHidden="0" w:name="macro"/>
-    <w:lsdException w:unhideWhenUsed="0" w:uiPriority="0" w:semiHidden="0" w:name="toa heading"/>
-    <w:lsdException w:unhideWhenUsed="0" w:uiPriority="0" w:semiHidden="0" w:name="List"/>
-    <w:lsdException w:unhideWhenUsed="0" w:uiPriority="0" w:semiHidden="0" w:name="List Bullet"/>
-    <w:lsdException w:unhideWhenUsed="0" w:uiPriority="0" w:semiHidden="0" w:name="List Number"/>
-    <w:lsdException w:unhideWhenUsed="0" w:uiPriority="0" w:semiHidden="0" w:name="List 2"/>
-    <w:lsdException w:unhideWhenUsed="0" w:uiPriority="0" w:semiHidden="0" w:name="List 3"/>
-    <w:lsdException w:unhideWhenUsed="0" w:uiPriority="0" w:semiHidden="0" w:name="List 4"/>
-    <w:lsdException w:unhideWhenUsed="0" w:uiPriority="0" w:semiHidden="0" w:name="List 5"/>
-    <w:lsdException w:unhideWhenUsed="0" w:uiPriority="0" w:semiHidden="0" w:name="List Bullet 2"/>
-    <w:lsdException w:unhideWhenUsed="0" w:uiPriority="0" w:semiHidden="0" w:name="List Bullet 3"/>
-    <w:lsdException w:unhideWhenUsed="0" w:uiPriority="0" w:semiHidden="0" w:name="List Bullet 4"/>
-    <w:lsdException w:unhideWhenUsed="0" w:uiPriority="0" w:semiHidden="0" w:name="List Bullet 5"/>
-    <w:lsdException w:unhideWhenUsed="0" w:uiPriority="0" w:semiHidden="0" w:name="List Number 2"/>
-    <w:lsdException w:unhideWhenUsed="0" w:uiPriority="0" w:semiHidden="0" w:name="List Number 3"/>
-    <w:lsdException w:unhideWhenUsed="0" w:uiPriority="0" w:semiHidden="0" w:name="List Number 4"/>
-    <w:lsdException w:unhideWhenUsed="0" w:uiPriority="0" w:semiHidden="0" w:name="List Number 5"/>
-    <w:lsdException w:qFormat="1" w:unhideWhenUsed="0" w:uiPriority="0" w:semiHidden="0" w:name="Title"/>
-    <w:lsdException w:unhideWhenUsed="0" w:uiPriority="0" w:semiHidden="0" w:name="Closing"/>
-    <w:lsdException w:unhideWhenUsed="0" w:uiPriority="0" w:semiHidden="0" w:name="Signature"/>
-    <w:lsdException w:qFormat="1" w:unhideWhenUsed="0" w:uiPriority="0" w:name="Default Paragraph Font"/>
-    <w:lsdException w:qFormat="1" w:unhideWhenUsed="0" w:uiPriority="0" w:name="Body Text"/>
-    <w:lsdException w:unhideWhenUsed="0" w:uiPriority="0" w:semiHidden="0" w:name="Body Text Indent"/>
-    <w:lsdException w:unhideWhenUsed="0" w:uiPriority="0" w:semiHidden="0" w:name="List Continue"/>
-    <w:lsdException w:unhideWhenUsed="0" w:uiPriority="0" w:semiHidden="0" w:name="List Continue 2"/>
-    <w:lsdException w:unhideWhenUsed="0" w:uiPriority="0" w:semiHidden="0" w:name="List Continue 3"/>
-    <w:lsdException w:unhideWhenUsed="0" w:uiPriority="0" w:semiHidden="0" w:name="List Continue 4"/>
-    <w:lsdException w:unhideWhenUsed="0" w:uiPriority="0" w:semiHidden="0" w:name="List Continue 5"/>
-    <w:lsdException w:unhideWhenUsed="0" w:uiPriority="0" w:semiHidden="0" w:name="Message Header"/>
-    <w:lsdException w:qFormat="1" w:unhideWhenUsed="0" w:uiPriority="0" w:semiHidden="0" w:name="Subtitle"/>
-    <w:lsdException w:unhideWhenUsed="0" w:uiPriority="0" w:semiHidden="0" w:name="Salutation"/>
-    <w:lsdException w:unhideWhenUsed="0" w:uiPriority="0" w:semiHidden="0" w:name="Date"/>
-    <w:lsdException w:unhideWhenUsed="0" w:uiPriority="0" w:semiHidden="0" w:name="Body Text First Indent"/>
-    <w:lsdException w:unhideWhenUsed="0" w:uiPriority="0" w:semiHidden="0" w:name="Body Text First Indent 2"/>
-    <w:lsdException w:uiPriority="99" w:name="Note Heading"/>
-    <w:lsdException w:unhideWhenUsed="0" w:uiPriority="0" w:semiHidden="0" w:name="Body Text 2"/>
-    <w:lsdException w:unhideWhenUsed="0" w:uiPriority="0" w:semiHidden="0" w:name="Body Text 3"/>
-    <w:lsdException w:unhideWhenUsed="0" w:uiPriority="0" w:semiHidden="0" w:name="Body Text Indent 2"/>
-    <w:lsdException w:unhideWhenUsed="0" w:uiPriority="0" w:semiHidden="0" w:name="Body Text Indent 3"/>
-    <w:lsdException w:unhideWhenUsed="0" w:uiPriority="0" w:semiHidden="0" w:name="Block Text"/>
-    <w:lsdException w:unhideWhenUsed="0" w:uiPriority="0" w:semiHidden="0" w:name="Hyperlink"/>
-    <w:lsdException w:unhideWhenUsed="0" w:uiPriority="0" w:semiHidden="0" w:name="FollowedHyperlink"/>
-    <w:lsdException w:qFormat="1" w:unhideWhenUsed="0" w:uiPriority="0" w:semiHidden="0" w:name="Strong"/>
-    <w:lsdException w:qFormat="1" w:unhideWhenUsed="0" w:uiPriority="0" w:semiHidden="0" w:name="Emphasis"/>
-    <w:lsdException w:unhideWhenUsed="0" w:uiPriority="0" w:semiHidden="0" w:name="Document Map"/>
-    <w:lsdException w:unhideWhenUsed="0" w:uiPriority="0" w:semiHidden="0" w:name="Plain Text"/>
-    <w:lsdException w:unhideWhenUsed="0" w:uiPriority="0" w:semiHidden="0" w:name="E-mail Signature"/>
-    <w:lsdException w:qFormat="1" w:unhideWhenUsed="0" w:uiPriority="0" w:semiHidden="0" w:name="Normal (Web)"/>
-    <w:lsdException w:unhideWhenUsed="0" w:uiPriority="0" w:semiHidden="0" w:name="HTML Acronym"/>
-    <w:lsdException w:unhideWhenUsed="0" w:uiPriority="0" w:semiHidden="0" w:name="HTML Address"/>
-    <w:lsdException w:unhideWhenUsed="0" w:uiPriority="0" w:semiHidden="0" w:name="HTML Cite"/>
-    <w:lsdException w:unhideWhenUsed="0" w:uiPriority="0" w:semiHidden="0" w:name="HTML Code"/>
-    <w:lsdException w:unhideWhenUsed="0" w:uiPriority="0" w:semiHidden="0" w:name="HTML Definition"/>
-    <w:lsdException w:unhideWhenUsed="0" w:uiPriority="0" w:semiHidden="0" w:name="HTML Keyboard"/>
-    <w:lsdException w:unhideWhenUsed="0" w:uiPriority="0" w:semiHidden="0" w:name="HTML Preformatted"/>
-    <w:lsdException w:unhideWhenUsed="0" w:uiPriority="0" w:semiHidden="0" w:name="HTML Sample"/>
-    <w:lsdException w:unhideWhenUsed="0" w:uiPriority="0" w:semiHidden="0" w:name="HTML Typewriter"/>
-    <w:lsdException w:unhideWhenUsed="0" w:uiPriority="0" w:semiHidden="0" w:name="HTML Variable"/>
-    <w:lsdException w:qFormat="1" w:unhideWhenUsed="0" w:uiPriority="0" w:name="Normal Table"/>
-    <w:lsdException w:unhideWhenUsed="0" w:uiPriority="0" w:semiHidden="0" w:name="annotation subject"/>
-    <w:lsdException w:unhideWhenUsed="0" w:uiPriority="0" w:semiHidden="0" w:name="Table Simple 1"/>
-    <w:lsdException w:unhideWhenUsed="0" w:uiPriority="0" w:semiHidden="0" w:name="Table Simple 2"/>
-    <w:lsdException w:unhideWhenUsed="0" w:uiPriority="0" w:semiHidden="0" w:name="Table Simple 3"/>
-    <w:lsdException w:unhideWhenUsed="0" w:uiPriority="0" w:semiHidden="0" w:name="Table Classic 1"/>
-    <w:lsdException w:unhideWhenUsed="0" w:uiPriority="0" w:semiHidden="0" w:name="Table Classic 2"/>
-    <w:lsdException w:unhideWhenUsed="0" w:uiPriority="0" w:semiHidden="0" w:name="Table Classic 3"/>
-    <w:lsdException w:unhideWhenUsed="0" w:uiPriority="0" w:semiHidden="0" w:name="Table Classic 4"/>
-    <w:lsdException w:unhideWhenUsed="0" w:uiPriority="0" w:semiHidden="0" w:name="Table Colorful 1"/>
-    <w:lsdException w:unhideWhenUsed="0" w:uiPriority="0" w:semiHidden="0" w:name="Table Colorful 2"/>
-    <w:lsdException w:unhideWhenUsed="0" w:uiPriority="0" w:semiHidden="0" w:name="Table Colorful 3"/>
-    <w:lsdException w:unhideWhenUsed="0" w:uiPriority="0" w:semiHidden="0" w:name="Table Columns 1"/>
-    <w:lsdException w:unhideWhenUsed="0" w:uiPriority="0" w:semiHidden="0" w:name="Table Columns 2"/>
-    <w:lsdException w:unhideWhenUsed="0" w:uiPriority="0" w:semiHidden="0" w:name="Table Columns 3"/>
-    <w:lsdException w:unhideWhenUsed="0" w:uiPriority="0" w:semiHidden="0" w:name="Table Columns 4"/>
-    <w:lsdException w:unhideWhenUsed="0" w:uiPriority="0" w:semiHidden="0" w:name="Table Columns 5"/>
-    <w:lsdException w:unhideWhenUsed="0" w:uiPriority="0" w:semiHidden="0" w:name="Table Grid 1"/>
-    <w:lsdException w:unhideWhenUsed="0" w:uiPriority="0" w:semiHidden="0" w:name="Table Grid 2"/>
-    <w:lsdException w:unhideWhenUsed="0" w:uiPriority="0" w:semiHidden="0" w:name="Table Grid 3"/>
-    <w:lsdException w:unhideWhenUsed="0" w:uiPriority="0" w:semiHidden="0" w:name="Table Grid 4"/>
-    <w:lsdException w:unhideWhenUsed="0" w:uiPriority="0" w:semiHidden="0" w:name="Table Grid 5"/>
-    <w:lsdException w:unhideWhenUsed="0" w:uiPriority="0" w:semiHidden="0" w:name="Table Grid 6"/>
-    <w:lsdException w:unhideWhenUsed="0" w:uiPriority="0" w:semiHidden="0" w:name="Table Grid 7"/>
-    <w:lsdException w:unhideWhenUsed="0" w:uiPriority="0" w:semiHidden="0" w:name="Table Grid 8"/>
-    <w:lsdException w:unhideWhenUsed="0" w:uiPriority="0" w:semiHidden="0" w:name="Table List 1"/>
-    <w:lsdException w:unhideWhenUsed="0" w:uiPriority="0" w:semiHidden="0" w:name="Table List 2"/>
-    <w:lsdException w:unhideWhenUsed="0" w:uiPriority="0" w:semiHidden="0" w:name="Table List 3"/>
-    <w:lsdException w:unhideWhenUsed="0" w:uiPriority="0" w:semiHidden="0" w:name="Table List 4"/>
-    <w:lsdException w:unhideWhenUsed="0" w:uiPriority="0" w:semiHidden="0" w:name="Table List 5"/>
-    <w:lsdException w:unhideWhenUsed="0" w:uiPriority="0" w:semiHidden="0" w:name="Table List 6"/>
-    <w:lsdException w:unhideWhenUsed="0" w:uiPriority="0" w:semiHidden="0" w:name="Table List 7"/>
-    <w:lsdException w:unhideWhenUsed="0" w:uiPriority="0" w:semiHidden="0" w:name="Table List 8"/>
-    <w:lsdException w:unhideWhenUsed="0" w:uiPriority="0" w:semiHidden="0" w:name="Table 3D effects 1"/>
-    <w:lsdException w:unhideWhenUsed="0" w:uiPriority="0" w:semiHidden="0" w:name="Table 3D effects 2"/>
-    <w:lsdException w:unhideWhenUsed="0" w:uiPriority="0" w:semiHidden="0" w:name="Table 3D effects 3"/>
-    <w:lsdException w:unhideWhenUsed="0" w:uiPriority="0" w:semiHidden="0" w:name="Table Contemporary"/>
-    <w:lsdException w:unhideWhenUsed="0" w:uiPriority="0" w:semiHidden="0" w:name="Table Elegant"/>
-    <w:lsdException w:unhideWhenUsed="0" w:uiPriority="0" w:semiHidden="0" w:name="Table Professional"/>
-    <w:lsdException w:unhideWhenUsed="0" w:uiPriority="0" w:semiHidden="0" w:name="Table Subtle 1"/>
-    <w:lsdException w:unhideWhenUsed="0" w:uiPriority="0" w:semiHidden="0" w:name="Table Subtle 2"/>
-    <w:lsdException w:unhideWhenUsed="0" w:uiPriority="0" w:semiHidden="0" w:name="Table Web 1"/>
-    <w:lsdException w:unhideWhenUsed="0" w:uiPriority="0" w:semiHidden="0" w:name="Table Web 2"/>
-    <w:lsdException w:unhideWhenUsed="0" w:uiPriority="0" w:semiHidden="0" w:name="Table Web 3"/>
-    <w:lsdException w:unhideWhenUsed="0" w:uiPriority="0" w:semiHidden="0" w:name="Balloon Text"/>
-    <w:lsdException w:qFormat="1" w:unhideWhenUsed="0" w:uiPriority="0" w:semiHidden="0" w:name="Table Grid"/>
-    <w:lsdException w:unhideWhenUsed="0" w:uiPriority="0" w:semiHidden="0" w:name="Table Theme"/>
-    <w:lsdException w:unhideWhenUsed="0" w:uiPriority="60" w:semiHidden="0" w:name="Light Shading"/>
-    <w:lsdException w:unhideWhenUsed="0" w:uiPriority="61" w:semiHidden="0" w:name="Light List"/>
-    <w:lsdException w:unhideWhenUsed="0" w:uiPriority="62" w:semiHidden="0" w:name="Light Grid"/>
-    <w:lsdException w:unhideWhenUsed="0" w:uiPriority="63" w:semiHidden="0" w:name="Medium Shading 1"/>
-    <w:lsdException w:unhideWhenUsed="0" w:uiPriority="64" w:semiHidden="0" w:name="Medium Shading 2"/>
-    <w:lsdException w:unhideWhenUsed="0" w:uiPriority="65" w:semiHidden="0" w:name="Medium List 1"/>
-    <w:lsdException w:unhideWhenUsed="0" w:uiPriority="66" w:semiHidden="0" w:name="Medium List 2"/>
-    <w:lsdException w:unhideWhenUsed="0" w:uiPriority="67" w:semiHidden="0" w:name="Medium Grid 1"/>
-    <w:lsdException w:unhideWhenUsed="0" w:uiPriority="68" w:semiHidden="0" w:name="Medium Grid 2"/>
-    <w:lsdException w:unhideWhenUsed="0" w:uiPriority="69" w:semiHidden="0" w:name="Medium Grid 3"/>
-    <w:lsdException w:unhideWhenUsed="0" w:uiPriority="70" w:semiHidden="0" w:name="Dark List"/>
-    <w:lsdException w:unhideWhenUsed="0" w:uiPriority="71" w:semiHidden="0" w:name="Colorful Shading"/>
-    <w:lsdException w:unhideWhenUsed="0" w:uiPriority="72" w:semiHidden="0" w:name="Colorful List"/>
-    <w:lsdException w:unhideWhenUsed="0" w:uiPriority="73" w:semiHidden="0" w:name="Colorful Grid"/>
-    <w:lsdException w:unhideWhenUsed="0" w:uiPriority="60" w:semiHidden="0" w:name="Light Shading Accent 1"/>
-    <w:lsdException w:unhideWhenUsed="0" w:uiPriority="61" w:semiHidden="0" w:name="Light List Accent 1"/>
-    <w:lsdException w:unhideWhenUsed="0" w:uiPriority="62" w:semiHidden="0" w:name="Light Grid Accent 1"/>
-    <w:lsdException w:unhideWhenUsed="0" w:uiPriority="63" w:semiHidden="0" w:name="Medium Shading 1 Accent 1"/>
-    <w:lsdException w:unhideWhenUsed="0" w:uiPriority="64" w:semiHidden="0" w:name="Medium Shading 2 Accent 1"/>
-    <w:lsdException w:unhideWhenUsed="0" w:uiPriority="65" w:semiHidden="0" w:name="Medium List 1 Accent 1"/>
-    <w:lsdException w:unhideWhenUsed="0" w:uiPriority="66" w:semiHidden="0" w:name="Medium List 2 Accent 1"/>
-    <w:lsdException w:unhideWhenUsed="0" w:uiPriority="67" w:semiHidden="0" w:name="Medium Grid 1 Accent 1"/>
-    <w:lsdException w:unhideWhenUsed="0" w:uiPriority="68" w:semiHidden="0" w:name="Medium Grid 2 Accent 1"/>
-    <w:lsdException w:unhideWhenUsed="0" w:uiPriority="69" w:semiHidden="0" w:name="Medium Grid 3 Accent 1"/>
-    <w:lsdException w:unhideWhenUsed="0" w:uiPriority="70" w:semiHidden="0" w:name="Dark List Accent 1"/>
-    <w:lsdException w:unhideWhenUsed="0" w:uiPriority="71" w:semiHidden="0" w:name="Colorful Shading Accent 1"/>
-    <w:lsdException w:unhideWhenUsed="0" w:uiPriority="72" w:semiHidden="0" w:name="Colorful List Accent 1"/>
-    <w:lsdException w:unhideWhenUsed="0" w:uiPriority="73" w:semiHidden="0" w:name="Colorful Grid Accent 1"/>
-    <w:lsdException w:unhideWhenUsed="0" w:uiPriority="60" w:semiHidden="0" w:name="Light Shading Accent 2"/>
-    <w:lsdException w:unhideWhenUsed="0" w:uiPriority="61" w:semiHidden="0" w:name="Light List Accent 2"/>
-    <w:lsdException w:unhideWhenUsed="0" w:uiPriority="62" w:semiHidden="0" w:name="Light Grid Accent 2"/>
-    <w:lsdException w:unhideWhenUsed="0" w:uiPriority="63" w:semiHidden="0" w:name="Medium Shading 1 Accent 2"/>
-    <w:lsdException w:unhideWhenUsed="0" w:uiPriority="64" w:semiHidden="0" w:name="Medium Shading 2 Accent 2"/>
-    <w:lsdException w:unhideWhenUsed="0" w:uiPriority="65" w:semiHidden="0" w:name="Medium List 1 Accent 2"/>
-    <w:lsdException w:unhideWhenUsed="0" w:uiPriority="66" w:semiHidden="0" w:name="Medium List 2 Accent 2"/>
-    <w:lsdException w:unhideWhenUsed="0" w:uiPriority="67" w:semiHidden="0" w:name="Medium Grid 1 Accent 2"/>
-    <w:lsdException w:unhideWhenUsed="0" w:uiPriority="68" w:semiHidden="0" w:name="Medium Grid 2 Accent 2"/>
-    <w:lsdException w:unhideWhenUsed="0" w:uiPriority="69" w:semiHidden="0" w:name="Medium Grid 3 Accent 2"/>
-    <w:lsdException w:unhideWhenUsed="0" w:uiPriority="70" w:semiHidden="0" w:name="Dark List Accent 2"/>
-    <w:lsdException w:unhideWhenUsed="0" w:uiPriority="71" w:semiHidden="0" w:name="Colorful Shading Accent 2"/>
-    <w:lsdException w:unhideWhenUsed="0" w:uiPriority="72" w:semiHidden="0" w:name="Colorful List Accent 2"/>
-    <w:lsdException w:unhideWhenUsed="0" w:uiPriority="73" w:semiHidden="0" w:name="Colorful Grid Accent 2"/>
-    <w:lsdException w:unhideWhenUsed="0" w:uiPriority="60" w:semiHidden="0" w:name="Light Shading Accent 3"/>
-    <w:lsdException w:unhideWhenUsed="0" w:uiPriority="61" w:semiHidden="0" w:name="Light List Accent 3"/>
-    <w:lsdException w:unhideWhenUsed="0" w:uiPriority="62" w:semiHidden="0" w:name="Light Grid Accent 3"/>
-    <w:lsdException w:unhideWhenUsed="0" w:uiPriority="63" w:semiHidden="0" w:name="Medium Shading 1 Accent 3"/>
-    <w:lsdException w:unhideWhenUsed="0" w:uiPriority="64" w:semiHidden="0" w:name="Medium Shading 2 Accent 3"/>
-    <w:lsdException w:unhideWhenUsed="0" w:uiPriority="65" w:semiHidden="0" w:name="Medium List 1 Accent 3"/>
-    <w:lsdException w:unhideWhenUsed="0" w:uiPriority="66" w:semiHidden="0" w:name="Medium List 2 Accent 3"/>
-    <w:lsdException w:unhideWhenUsed="0" w:uiPriority="67" w:semiHidden="0" w:name="Medium Grid 1 Accent 3"/>
-    <w:lsdException w:unhideWhenUsed="0" w:uiPriority="68" w:semiHidden="0" w:name="Medium Grid 2 Accent 3"/>
-    <w:lsdException w:unhideWhenUsed="0" w:uiPriority="69" w:semiHidden="0" w:name="Medium Grid 3 Accent 3"/>
-    <w:lsdException w:unhideWhenUsed="0" w:uiPriority="70" w:semiHidden="0" w:name="Dark List Accent 3"/>
-    <w:lsdException w:unhideWhenUsed="0" w:uiPriority="71" w:semiHidden="0" w:name="Colorful Shading Accent 3"/>
-    <w:lsdException w:unhideWhenUsed="0" w:uiPriority="72" w:semiHidden="0" w:name="Colorful List Accent 3"/>
-    <w:lsdException w:unhideWhenUsed="0" w:uiPriority="73" w:semiHidden="0" w:name="Colorful Grid Accent 3"/>
-    <w:lsdException w:unhideWhenUsed="0" w:uiPriority="60" w:semiHidden="0" w:name="Light Shading Accent 4"/>
-    <w:lsdException w:unhideWhenUsed="0" w:uiPriority="61" w:semiHidden="0" w:name="Light List Accent 4"/>
-    <w:lsdException w:unhideWhenUsed="0" w:uiPriority="62" w:semiHidden="0" w:name="Light Grid Accent 4"/>
-    <w:lsdException w:unhideWhenUsed="0" w:uiPriority="63" w:semiHidden="0" w:name="Medium Shading 1 Accent 4"/>
-    <w:lsdException w:unhideWhenUsed="0" w:uiPriority="64" w:semiHidden="0" w:name="Medium Shading 2 Accent 4"/>
-    <w:lsdException w:unhideWhenUsed="0" w:uiPriority="65" w:semiHidden="0" w:name="Medium List 1 Accent 4"/>
-    <w:lsdException w:unhideWhenUsed="0" w:uiPriority="66" w:semiHidden="0" w:name="Medium List 2 Accent 4"/>
-    <w:lsdException w:unhideWhenUsed="0" w:uiPriority="67" w:semiHidden="0" w:name="Medium Grid 1 Accent 4"/>
-    <w:lsdException w:unhideWhenUsed="0" w:uiPriority="68" w:semiHidden="0" w:name="Medium Grid 2 Accent 4"/>
-    <w:lsdException w:unhideWhenUsed="0" w:uiPriority="69" w:semiHidden="0" w:name="Medium Grid 3 Accent 4"/>
-    <w:lsdException w:unhideWhenUsed="0" w:uiPriority="70" w:semiHidden="0" w:name="Dark List Accent 4"/>
-    <w:lsdException w:unhideWhenUsed="0" w:uiPriority="71" w:semiHidden="0" w:name="Colorful Shading Accent 4"/>
-    <w:lsdException w:unhideWhenUsed="0" w:uiPriority="72" w:semiHidden="0" w:name="Colorful List Accent 4"/>
-    <w:lsdException w:unhideWhenUsed="0" w:uiPriority="73" w:semiHidden="0" w:name="Colorful Grid Accent 4"/>
-    <w:lsdException w:unhideWhenUsed="0" w:uiPriority="60" w:semiHidden="0" w:name="Light Shading Accent 5"/>
-    <w:lsdException w:unhideWhenUsed="0" w:uiPriority="61" w:semiHidden="0" w:name="Light List Accent 5"/>
-    <w:lsdException w:unhideWhenUsed="0" w:uiPriority="62" w:semiHidden="0" w:name="Light Grid Accent 5"/>
-    <w:lsdException w:unhideWhenUsed="0" w:uiPriority="63" w:semiHidden="0" w:name="Medium Shading 1 Accent 5"/>
-    <w:lsdException w:unhideWhenUsed="0" w:uiPriority="64" w:semiHidden="0" w:name="Medium Shading 2 Accent 5"/>
-    <w:lsdException w:unhideWhenUsed="0" w:uiPriority="65" w:semiHidden="0" w:name="Medium List 1 Accent 5"/>
-    <w:lsdException w:unhideWhenUsed="0" w:uiPriority="66" w:semiHidden="0" w:name="Medium List 2 Accent 5"/>
-    <w:lsdException w:unhideWhenUsed="0" w:uiPriority="67" w:semiHidden="0" w:name="Medium Grid 1 Accent 5"/>
-    <w:lsdException w:unhideWhenUsed="0" w:uiPriority="68" w:semiHidden="0" w:name="Medium Grid 2 Accent 5"/>
-    <w:lsdException w:unhideWhenUsed="0" w:uiPriority="69" w:semiHidden="0" w:name="Medium Grid 3 Accent 5"/>
-    <w:lsdException w:unhideWhenUsed="0" w:uiPriority="70" w:semiHidden="0" w:name="Dark List Accent 5"/>
-    <w:lsdException w:unhideWhenUsed="0" w:uiPriority="71" w:semiHidden="0" w:name="Colorful Shading Accent 5"/>
-    <w:lsdException w:unhideWhenUsed="0" w:uiPriority="72" w:semiHidden="0" w:name="Colorful List Accent 5"/>
-    <w:lsdException w:unhideWhenUsed="0" w:uiPriority="73" w:semiHidden="0" w:name="Colorful Grid Accent 5"/>
-    <w:lsdException w:unhideWhenUsed="0" w:uiPriority="60" w:semiHidden="0" w:name="Light Shading Accent 6"/>
-    <w:lsdException w:unhideWhenUsed="0" w:uiPriority="61" w:semiHidden="0" w:name="Light List Accent 6"/>
-    <w:lsdException w:unhideWhenUsed="0" w:uiPriority="62" w:semiHidden="0" w:name="Light Grid Accent 6"/>
-    <w:lsdException w:unhideWhenUsed="0" w:uiPriority="63" w:semiHidden="0" w:name="Medium Shading 1 Accent 6"/>
-    <w:lsdException w:unhideWhenUsed="0" w:uiPriority="64" w:semiHidden="0" w:name="Medium Shading 2 Accent 6"/>
-    <w:lsdException w:unhideWhenUsed="0" w:uiPriority="65" w:semiHidden="0" w:name="Medium List 1 Accent 6"/>
-    <w:lsdException w:unhideWhenUsed="0" w:uiPriority="66" w:semiHidden="0" w:name="Medium List 2 Accent 6"/>
-    <w:lsdException w:unhideWhenUsed="0" w:uiPriority="67" w:semiHidden="0" w:name="Medium Grid 1 Accent 6"/>
-    <w:lsdException w:unhideWhenUsed="0" w:uiPriority="68" w:semiHidden="0" w:name="Medium Grid 2 Accent 6"/>
-    <w:lsdException w:unhideWhenUsed="0" w:uiPriority="69" w:semiHidden="0" w:name="Medium Grid 3 Accent 6"/>
-    <w:lsdException w:unhideWhenUsed="0" w:uiPriority="70" w:semiHidden="0" w:name="Dark List Accent 6"/>
-    <w:lsdException w:unhideWhenUsed="0" w:uiPriority="71" w:semiHidden="0" w:name="Colorful Shading Accent 6"/>
-    <w:lsdException w:unhideWhenUsed="0" w:uiPriority="72" w:semiHidden="0" w:name="Colorful List Accent 6"/>
-    <w:lsdException w:unhideWhenUsed="0" w:uiPriority="73" w:semiHidden="0" w:name="Colorful Grid Accent 6"/>
+  <w:latentStyles w:defLockedState="0" w:defUIPriority="99" w:defSemiHidden="1" w:defUnhideWhenUsed="1" w:defQFormat="0" w:count="260">
+    <w:lsdException w:name="Normal" w:semiHidden="0" w:uiPriority="0" w:unhideWhenUsed="0" w:qFormat="1"/>
+    <w:lsdException w:name="heading 1" w:semiHidden="0" w:uiPriority="0" w:unhideWhenUsed="0" w:qFormat="1"/>
+    <w:lsdException w:name="heading 2" w:semiHidden="0" w:uiPriority="0" w:qFormat="1"/>
+    <w:lsdException w:name="heading 3" w:uiPriority="0" w:qFormat="1"/>
+    <w:lsdException w:name="heading 4" w:semiHidden="0" w:uiPriority="0" w:qFormat="1"/>
+    <w:lsdException w:name="heading 5" w:uiPriority="0" w:qFormat="1"/>
+    <w:lsdException w:name="heading 6" w:uiPriority="0" w:qFormat="1"/>
+    <w:lsdException w:name="heading 7" w:uiPriority="0" w:qFormat="1"/>
+    <w:lsdException w:name="heading 8" w:uiPriority="0" w:qFormat="1"/>
+    <w:lsdException w:name="heading 9" w:uiPriority="0" w:qFormat="1"/>
+    <w:lsdException w:name="index 1" w:semiHidden="0" w:uiPriority="0" w:unhideWhenUsed="0"/>
+    <w:lsdException w:name="index 2" w:semiHidden="0" w:uiPriority="0" w:unhideWhenUsed="0"/>
+    <w:lsdException w:name="index 3" w:semiHidden="0" w:uiPriority="0" w:unhideWhenUsed="0"/>
+    <w:lsdException w:name="index 4" w:semiHidden="0" w:uiPriority="0" w:unhideWhenUsed="0"/>
+    <w:lsdException w:name="index 5" w:semiHidden="0" w:uiPriority="0" w:unhideWhenUsed="0"/>
+    <w:lsdException w:name="index 6" w:semiHidden="0" w:uiPriority="0" w:unhideWhenUsed="0"/>
+    <w:lsdException w:name="index 7" w:semiHidden="0" w:uiPriority="0" w:unhideWhenUsed="0"/>
+    <w:lsdException w:name="index 8" w:semiHidden="0" w:uiPriority="0" w:unhideWhenUsed="0"/>
+    <w:lsdException w:name="index 9" w:semiHidden="0" w:uiPriority="0" w:unhideWhenUsed="0"/>
+    <w:lsdException w:name="toc 1" w:semiHidden="0" w:uiPriority="0" w:unhideWhenUsed="0" w:qFormat="1"/>
+    <w:lsdException w:name="toc 2" w:semiHidden="0" w:uiPriority="0" w:unhideWhenUsed="0" w:qFormat="1"/>
+    <w:lsdException w:name="toc 3" w:semiHidden="0" w:uiPriority="0" w:unhideWhenUsed="0" w:qFormat="1"/>
+    <w:lsdException w:name="toc 4" w:semiHidden="0" w:uiPriority="0" w:unhideWhenUsed="0"/>
+    <w:lsdException w:name="toc 5" w:semiHidden="0" w:uiPriority="0" w:unhideWhenUsed="0"/>
+    <w:lsdException w:name="toc 6" w:semiHidden="0" w:uiPriority="0" w:unhideWhenUsed="0"/>
+    <w:lsdException w:name="toc 7" w:semiHidden="0" w:uiPriority="0" w:unhideWhenUsed="0"/>
+    <w:lsdException w:name="toc 8" w:semiHidden="0" w:uiPriority="0" w:unhideWhenUsed="0"/>
+    <w:lsdException w:name="toc 9" w:semiHidden="0" w:uiPriority="0" w:unhideWhenUsed="0"/>
+    <w:lsdException w:name="Normal Indent" w:semiHidden="0" w:uiPriority="0" w:unhideWhenUsed="0"/>
+    <w:lsdException w:name="footnote text" w:semiHidden="0" w:uiPriority="0" w:unhideWhenUsed="0"/>
+    <w:lsdException w:name="annotation text" w:semiHidden="0" w:uiPriority="0" w:unhideWhenUsed="0" w:qFormat="1"/>
+    <w:lsdException w:name="header" w:semiHidden="0" w:uiPriority="0" w:unhideWhenUsed="0" w:qFormat="1"/>
+    <w:lsdException w:name="footer" w:semiHidden="0" w:uiPriority="0" w:unhideWhenUsed="0" w:qFormat="1"/>
+    <w:lsdException w:name="index heading" w:semiHidden="0" w:uiPriority="0" w:unhideWhenUsed="0"/>
+    <w:lsdException w:name="caption" w:uiPriority="0" w:qFormat="1"/>
+    <w:lsdException w:name="table of figures" w:semiHidden="0" w:uiPriority="0" w:unhideWhenUsed="0"/>
+    <w:lsdException w:name="envelope address" w:semiHidden="0" w:uiPriority="0" w:unhideWhenUsed="0"/>
+    <w:lsdException w:name="envelope return" w:semiHidden="0" w:uiPriority="0" w:unhideWhenUsed="0"/>
+    <w:lsdException w:name="footnote reference" w:semiHidden="0" w:uiPriority="0" w:unhideWhenUsed="0"/>
+    <w:lsdException w:name="annotation reference" w:semiHidden="0" w:uiPriority="0" w:unhideWhenUsed="0"/>
+    <w:lsdException w:name="line number" w:semiHidden="0" w:uiPriority="0" w:unhideWhenUsed="0"/>
+    <w:lsdException w:name="page number" w:semiHidden="0" w:uiPriority="0" w:unhideWhenUsed="0"/>
+    <w:lsdException w:name="endnote reference" w:semiHidden="0" w:uiPriority="0" w:unhideWhenUsed="0"/>
+    <w:lsdException w:name="endnote text" w:semiHidden="0" w:uiPriority="0" w:unhideWhenUsed="0"/>
+    <w:lsdException w:name="table of authorities" w:semiHidden="0" w:uiPriority="0" w:unhideWhenUsed="0"/>
+    <w:lsdException w:name="macro" w:semiHidden="0" w:uiPriority="0" w:unhideWhenUsed="0"/>
+    <w:lsdException w:name="toa heading" w:semiHidden="0" w:uiPriority="0" w:unhideWhenUsed="0"/>
+    <w:lsdException w:name="List" w:semiHidden="0" w:uiPriority="0" w:unhideWhenUsed="0"/>
+    <w:lsdException w:name="List Bullet" w:semiHidden="0" w:uiPriority="0" w:unhideWhenUsed="0"/>
+    <w:lsdException w:name="List Number" w:semiHidden="0" w:uiPriority="0" w:unhideWhenUsed="0"/>
+    <w:lsdException w:name="List 2" w:semiHidden="0" w:uiPriority="0" w:unhideWhenUsed="0"/>
+    <w:lsdException w:name="List 3" w:semiHidden="0" w:uiPriority="0" w:unhideWhenUsed="0"/>
+    <w:lsdException w:name="List 4" w:semiHidden="0" w:uiPriority="0" w:unhideWhenUsed="0"/>
+    <w:lsdException w:name="List 5" w:semiHidden="0" w:uiPriority="0" w:unhideWhenUsed="0"/>
+    <w:lsdException w:name="List Bullet 2" w:semiHidden="0" w:uiPriority="0" w:unhideWhenUsed="0"/>
+    <w:lsdException w:name="List Bullet 3" w:semiHidden="0" w:uiPriority="0" w:unhideWhenUsed="0"/>
+    <w:lsdException w:name="List Bullet 4" w:semiHidden="0" w:uiPriority="0" w:unhideWhenUsed="0"/>
+    <w:lsdException w:name="List Bullet 5" w:semiHidden="0" w:uiPriority="0" w:unhideWhenUsed="0"/>
+    <w:lsdException w:name="List Number 2" w:semiHidden="0" w:uiPriority="0" w:unhideWhenUsed="0"/>
+    <w:lsdException w:name="List Number 3" w:semiHidden="0" w:uiPriority="0" w:unhideWhenUsed="0"/>
+    <w:lsdException w:name="List Number 4" w:semiHidden="0" w:uiPriority="0" w:unhideWhenUsed="0"/>
+    <w:lsdException w:name="List Number 5" w:semiHidden="0" w:uiPriority="0" w:unhideWhenUsed="0"/>
+    <w:lsdException w:name="Title" w:semiHidden="0" w:uiPriority="0" w:unhideWhenUsed="0" w:qFormat="1"/>
+    <w:lsdException w:name="Closing" w:semiHidden="0" w:uiPriority="0" w:unhideWhenUsed="0"/>
+    <w:lsdException w:name="Signature" w:semiHidden="0" w:uiPriority="0" w:unhideWhenUsed="0"/>
+    <w:lsdException w:name="Default Paragraph Font" w:uiPriority="0" w:unhideWhenUsed="0" w:qFormat="1"/>
+    <w:lsdException w:name="Body Text" w:uiPriority="0" w:unhideWhenUsed="0" w:qFormat="1"/>
+    <w:lsdException w:name="Body Text Indent" w:semiHidden="0" w:uiPriority="0" w:unhideWhenUsed="0"/>
+    <w:lsdException w:name="List Continue" w:semiHidden="0" w:uiPriority="0" w:unhideWhenUsed="0"/>
+    <w:lsdException w:name="List Continue 2" w:semiHidden="0" w:uiPriority="0" w:unhideWhenUsed="0"/>
+    <w:lsdException w:name="List Continue 3" w:semiHidden="0" w:uiPriority="0" w:unhideWhenUsed="0"/>
+    <w:lsdException w:name="List Continue 4" w:semiHidden="0" w:uiPriority="0" w:unhideWhenUsed="0"/>
+    <w:lsdException w:name="List Continue 5" w:semiHidden="0" w:uiPriority="0" w:unhideWhenUsed="0"/>
+    <w:lsdException w:name="Message Header" w:semiHidden="0" w:uiPriority="0" w:unhideWhenUsed="0"/>
+    <w:lsdException w:name="Subtitle" w:semiHidden="0" w:uiPriority="0" w:unhideWhenUsed="0" w:qFormat="1"/>
+    <w:lsdException w:name="Salutation" w:semiHidden="0" w:uiPriority="0" w:unhideWhenUsed="0"/>
+    <w:lsdException w:name="Date" w:semiHidden="0" w:uiPriority="0" w:unhideWhenUsed="0"/>
+    <w:lsdException w:name="Body Text First Indent" w:semiHidden="0" w:uiPriority="0" w:unhideWhenUsed="0"/>
+    <w:lsdException w:name="Body Text First Indent 2" w:semiHidden="0" w:uiPriority="0" w:unhideWhenUsed="0"/>
+    <w:lsdException w:name="Body Text 2" w:semiHidden="0" w:uiPriority="0" w:unhideWhenUsed="0"/>
+    <w:lsdException w:name="Body Text 3" w:semiHidden="0" w:uiPriority="0" w:unhideWhenUsed="0"/>
+    <w:lsdException w:name="Body Text Indent 2" w:semiHidden="0" w:uiPriority="0" w:unhideWhenUsed="0"/>
+    <w:lsdException w:name="Body Text Indent 3" w:semiHidden="0" w:uiPriority="0" w:unhideWhenUsed="0"/>
+    <w:lsdException w:name="Block Text" w:semiHidden="0" w:uiPriority="0" w:unhideWhenUsed="0"/>
+    <w:lsdException w:name="Hyperlink" w:semiHidden="0" w:uiPriority="0" w:unhideWhenUsed="0"/>
+    <w:lsdException w:name="FollowedHyperlink" w:semiHidden="0" w:uiPriority="0" w:unhideWhenUsed="0"/>
+    <w:lsdException w:name="Strong" w:semiHidden="0" w:uiPriority="0" w:unhideWhenUsed="0" w:qFormat="1"/>
+    <w:lsdException w:name="Emphasis" w:semiHidden="0" w:uiPriority="0" w:unhideWhenUsed="0" w:qFormat="1"/>
+    <w:lsdException w:name="Document Map" w:semiHidden="0" w:uiPriority="0" w:unhideWhenUsed="0"/>
+    <w:lsdException w:name="Plain Text" w:semiHidden="0" w:uiPriority="0" w:unhideWhenUsed="0"/>
+    <w:lsdException w:name="E-mail Signature" w:semiHidden="0" w:uiPriority="0" w:unhideWhenUsed="0"/>
+    <w:lsdException w:name="Normal (Web)" w:semiHidden="0" w:uiPriority="0" w:unhideWhenUsed="0" w:qFormat="1"/>
+    <w:lsdException w:name="HTML Acronym" w:semiHidden="0" w:uiPriority="0" w:unhideWhenUsed="0"/>
+    <w:lsdException w:name="HTML Address" w:semiHidden="0" w:uiPriority="0" w:unhideWhenUsed="0"/>
+    <w:lsdException w:name="HTML Cite" w:semiHidden="0" w:uiPriority="0" w:unhideWhenUsed="0"/>
+    <w:lsdException w:name="HTML Code" w:semiHidden="0" w:uiPriority="0" w:unhideWhenUsed="0"/>
+    <w:lsdException w:name="HTML Definition" w:semiHidden="0" w:uiPriority="0" w:unhideWhenUsed="0"/>
+    <w:lsdException w:name="HTML Keyboard" w:semiHidden="0" w:uiPriority="0" w:unhideWhenUsed="0"/>
+    <w:lsdException w:name="HTML Preformatted" w:semiHidden="0" w:uiPriority="0" w:unhideWhenUsed="0"/>
+    <w:lsdException w:name="HTML Sample" w:semiHidden="0" w:uiPriority="0" w:unhideWhenUsed="0"/>
+    <w:lsdException w:name="HTML Typewriter" w:semiHidden="0" w:uiPriority="0" w:unhideWhenUsed="0"/>
+    <w:lsdException w:name="HTML Variable" w:semiHidden="0" w:uiPriority="0" w:unhideWhenUsed="0"/>
+    <w:lsdException w:name="Normal Table" w:uiPriority="0" w:unhideWhenUsed="0" w:qFormat="1"/>
+    <w:lsdException w:name="annotation subject" w:semiHidden="0" w:uiPriority="0" w:unhideWhenUsed="0"/>
+    <w:lsdException w:name="Table Simple 1" w:semiHidden="0" w:uiPriority="0" w:unhideWhenUsed="0"/>
+    <w:lsdException w:name="Table Simple 2" w:semiHidden="0" w:uiPriority="0" w:unhideWhenUsed="0"/>
+    <w:lsdException w:name="Table Simple 3" w:semiHidden="0" w:uiPriority="0" w:unhideWhenUsed="0"/>
+    <w:lsdException w:name="Table Classic 1" w:semiHidden="0" w:uiPriority="0" w:unhideWhenUsed="0"/>
+    <w:lsdException w:name="Table Classic 2" w:semiHidden="0" w:uiPriority="0" w:unhideWhenUsed="0"/>
+    <w:lsdException w:name="Table Classic 3" w:semiHidden="0" w:uiPriority="0" w:unhideWhenUsed="0"/>
+    <w:lsdException w:name="Table Classic 4" w:semiHidden="0" w:uiPriority="0" w:unhideWhenUsed="0"/>
+    <w:lsdException w:name="Table Colorful 1" w:semiHidden="0" w:uiPriority="0" w:unhideWhenUsed="0"/>
+    <w:lsdException w:name="Table Colorful 2" w:semiHidden="0" w:uiPriority="0" w:unhideWhenUsed="0"/>
+    <w:lsdException w:name="Table Colorful 3" w:semiHidden="0" w:uiPriority="0" w:unhideWhenUsed="0"/>
+    <w:lsdException w:name="Table Columns 1" w:semiHidden="0" w:uiPriority="0" w:unhideWhenUsed="0"/>
+    <w:lsdException w:name="Table Columns 2" w:semiHidden="0" w:uiPriority="0" w:unhideWhenUsed="0"/>
+    <w:lsdException w:name="Table Columns 3" w:semiHidden="0" w:uiPriority="0" w:unhideWhenUsed="0"/>
+    <w:lsdException w:name="Table Columns 4" w:semiHidden="0" w:uiPriority="0" w:unhideWhenUsed="0"/>
+    <w:lsdException w:name="Table Columns 5" w:semiHidden="0" w:uiPriority="0" w:unhideWhenUsed="0"/>
+    <w:lsdException w:name="Table Grid 1" w:semiHidden="0" w:uiPriority="0" w:unhideWhenUsed="0"/>
+    <w:lsdException w:name="Table Grid 2" w:semiHidden="0" w:uiPriority="0" w:unhideWhenUsed="0"/>
+    <w:lsdException w:name="Table Grid 3" w:semiHidden="0" w:uiPriority="0" w:unhideWhenUsed="0"/>
+    <w:lsdException w:name="Table Grid 4" w:semiHidden="0" w:uiPriority="0" w:unhideWhenUsed="0"/>
+    <w:lsdException w:name="Table Grid 5" w:semiHidden="0" w:uiPriority="0" w:unhideWhenUsed="0"/>
+    <w:lsdException w:name="Table Grid 6" w:semiHidden="0" w:uiPriority="0" w:unhideWhenUsed="0"/>
+    <w:lsdException w:name="Table Grid 7" w:semiHidden="0" w:uiPriority="0" w:unhideWhenUsed="0"/>
+    <w:lsdException w:name="Table Grid 8" w:semiHidden="0" w:uiPriority="0" w:unhideWhenUsed="0"/>
+    <w:lsdException w:name="Table List 1" w:semiHidden="0" w:uiPriority="0" w:unhideWhenUsed="0"/>
+    <w:lsdException w:name="Table List 2" w:semiHidden="0" w:uiPriority="0" w:unhideWhenUsed="0"/>
+    <w:lsdException w:name="Table List 3" w:semiHidden="0" w:uiPriority="0" w:unhideWhenUsed="0"/>
+    <w:lsdException w:name="Table List 4" w:semiHidden="0" w:uiPriority="0" w:unhideWhenUsed="0"/>
+    <w:lsdException w:name="Table List 5" w:semiHidden="0" w:uiPriority="0" w:unhideWhenUsed="0"/>
+    <w:lsdException w:name="Table List 6" w:semiHidden="0" w:uiPriority="0" w:unhideWhenUsed="0"/>
+    <w:lsdException w:name="Table List 7" w:semiHidden="0" w:uiPriority="0" w:unhideWhenUsed="0"/>
+    <w:lsdException w:name="Table List 8" w:semiHidden="0" w:uiPriority="0" w:unhideWhenUsed="0"/>
+    <w:lsdException w:name="Table 3D effects 1" w:semiHidden="0" w:uiPriority="0" w:unhideWhenUsed="0"/>
+    <w:lsdException w:name="Table 3D effects 2" w:semiHidden="0" w:uiPriority="0" w:unhideWhenUsed="0"/>
+    <w:lsdException w:name="Table 3D effects 3" w:semiHidden="0" w:uiPriority="0" w:unhideWhenUsed="0"/>
+    <w:lsdException w:name="Table Contemporary" w:semiHidden="0" w:uiPriority="0" w:unhideWhenUsed="0"/>
+    <w:lsdException w:name="Table Elegant" w:semiHidden="0" w:uiPriority="0" w:unhideWhenUsed="0"/>
+    <w:lsdException w:name="Table Professional" w:semiHidden="0" w:uiPriority="0" w:unhideWhenUsed="0"/>
+    <w:lsdException w:name="Table Subtle 1" w:semiHidden="0" w:uiPriority="0" w:unhideWhenUsed="0"/>
+    <w:lsdException w:name="Table Subtle 2" w:semiHidden="0" w:uiPriority="0" w:unhideWhenUsed="0"/>
+    <w:lsdException w:name="Table Web 1" w:semiHidden="0" w:uiPriority="0" w:unhideWhenUsed="0"/>
+    <w:lsdException w:name="Table Web 2" w:semiHidden="0" w:uiPriority="0" w:unhideWhenUsed="0"/>
+    <w:lsdException w:name="Table Web 3" w:semiHidden="0" w:uiPriority="0" w:unhideWhenUsed="0"/>
+    <w:lsdException w:name="Balloon Text" w:semiHidden="0" w:uiPriority="0" w:unhideWhenUsed="0"/>
+    <w:lsdException w:name="Table Grid" w:semiHidden="0" w:uiPriority="0" w:unhideWhenUsed="0" w:qFormat="1"/>
+    <w:lsdException w:name="Table Theme" w:semiHidden="0" w:uiPriority="0" w:unhideWhenUsed="0"/>
+    <w:lsdException w:name="Light Shading" w:semiHidden="0" w:uiPriority="60" w:unhideWhenUsed="0"/>
+    <w:lsdException w:name="Light List" w:semiHidden="0" w:uiPriority="61" w:unhideWhenUsed="0"/>
+    <w:lsdException w:name="Light Grid" w:semiHidden="0" w:uiPriority="62" w:unhideWhenUsed="0"/>
+    <w:lsdException w:name="Medium Shading 1" w:semiHidden="0" w:uiPriority="63" w:unhideWhenUsed="0"/>
+    <w:lsdException w:name="Medium Shading 2" w:semiHidden="0" w:uiPriority="64" w:unhideWhenUsed="0"/>
+    <w:lsdException w:name="Medium List 1" w:semiHidden="0" w:uiPriority="65" w:unhideWhenUsed="0"/>
+    <w:lsdException w:name="Medium List 2" w:semiHidden="0" w:uiPriority="66" w:unhideWhenUsed="0"/>
+    <w:lsdException w:name="Medium Grid 1" w:semiHidden="0" w:uiPriority="67" w:unhideWhenUsed="0"/>
+    <w:lsdException w:name="Medium Grid 2" w:semiHidden="0" w:uiPriority="68" w:unhideWhenUsed="0"/>
+    <w:lsdException w:name="Medium Grid 3" w:semiHidden="0" w:uiPriority="69" w:unhideWhenUsed="0"/>
+    <w:lsdException w:name="Dark List" w:semiHidden="0" w:uiPriority="70" w:unhideWhenUsed="0"/>
+    <w:lsdException w:name="Colorful Shading" w:semiHidden="0" w:uiPriority="71" w:unhideWhenUsed="0"/>
+    <w:lsdException w:name="Colorful List" w:semiHidden="0" w:uiPriority="72" w:unhideWhenUsed="0"/>
+    <w:lsdException w:name="Colorful Grid" w:semiHidden="0" w:uiPriority="73" w:unhideWhenUsed="0"/>
+    <w:lsdException w:name="Light Shading Accent 1" w:semiHidden="0" w:uiPriority="60" w:unhideWhenUsed="0"/>
+    <w:lsdException w:name="Light List Accent 1" w:semiHidden="0" w:uiPriority="61" w:unhideWhenUsed="0"/>
+    <w:lsdException w:name="Light Grid Accent 1" w:semiHidden="0" w:uiPriority="62" w:unhideWhenUsed="0"/>
+    <w:lsdException w:name="Medium Shading 1 Accent 1" w:semiHidden="0" w:uiPriority="63" w:unhideWhenUsed="0"/>
+    <w:lsdException w:name="Medium Shading 2 Accent 1" w:semiHidden="0" w:uiPriority="64" w:unhideWhenUsed="0"/>
+    <w:lsdException w:name="Medium List 1 Accent 1" w:semiHidden="0" w:uiPriority="65" w:unhideWhenUsed="0"/>
+    <w:lsdException w:name="Medium List 2 Accent 1" w:semiHidden="0" w:uiPriority="66" w:unhideWhenUsed="0"/>
+    <w:lsdException w:name="Medium Grid 1 Accent 1" w:semiHidden="0" w:uiPriority="67" w:unhideWhenUsed="0"/>
+    <w:lsdException w:name="Medium Grid 2 Accent 1" w:semiHidden="0" w:uiPriority="68" w:unhideWhenUsed="0"/>
+    <w:lsdException w:name="Medium Grid 3 Accent 1" w:semiHidden="0" w:uiPriority="69" w:unhideWhenUsed="0"/>
+    <w:lsdException w:name="Dark List Accent 1" w:semiHidden="0" w:uiPriority="70" w:unhideWhenUsed="0"/>
+    <w:lsdException w:name="Colorful Shading Accent 1" w:semiHidden="0" w:uiPriority="71" w:unhideWhenUsed="0"/>
+    <w:lsdException w:name="Colorful List Accent 1" w:semiHidden="0" w:uiPriority="72" w:unhideWhenUsed="0"/>
+    <w:lsdException w:name="Colorful Grid Accent 1" w:semiHidden="0" w:uiPriority="73" w:unhideWhenUsed="0"/>
+    <w:lsdException w:name="Light Shading Accent 2" w:semiHidden="0" w:uiPriority="60" w:unhideWhenUsed="0"/>
+    <w:lsdException w:name="Light List Accent 2" w:semiHidden="0" w:uiPriority="61" w:unhideWhenUsed="0"/>
+    <w:lsdException w:name="Light Grid Accent 2" w:semiHidden="0" w:uiPriority="62" w:unhideWhenUsed="0"/>
+    <w:lsdException w:name="Medium Shading 1 Accent 2" w:semiHidden="0" w:uiPriority="63" w:unhideWhenUsed="0"/>
+    <w:lsdException w:name="Medium Shading 2 Accent 2" w:semiHidden="0" w:uiPriority="64" w:unhideWhenUsed="0"/>
+    <w:lsdException w:name="Medium List 1 Accent 2" w:semiHidden="0" w:uiPriority="65" w:unhideWhenUsed="0"/>
+    <w:lsdException w:name="Medium List 2 Accent 2" w:semiHidden="0" w:uiPriority="66" w:unhideWhenUsed="0"/>
+    <w:lsdException w:name="Medium Grid 1 Accent 2" w:semiHidden="0" w:uiPriority="67" w:unhideWhenUsed="0"/>
+    <w:lsdException w:name="Medium Grid 2 Accent 2" w:semiHidden="0" w:uiPriority="68" w:unhideWhenUsed="0"/>
+    <w:lsdException w:name="Medium Grid 3 Accent 2" w:semiHidden="0" w:uiPriority="69" w:unhideWhenUsed="0"/>
+    <w:lsdException w:name="Dark List Accent 2" w:semiHidden="0" w:uiPriority="70" w:unhideWhenUsed="0"/>
+    <w:lsdException w:name="Colorful Shading Accent 2" w:semiHidden="0" w:uiPriority="71" w:unhideWhenUsed="0"/>
+    <w:lsdException w:name="Colorful List Accent 2" w:semiHidden="0" w:uiPriority="72" w:unhideWhenUsed="0"/>
+    <w:lsdException w:name="Colorful Grid Accent 2" w:semiHidden="0" w:uiPriority="73" w:unhideWhenUsed="0"/>
+    <w:lsdException w:name="Light Shading Accent 3" w:semiHidden="0" w:uiPriority="60" w:unhideWhenUsed="0"/>
+    <w:lsdException w:name="Light List Accent 3" w:semiHidden="0" w:uiPriority="61" w:unhideWhenUsed="0"/>
+    <w:lsdException w:name="Light Grid Accent 3" w:semiHidden="0" w:uiPriority="62" w:unhideWhenUsed="0"/>
+    <w:lsdException w:name="Medium Shading 1 Accent 3" w:semiHidden="0" w:uiPriority="63" w:unhideWhenUsed="0"/>
+    <w:lsdException w:name="Medium Shading 2 Accent 3" w:semiHidden="0" w:uiPriority="64" w:unhideWhenUsed="0"/>
+    <w:lsdException w:name="Medium List 1 Accent 3" w:semiHidden="0" w:uiPriority="65" w:unhideWhenUsed="0"/>
+    <w:lsdException w:name="Medium List 2 Accent 3" w:semiHidden="0" w:uiPriority="66" w:unhideWhenUsed="0"/>
+    <w:lsdException w:name="Medium Grid 1 Accent 3" w:semiHidden="0" w:uiPriority="67" w:unhideWhenUsed="0"/>
+    <w:lsdException w:name="Medium Grid 2 Accent 3" w:semiHidden="0" w:uiPriority="68" w:unhideWhenUsed="0"/>
+    <w:lsdException w:name="Medium Grid 3 Accent 3" w:semiHidden="0" w:uiPriority="69" w:unhideWhenUsed="0"/>
+    <w:lsdException w:name="Dark List Accent 3" w:semiHidden="0" w:uiPriority="70" w:unhideWhenUsed="0"/>
+    <w:lsdException w:name="Colorful Shading Accent 3" w:semiHidden="0" w:uiPriority="71" w:unhideWhenUsed="0"/>
+    <w:lsdException w:name="Colorful List Accent 3" w:semiHidden="0" w:uiPriority="72" w:unhideWhenUsed="0"/>
+    <w:lsdException w:name="Colorful Grid Accent 3" w:semiHidden="0" w:uiPriority="73" w:unhideWhenUsed="0"/>
+    <w:lsdException w:name="Light Shading Accent 4" w:semiHidden="0" w:uiPriority="60" w:unhideWhenUsed="0"/>
+    <w:lsdException w:name="Light List Accent 4" w:semiHidden="0" w:uiPriority="61" w:unhideWhenUsed="0"/>
+    <w:lsdException w:name="Light Grid Accent 4" w:semiHidden="0" w:uiPriority="62" w:unhideWhenUsed="0"/>
+    <w:lsdException w:name="Medium Shading 1 Accent 4" w:semiHidden="0" w:uiPriority="63" w:unhideWhenUsed="0"/>
+    <w:lsdException w:name="Medium Shading 2 Accent 4" w:semiHidden="0" w:uiPriority="64" w:unhideWhenUsed="0"/>
+    <w:lsdException w:name="Medium List 1 Accent 4" w:semiHidden="0" w:uiPriority="65" w:unhideWhenUsed="0"/>
+    <w:lsdException w:name="Medium List 2 Accent 4" w:semiHidden="0" w:uiPriority="66" w:unhideWhenUsed="0"/>
+    <w:lsdException w:name="Medium Grid 1 Accent 4" w:semiHidden="0" w:uiPriority="67" w:unhideWhenUsed="0"/>
+    <w:lsdException w:name="Medium Grid 2 Accent 4" w:semiHidden="0" w:uiPriority="68" w:unhideWhenUsed="0"/>
+    <w:lsdException w:name="Medium Grid 3 Accent 4" w:semiHidden="0" w:uiPriority="69" w:unhideWhenUsed="0"/>
+    <w:lsdException w:name="Dark List Accent 4" w:semiHidden="0" w:uiPriority="70" w:unhideWhenUsed="0"/>
+    <w:lsdException w:name="Colorful Shading Accent 4" w:semiHidden="0" w:uiPriority="71" w:unhideWhenUsed="0"/>
+    <w:lsdException w:name="Colorful List Accent 4" w:semiHidden="0" w:uiPriority="72" w:unhideWhenUsed="0"/>
+    <w:lsdException w:name="Colorful Grid Accent 4" w:semiHidden="0" w:uiPriority="73" w:unhideWhenUsed="0"/>
+    <w:lsdException w:name="Light Shading Accent 5" w:semiHidden="0" w:uiPriority="60" w:unhideWhenUsed="0"/>
+    <w:lsdException w:name="Light List Accent 5" w:semiHidden="0" w:uiPriority="61" w:unhideWhenUsed="0"/>
+    <w:lsdException w:name="Light Grid Accent 5" w:semiHidden="0" w:uiPriority="62" w:unhideWhenUsed="0"/>
+    <w:lsdException w:name="Medium Shading 1 Accent 5" w:semiHidden="0" w:uiPriority="63" w:unhideWhenUsed="0"/>
+    <w:lsdException w:name="Medium Shading 2 Accent 5" w:semiHidden="0" w:uiPriority="64" w:unhideWhenUsed="0"/>
+    <w:lsdException w:name="Medium List 1 Accent 5" w:semiHidden="0" w:uiPriority="65" w:unhideWhenUsed="0"/>
+    <w:lsdException w:name="Medium List 2 Accent 5" w:semiHidden="0" w:uiPriority="66" w:unhideWhenUsed="0"/>
+    <w:lsdException w:name="Medium Grid 1 Accent 5" w:semiHidden="0" w:uiPriority="67" w:unhideWhenUsed="0"/>
+    <w:lsdException w:name="Medium Grid 2 Accent 5" w:semiHidden="0" w:uiPriority="68" w:unhideWhenUsed="0"/>
+    <w:lsdException w:name="Medium Grid 3 Accent 5" w:semiHidden="0" w:uiPriority="69" w:unhideWhenUsed="0"/>
+    <w:lsdException w:name="Dark List Accent 5" w:semiHidden="0" w:uiPriority="70" w:unhideWhenUsed="0"/>
+    <w:lsdException w:name="Colorful Shading Accent 5" w:semiHidden="0" w:uiPriority="71" w:unhideWhenUsed="0"/>
+    <w:lsdException w:name="Colorful List Accent 5" w:semiHidden="0" w:uiPriority="72" w:unhideWhenUsed="0"/>
+    <w:lsdException w:name="Colorful Grid Accent 5" w:semiHidden="0" w:uiPriority="73" w:unhideWhenUsed="0"/>
+    <w:lsdException w:name="Light Shading Accent 6" w:semiHidden="0" w:uiPriority="60" w:unhideWhenUsed="0"/>
+    <w:lsdException w:name="Light List Accent 6" w:semiHidden="0" w:uiPriority="61" w:unhideWhenUsed="0"/>
+    <w:lsdException w:name="Light Grid Accent 6" w:semiHidden="0" w:uiPriority="62" w:unhideWhenUsed="0"/>
+    <w:lsdException w:name="Medium Shading 1 Accent 6" w:semiHidden="0" w:uiPriority="63" w:unhideWhenUsed="0"/>
+    <w:lsdException w:name="Medium Shading 2 Accent 6" w:semiHidden="0" w:uiPriority="64" w:unhideWhenUsed="0"/>
+    <w:lsdException w:name="Medium List 1 Accent 6" w:semiHidden="0" w:uiPriority="65" w:unhideWhenUsed="0"/>
+    <w:lsdException w:name="Medium List 2 Accent 6" w:semiHidden="0" w:uiPriority="66" w:unhideWhenUsed="0"/>
+    <w:lsdException w:name="Medium Grid 1 Accent 6" w:semiHidden="0" w:uiPriority="67" w:unhideWhenUsed="0"/>
+    <w:lsdException w:name="Medium Grid 2 Accent 6" w:semiHidden="0" w:uiPriority="68" w:unhideWhenUsed="0"/>
+    <w:lsdException w:name="Medium Grid 3 Accent 6" w:semiHidden="0" w:uiPriority="69" w:unhideWhenUsed="0"/>
+    <w:lsdException w:name="Dark List Accent 6" w:semiHidden="0" w:uiPriority="70" w:unhideWhenUsed="0"/>
+    <w:lsdException w:name="Colorful Shading Accent 6" w:semiHidden="0" w:uiPriority="71" w:unhideWhenUsed="0"/>
+    <w:lsdException w:name="Colorful List Accent 6" w:semiHidden="0" w:uiPriority="72" w:unhideWhenUsed="0"/>
+    <w:lsdException w:name="Colorful Grid Accent 6" w:semiHidden="0" w:uiPriority="73" w:unhideWhenUsed="0"/>
   </w:latentStyles>
-  <w:style w:type="paragraph" w:default="1" w:styleId="1">
+  <w:style w:type="paragraph" w:default="1" w:styleId="Normal">
     <w:name w:val="Normal"/>
     <w:qFormat/>
-    <w:uiPriority w:val="0"/>
     <w:pPr>
       <w:kinsoku w:val="0"/>
       <w:autoSpaceDE w:val="0"/>
@@ -6977,7 +6878,7 @@
       <w:textAlignment w:val="baseline"/>
     </w:pPr>
     <w:rPr>
-      <w:rFonts w:ascii="Arial" w:hAnsi="Arial" w:eastAsia="宋体" w:cs="Arial"/>
+      <w:rFonts w:ascii="Arial" w:eastAsia="宋体" w:hAnsi="Arial" w:cs="Arial"/>
       <w:snapToGrid w:val="0"/>
       <w:color w:val="000000"/>
       <w:kern w:val="0"/>
@@ -6986,12 +6887,11 @@
       <w:lang w:val="en-US" w:eastAsia="en-US" w:bidi="ar-SA"/>
     </w:rPr>
   </w:style>
-  <w:style w:type="paragraph" w:styleId="2">
+  <w:style w:type="paragraph" w:styleId="Heading1">
     <w:name w:val="heading 1"/>
-    <w:basedOn w:val="1"/>
-    <w:next w:val="1"/>
+    <w:basedOn w:val="Normal"/>
+    <w:next w:val="Normal"/>
     <w:qFormat/>
-    <w:uiPriority w:val="0"/>
     <w:pPr>
       <w:keepNext/>
       <w:keepLines/>
@@ -7009,13 +6909,12 @@
       <w:sz w:val="44"/>
     </w:rPr>
   </w:style>
-  <w:style w:type="paragraph" w:styleId="3">
+  <w:style w:type="paragraph" w:styleId="Heading2">
     <w:name w:val="heading 2"/>
-    <w:basedOn w:val="1"/>
-    <w:next w:val="1"/>
+    <w:basedOn w:val="Normal"/>
+    <w:next w:val="Normal"/>
     <w:unhideWhenUsed/>
     <w:qFormat/>
-    <w:uiPriority w:val="0"/>
     <w:pPr>
       <w:keepNext/>
       <w:keepLines/>
@@ -7028,19 +6927,18 @@
       <w:outlineLvl w:val="1"/>
     </w:pPr>
     <w:rPr>
-      <w:rFonts w:ascii="Arial" w:hAnsi="Arial" w:eastAsia="黑体"/>
+      <w:rFonts w:ascii="Arial" w:eastAsia="黑体" w:hAnsi="Arial"/>
       <w:b/>
       <w:sz w:val="32"/>
     </w:rPr>
   </w:style>
-  <w:style w:type="paragraph" w:styleId="4">
+  <w:style w:type="paragraph" w:styleId="Heading3">
     <w:name w:val="heading 3"/>
-    <w:basedOn w:val="1"/>
-    <w:next w:val="1"/>
+    <w:basedOn w:val="Normal"/>
+    <w:next w:val="Normal"/>
     <w:semiHidden/>
     <w:unhideWhenUsed/>
     <w:qFormat/>
-    <w:uiPriority w:val="0"/>
     <w:pPr>
       <w:keepNext/>
       <w:keepLines/>
@@ -7057,13 +6955,12 @@
       <w:sz w:val="32"/>
     </w:rPr>
   </w:style>
-  <w:style w:type="paragraph" w:styleId="5">
+  <w:style w:type="paragraph" w:styleId="Heading4">
     <w:name w:val="heading 4"/>
-    <w:basedOn w:val="1"/>
-    <w:next w:val="1"/>
+    <w:basedOn w:val="Normal"/>
+    <w:next w:val="Normal"/>
     <w:unhideWhenUsed/>
     <w:qFormat/>
-    <w:uiPriority w:val="0"/>
     <w:pPr>
       <w:keepNext/>
       <w:keepLines/>
@@ -7076,19 +6973,18 @@
       <w:outlineLvl w:val="3"/>
     </w:pPr>
     <w:rPr>
-      <w:rFonts w:ascii="Arial" w:hAnsi="Arial" w:eastAsia="黑体"/>
+      <w:rFonts w:ascii="Arial" w:eastAsia="黑体" w:hAnsi="Arial"/>
       <w:b/>
       <w:sz w:val="28"/>
     </w:rPr>
   </w:style>
-  <w:style w:type="paragraph" w:styleId="6">
+  <w:style w:type="paragraph" w:styleId="Heading5">
     <w:name w:val="heading 5"/>
-    <w:basedOn w:val="1"/>
-    <w:next w:val="1"/>
+    <w:basedOn w:val="Normal"/>
+    <w:next w:val="Normal"/>
     <w:semiHidden/>
     <w:unhideWhenUsed/>
     <w:qFormat/>
-    <w:uiPriority w:val="0"/>
     <w:pPr>
       <w:keepNext/>
       <w:keepLines/>
@@ -7105,14 +7001,13 @@
       <w:sz w:val="28"/>
     </w:rPr>
   </w:style>
-  <w:style w:type="paragraph" w:styleId="7">
+  <w:style w:type="paragraph" w:styleId="Heading6">
     <w:name w:val="heading 6"/>
-    <w:basedOn w:val="1"/>
-    <w:next w:val="1"/>
+    <w:basedOn w:val="Normal"/>
+    <w:next w:val="Normal"/>
     <w:semiHidden/>
     <w:unhideWhenUsed/>
     <w:qFormat/>
-    <w:uiPriority w:val="0"/>
     <w:pPr>
       <w:keepNext/>
       <w:keepLines/>
@@ -7125,19 +7020,18 @@
       <w:outlineLvl w:val="5"/>
     </w:pPr>
     <w:rPr>
-      <w:rFonts w:ascii="Arial" w:hAnsi="Arial" w:eastAsia="黑体"/>
+      <w:rFonts w:ascii="Arial" w:eastAsia="黑体" w:hAnsi="Arial"/>
       <w:b/>
       <w:sz w:val="24"/>
     </w:rPr>
   </w:style>
-  <w:style w:type="paragraph" w:styleId="8">
+  <w:style w:type="paragraph" w:styleId="Heading7">
     <w:name w:val="heading 7"/>
-    <w:basedOn w:val="1"/>
-    <w:next w:val="1"/>
+    <w:basedOn w:val="Normal"/>
+    <w:next w:val="Normal"/>
     <w:semiHidden/>
     <w:unhideWhenUsed/>
     <w:qFormat/>
-    <w:uiPriority w:val="0"/>
     <w:pPr>
       <w:keepNext/>
       <w:keepLines/>
@@ -7154,14 +7048,13 @@
       <w:sz w:val="24"/>
     </w:rPr>
   </w:style>
-  <w:style w:type="paragraph" w:styleId="9">
+  <w:style w:type="paragraph" w:styleId="Heading8">
     <w:name w:val="heading 8"/>
-    <w:basedOn w:val="1"/>
-    <w:next w:val="1"/>
+    <w:basedOn w:val="Normal"/>
+    <w:next w:val="Normal"/>
     <w:semiHidden/>
     <w:unhideWhenUsed/>
     <w:qFormat/>
-    <w:uiPriority w:val="0"/>
     <w:pPr>
       <w:keepNext/>
       <w:keepLines/>
@@ -7174,18 +7067,17 @@
       <w:outlineLvl w:val="7"/>
     </w:pPr>
     <w:rPr>
-      <w:rFonts w:ascii="Arial" w:hAnsi="Arial" w:eastAsia="黑体"/>
+      <w:rFonts w:ascii="Arial" w:eastAsia="黑体" w:hAnsi="Arial"/>
       <w:sz w:val="24"/>
     </w:rPr>
   </w:style>
-  <w:style w:type="paragraph" w:styleId="10">
+  <w:style w:type="paragraph" w:styleId="Heading9">
     <w:name w:val="heading 9"/>
-    <w:basedOn w:val="1"/>
-    <w:next w:val="1"/>
+    <w:basedOn w:val="Normal"/>
+    <w:next w:val="Normal"/>
     <w:semiHidden/>
     <w:unhideWhenUsed/>
     <w:qFormat/>
-    <w:uiPriority w:val="0"/>
     <w:pPr>
       <w:keepNext/>
       <w:keepLines/>
@@ -7198,21 +7090,19 @@
       <w:outlineLvl w:val="8"/>
     </w:pPr>
     <w:rPr>
-      <w:rFonts w:ascii="Arial" w:hAnsi="Arial" w:eastAsia="黑体"/>
+      <w:rFonts w:ascii="Arial" w:eastAsia="黑体" w:hAnsi="Arial"/>
       <w:sz w:val="21"/>
     </w:rPr>
   </w:style>
-  <w:style w:type="character" w:default="1" w:styleId="22">
+  <w:style w:type="character" w:default="1" w:styleId="DefaultParagraphFont">
     <w:name w:val="Default Paragraph Font"/>
     <w:semiHidden/>
     <w:qFormat/>
-    <w:uiPriority w:val="0"/>
   </w:style>
-  <w:style w:type="table" w:default="1" w:styleId="20">
+  <w:style w:type="table" w:default="1" w:styleId="TableNormal">
     <w:name w:val="Normal Table"/>
     <w:semiHidden/>
     <w:qFormat/>
-    <w:uiPriority w:val="0"/>
     <w:tblPr>
       <w:tblCellMar>
         <w:top w:w="0" w:type="dxa"/>
@@ -7222,43 +7112,39 @@
       </w:tblCellMar>
     </w:tblPr>
   </w:style>
-  <w:style w:type="paragraph" w:styleId="11">
+  <w:style w:type="paragraph" w:styleId="CommentText">
     <w:name w:val="annotation text"/>
-    <w:basedOn w:val="1"/>
+    <w:basedOn w:val="Normal"/>
     <w:qFormat/>
-    <w:uiPriority w:val="0"/>
     <w:pPr>
       <w:jc w:val="left"/>
     </w:pPr>
   </w:style>
-  <w:style w:type="paragraph" w:styleId="12">
+  <w:style w:type="paragraph" w:styleId="BodyText">
     <w:name w:val="Body Text"/>
-    <w:basedOn w:val="1"/>
+    <w:basedOn w:val="Normal"/>
     <w:semiHidden/>
     <w:qFormat/>
-    <w:uiPriority w:val="0"/>
     <w:rPr>
-      <w:rFonts w:ascii="Arial" w:hAnsi="Arial" w:eastAsia="Arial" w:cs="Arial"/>
+      <w:rFonts w:ascii="Arial" w:eastAsia="Arial" w:hAnsi="Arial" w:cs="Arial"/>
       <w:sz w:val="21"/>
       <w:szCs w:val="21"/>
       <w:lang w:val="en-US" w:eastAsia="en-US" w:bidi="ar-SA"/>
     </w:rPr>
   </w:style>
-  <w:style w:type="paragraph" w:styleId="13">
+  <w:style w:type="paragraph" w:styleId="TOC3">
     <w:name w:val="toc 3"/>
-    <w:basedOn w:val="1"/>
-    <w:next w:val="1"/>
+    <w:basedOn w:val="Normal"/>
+    <w:next w:val="Normal"/>
     <w:qFormat/>
-    <w:uiPriority w:val="0"/>
     <w:pPr>
       <w:ind w:left="840" w:leftChars="400"/>
     </w:pPr>
   </w:style>
-  <w:style w:type="paragraph" w:styleId="14">
+  <w:style w:type="paragraph" w:styleId="Footer">
     <w:name w:val="footer"/>
-    <w:basedOn w:val="1"/>
+    <w:basedOn w:val="Normal"/>
     <w:qFormat/>
-    <w:uiPriority w:val="0"/>
     <w:pPr>
       <w:tabs>
         <w:tab w:val="center" w:pos="4153"/>
@@ -7271,17 +7157,16 @@
       <w:sz w:val="18"/>
     </w:rPr>
   </w:style>
-  <w:style w:type="paragraph" w:styleId="15">
+  <w:style w:type="paragraph" w:styleId="Header">
     <w:name w:val="header"/>
-    <w:basedOn w:val="1"/>
+    <w:basedOn w:val="Normal"/>
     <w:qFormat/>
-    <w:uiPriority w:val="0"/>
     <w:pPr>
       <w:pBdr>
-        <w:top w:val="none" w:color="auto" w:sz="0" w:space="0"/>
-        <w:left w:val="none" w:color="auto" w:sz="0" w:space="0"/>
-        <w:bottom w:val="none" w:color="auto" w:sz="0" w:space="0"/>
-        <w:right w:val="none" w:color="auto" w:sz="0" w:space="0"/>
+        <w:top w:val="nil"/>
+        <w:left w:val="nil"/>
+        <w:bottom w:val="nil"/>
+        <w:right w:val="nil"/>
       </w:pBdr>
       <w:tabs>
         <w:tab w:val="center" w:pos="4153"/>
@@ -7296,41 +7181,37 @@
       <w:sz w:val="18"/>
     </w:rPr>
   </w:style>
-  <w:style w:type="paragraph" w:styleId="16">
+  <w:style w:type="paragraph" w:styleId="TOC1">
     <w:name w:val="toc 1"/>
-    <w:basedOn w:val="1"/>
-    <w:next w:val="1"/>
+    <w:basedOn w:val="Normal"/>
+    <w:next w:val="Normal"/>
     <w:qFormat/>
-    <w:uiPriority w:val="0"/>
     <w:rPr>
-      <w:rFonts w:ascii="Arial" w:hAnsi="Arial" w:eastAsia="Microsoft JhengHei"/>
+      <w:rFonts w:ascii="Arial" w:eastAsia="Microsoft JhengHei" w:hAnsi="Arial"/>
       <w:sz w:val="24"/>
     </w:rPr>
   </w:style>
-  <w:style w:type="paragraph" w:styleId="17">
+  <w:style w:type="paragraph" w:styleId="TOC2">
     <w:name w:val="toc 2"/>
-    <w:basedOn w:val="1"/>
-    <w:next w:val="1"/>
+    <w:basedOn w:val="Normal"/>
+    <w:next w:val="Normal"/>
     <w:qFormat/>
-    <w:uiPriority w:val="0"/>
     <w:pPr>
       <w:ind w:left="420" w:leftChars="200"/>
     </w:pPr>
   </w:style>
-  <w:style w:type="paragraph" w:styleId="18">
+  <w:style w:type="paragraph" w:styleId="NormalWeb">
     <w:name w:val="Normal (Web)"/>
-    <w:basedOn w:val="1"/>
+    <w:basedOn w:val="Normal"/>
     <w:qFormat/>
-    <w:uiPriority w:val="0"/>
     <w:rPr>
       <w:sz w:val="24"/>
     </w:rPr>
   </w:style>
-  <w:style w:type="paragraph" w:styleId="19">
+  <w:style w:type="paragraph" w:styleId="Title">
     <w:name w:val="Title"/>
-    <w:basedOn w:val="1"/>
+    <w:basedOn w:val="Normal"/>
     <w:qFormat/>
-    <w:uiPriority w:val="0"/>
     <w:pPr>
       <w:spacing w:before="240" w:beforeLines="0" w:beforeAutospacing="0" w:after="60" w:afterLines="0" w:afterAutospacing="0"/>
       <w:jc w:val="center"/>
@@ -7342,73 +7223,68 @@
       <w:sz w:val="32"/>
     </w:rPr>
   </w:style>
-  <w:style w:type="table" w:styleId="21">
+  <w:style w:type="table" w:styleId="TableGrid">
     <w:name w:val="Table Grid"/>
-    <w:basedOn w:val="20"/>
+    <w:basedOn w:val="TableNormal"/>
     <w:qFormat/>
-    <w:uiPriority w:val="0"/>
     <w:pPr>
       <w:widowControl w:val="0"/>
       <w:jc w:val="both"/>
     </w:pPr>
     <w:tblPr>
       <w:tblBorders>
-        <w:top w:val="single" w:color="auto" w:sz="4" w:space="0"/>
-        <w:left w:val="single" w:color="auto" w:sz="4" w:space="0"/>
-        <w:bottom w:val="single" w:color="auto" w:sz="4" w:space="0"/>
-        <w:right w:val="single" w:color="auto" w:sz="4" w:space="0"/>
-        <w:insideH w:val="single" w:color="auto" w:sz="4" w:space="0"/>
-        <w:insideV w:val="single" w:color="auto" w:sz="4" w:space="0"/>
+        <w:top w:val="single" w:sz="4" w:space="0" w:color="auto"/>
+        <w:left w:val="single" w:sz="4" w:space="0" w:color="auto"/>
+        <w:bottom w:val="single" w:sz="4" w:space="0" w:color="auto"/>
+        <w:right w:val="single" w:sz="4" w:space="0" w:color="auto"/>
+        <w:insideH w:val="single" w:sz="4" w:space="0" w:color="auto"/>
+        <w:insideV w:val="single" w:sz="4" w:space="0" w:color="auto"/>
       </w:tblBorders>
     </w:tblPr>
   </w:style>
-  <w:style w:type="character" w:styleId="23">
+  <w:style w:type="character" w:styleId="Strong">
     <w:name w:val="Strong"/>
-    <w:basedOn w:val="22"/>
+    <w:basedOn w:val="DefaultParagraphFont"/>
     <w:qFormat/>
-    <w:uiPriority w:val="0"/>
     <w:rPr>
       <w:b/>
     </w:rPr>
   </w:style>
-  <w:style w:type="paragraph" w:customStyle="1" w:styleId="24">
+  <w:style w:type="paragraph" w:customStyle="1" w:styleId="a">
     <w:name w:val="柴_公司名"/>
-    <w:basedOn w:val="19"/>
+    <w:basedOn w:val="Title"/>
     <w:qFormat/>
-    <w:uiPriority w:val="0"/>
     <w:pPr>
       <w:spacing w:after="600" w:afterLines="600"/>
     </w:pPr>
     <w:rPr>
-      <w:rFonts w:hint="eastAsia" w:ascii="宋体" w:hAnsi="宋体" w:eastAsia="宋体" w:cs="宋体"/>
+      <w:rFonts w:ascii="宋体" w:eastAsia="宋体" w:hAnsi="宋体" w:cs="宋体" w:hint="eastAsia"/>
       <w:bCs/>
       <w:spacing w:val="-6"/>
       <w:sz w:val="52"/>
       <w:szCs w:val="52"/>
     </w:rPr>
   </w:style>
-  <w:style w:type="paragraph" w:customStyle="1" w:styleId="25">
+  <w:style w:type="paragraph" w:customStyle="1" w:styleId="a0">
     <w:name w:val="柴_文档名"/>
-    <w:basedOn w:val="19"/>
+    <w:basedOn w:val="Title"/>
     <w:qFormat/>
-    <w:uiPriority w:val="0"/>
     <w:pPr>
       <w:spacing w:after="900" w:afterLines="900"/>
     </w:pPr>
     <w:rPr>
-      <w:rFonts w:ascii="黑体" w:hAnsi="黑体" w:eastAsia="黑体" w:cs="黑体"/>
+      <w:rFonts w:ascii="黑体" w:eastAsia="黑体" w:hAnsi="黑体" w:cs="黑体"/>
       <w:bCs/>
       <w:spacing w:val="-7"/>
       <w:sz w:val="52"/>
       <w:szCs w:val="52"/>
     </w:rPr>
   </w:style>
-  <w:style w:type="table" w:customStyle="1" w:styleId="26">
+  <w:style w:type="table" w:customStyle="1" w:styleId="TableNormal0">
     <w:name w:val="Table Normal_0"/>
     <w:semiHidden/>
     <w:unhideWhenUsed/>
     <w:qFormat/>
-    <w:uiPriority w:val="0"/>
     <w:tblPr>
       <w:tblCellMar>
         <w:top w:w="0" w:type="dxa"/>
@@ -7418,87 +7294,81 @@
       </w:tblCellMar>
     </w:tblPr>
   </w:style>
-  <w:style w:type="paragraph" w:customStyle="1" w:styleId="27">
+  <w:style w:type="paragraph" w:customStyle="1" w:styleId="TableText">
     <w:name w:val="Table Text"/>
-    <w:basedOn w:val="1"/>
+    <w:basedOn w:val="Normal"/>
     <w:semiHidden/>
     <w:qFormat/>
-    <w:uiPriority w:val="0"/>
     <w:rPr>
-      <w:rFonts w:ascii="宋体" w:hAnsi="宋体" w:eastAsia="宋体" w:cs="宋体"/>
+      <w:rFonts w:ascii="宋体" w:eastAsia="宋体" w:hAnsi="宋体" w:cs="宋体"/>
       <w:sz w:val="21"/>
       <w:szCs w:val="21"/>
       <w:lang w:val="en-US" w:eastAsia="en-US" w:bidi="ar-SA"/>
     </w:rPr>
   </w:style>
-  <w:style w:type="paragraph" w:customStyle="1" w:styleId="28">
+  <w:style w:type="paragraph" w:customStyle="1" w:styleId="1">
     <w:name w:val="柴_标题1"/>
-    <w:basedOn w:val="2"/>
-    <w:next w:val="29"/>
-    <w:link w:val="38"/>
+    <w:basedOn w:val="Heading1"/>
+    <w:next w:val="a1"/>
+    <w:link w:val="1Char"/>
     <w:qFormat/>
-    <w:uiPriority w:val="0"/>
     <w:pPr>
       <w:spacing w:before="100" w:after="90" w:line="360" w:lineRule="auto"/>
     </w:pPr>
     <w:rPr>
-      <w:rFonts w:ascii="Arial" w:hAnsi="Arial" w:eastAsia="宋体"/>
+      <w:rFonts w:ascii="Arial" w:eastAsia="宋体" w:hAnsi="Arial"/>
       <w:sz w:val="32"/>
     </w:rPr>
   </w:style>
-  <w:style w:type="paragraph" w:customStyle="1" w:styleId="29">
+  <w:style w:type="paragraph" w:customStyle="1" w:styleId="a1">
     <w:name w:val="柴_正文"/>
-    <w:basedOn w:val="12"/>
-    <w:link w:val="42"/>
+    <w:basedOn w:val="BodyText"/>
+    <w:link w:val="Char"/>
     <w:qFormat/>
-    <w:uiPriority w:val="0"/>
     <w:pPr>
       <w:spacing w:line="360" w:lineRule="auto"/>
       <w:ind w:firstLine="470" w:firstLineChars="200"/>
     </w:pPr>
     <w:rPr>
-      <w:rFonts w:ascii="Arial" w:hAnsi="Arial" w:eastAsia="宋体"/>
+      <w:rFonts w:ascii="Arial" w:eastAsia="宋体" w:hAnsi="Arial"/>
       <w:sz w:val="24"/>
       <w:lang w:eastAsia="zh-CN"/>
     </w:rPr>
   </w:style>
-  <w:style w:type="paragraph" w:customStyle="1" w:styleId="30">
+  <w:style w:type="paragraph" w:customStyle="1" w:styleId="2">
     <w:name w:val="柴_标题2"/>
-    <w:basedOn w:val="3"/>
-    <w:next w:val="29"/>
+    <w:basedOn w:val="Heading2"/>
+    <w:next w:val="a1"/>
     <w:qFormat/>
-    <w:uiPriority w:val="0"/>
     <w:pPr>
       <w:spacing w:line="360" w:lineRule="auto"/>
     </w:pPr>
     <w:rPr>
-      <w:rFonts w:ascii="Arial" w:hAnsi="Arial" w:eastAsia="宋体"/>
+      <w:rFonts w:ascii="Arial" w:eastAsia="宋体" w:hAnsi="Arial"/>
       <w:sz w:val="28"/>
     </w:rPr>
   </w:style>
-  <w:style w:type="paragraph" w:customStyle="1" w:styleId="31">
+  <w:style w:type="paragraph" w:customStyle="1" w:styleId="3">
     <w:name w:val="柴_标题3"/>
-    <w:basedOn w:val="4"/>
-    <w:next w:val="29"/>
+    <w:basedOn w:val="Heading3"/>
+    <w:next w:val="a1"/>
     <w:qFormat/>
-    <w:uiPriority w:val="0"/>
     <w:pPr>
       <w:spacing w:line="360" w:lineRule="auto"/>
       <w:ind w:left="0" w:firstLine="472" w:firstLineChars="200"/>
     </w:pPr>
     <w:rPr>
-      <w:rFonts w:ascii="宋体" w:hAnsi="宋体" w:eastAsia="宋体" w:cs="宋体"/>
+      <w:rFonts w:ascii="宋体" w:eastAsia="宋体" w:hAnsi="宋体" w:cs="宋体"/>
       <w:spacing w:val="-2"/>
       <w:sz w:val="24"/>
       <w:szCs w:val="24"/>
     </w:rPr>
   </w:style>
-  <w:style w:type="paragraph" w:customStyle="1" w:styleId="32">
+  <w:style w:type="paragraph" w:customStyle="1" w:styleId="a2">
     <w:name w:val="柴_目录"/>
-    <w:basedOn w:val="1"/>
-    <w:next w:val="12"/>
+    <w:basedOn w:val="Normal"/>
+    <w:next w:val="BodyText"/>
     <w:qFormat/>
-    <w:uiPriority w:val="0"/>
     <w:pPr>
       <w:tabs>
         <w:tab w:val="right" w:leader="dot" w:pos="8442"/>
@@ -7506,64 +7376,59 @@
       <w:ind w:left="0" w:leftChars="0"/>
     </w:pPr>
     <w:rPr>
-      <w:rFonts w:ascii="Arial" w:hAnsi="Arial" w:eastAsia="Microsoft JhengHei"/>
+      <w:rFonts w:ascii="Arial" w:eastAsia="Microsoft JhengHei" w:hAnsi="Arial"/>
       <w:sz w:val="24"/>
     </w:rPr>
   </w:style>
-  <w:style w:type="paragraph" w:customStyle="1" w:styleId="33">
+  <w:style w:type="paragraph" w:customStyle="1" w:styleId="WPSOffice1">
     <w:name w:val="WPSOffice手动目录 1"/>
     <w:qFormat/>
-    <w:uiPriority w:val="0"/>
     <w:pPr>
       <w:ind w:leftChars="0"/>
     </w:pPr>
     <w:rPr>
-      <w:rFonts w:ascii="Times New Roman" w:hAnsi="Times New Roman" w:eastAsia="宋体" w:cs="Times New Roman"/>
+      <w:rFonts w:ascii="Times New Roman" w:eastAsia="宋体" w:hAnsi="Times New Roman" w:cs="Times New Roman"/>
       <w:sz w:val="20"/>
       <w:szCs w:val="20"/>
     </w:rPr>
   </w:style>
-  <w:style w:type="paragraph" w:customStyle="1" w:styleId="34">
+  <w:style w:type="paragraph" w:customStyle="1" w:styleId="WPSOffice2">
     <w:name w:val="WPSOffice手动目录 2"/>
     <w:qFormat/>
-    <w:uiPriority w:val="0"/>
     <w:pPr>
       <w:ind w:leftChars="200"/>
     </w:pPr>
     <w:rPr>
-      <w:rFonts w:ascii="Times New Roman" w:hAnsi="Times New Roman" w:eastAsia="宋体" w:cs="Times New Roman"/>
+      <w:rFonts w:ascii="Times New Roman" w:eastAsia="宋体" w:hAnsi="Times New Roman" w:cs="Times New Roman"/>
       <w:sz w:val="20"/>
       <w:szCs w:val="20"/>
     </w:rPr>
   </w:style>
-  <w:style w:type="paragraph" w:customStyle="1" w:styleId="35">
+  <w:style w:type="paragraph" w:customStyle="1" w:styleId="WPSOffice3">
     <w:name w:val="WPSOffice手动目录 3"/>
     <w:qFormat/>
-    <w:uiPriority w:val="0"/>
     <w:pPr>
       <w:ind w:leftChars="400"/>
     </w:pPr>
     <w:rPr>
-      <w:rFonts w:ascii="Times New Roman" w:hAnsi="Times New Roman" w:eastAsia="宋体" w:cs="Times New Roman"/>
+      <w:rFonts w:ascii="Times New Roman" w:eastAsia="宋体" w:hAnsi="Times New Roman" w:cs="Times New Roman"/>
       <w:sz w:val="20"/>
       <w:szCs w:val="20"/>
     </w:rPr>
   </w:style>
-  <w:style w:type="paragraph" w:customStyle="1" w:styleId="36">
+  <w:style w:type="paragraph" w:customStyle="1" w:styleId="Compact">
     <w:name w:val="Compact"/>
-    <w:basedOn w:val="12"/>
+    <w:basedOn w:val="BodyText"/>
     <w:qFormat/>
-    <w:uiPriority w:val="0"/>
     <w:pPr>
       <w:spacing w:before="36" w:after="36"/>
     </w:pPr>
   </w:style>
-  <w:style w:type="table" w:customStyle="1" w:styleId="37">
+  <w:style w:type="table" w:customStyle="1" w:styleId="Table">
     <w:name w:val="Table"/>
     <w:semiHidden/>
     <w:unhideWhenUsed/>
     <w:qFormat/>
-    <w:uiPriority w:val="0"/>
     <w:tblPr>
       <w:tblCellMar>
         <w:top w:w="0" w:type="dxa"/>
@@ -7575,28 +7440,26 @@
     <w:tblStylePr w:type="firstRow">
       <w:tcPr>
         <w:tcBorders>
-          <w:bottom w:val="single" w:color="auto" w:sz="0" w:space="0"/>
+          <w:bottom w:val="single" w:sz="0" w:space="0" w:color="auto"/>
         </w:tcBorders>
         <w:vAlign w:val="bottom"/>
       </w:tcPr>
     </w:tblStylePr>
   </w:style>
-  <w:style w:type="character" w:customStyle="1" w:styleId="38">
+  <w:style w:type="character" w:customStyle="1" w:styleId="1Char">
     <w:name w:val="柴_标题1 Char"/>
-    <w:link w:val="28"/>
+    <w:link w:val="1"/>
     <w:qFormat/>
-    <w:uiPriority w:val="0"/>
     <w:rPr>
-      <w:rFonts w:ascii="Arial" w:hAnsi="Arial" w:eastAsia="宋体"/>
+      <w:rFonts w:ascii="Arial" w:eastAsia="宋体" w:hAnsi="Arial"/>
       <w:sz w:val="32"/>
     </w:rPr>
   </w:style>
-  <w:style w:type="table" w:customStyle="1" w:styleId="39">
+  <w:style w:type="table" w:customStyle="1" w:styleId="TableNormal1">
     <w:name w:val="Table Normal_1"/>
     <w:semiHidden/>
     <w:unhideWhenUsed/>
     <w:qFormat/>
-    <w:uiPriority w:val="0"/>
     <w:tblPr>
       <w:tblCellMar>
         <w:top w:w="0" w:type="dxa"/>
@@ -7606,11 +7469,10 @@
       </w:tblCellMar>
     </w:tblPr>
   </w:style>
-  <w:style w:type="paragraph" w:customStyle="1" w:styleId="40">
+  <w:style w:type="paragraph" w:customStyle="1" w:styleId="a3">
     <w:name w:val="柴_正文_无缩进"/>
-    <w:basedOn w:val="1"/>
+    <w:basedOn w:val="Normal"/>
     <w:qFormat/>
-    <w:uiPriority w:val="0"/>
     <w:pPr>
       <w:ind w:firstLine="0" w:firstLineChars="0"/>
     </w:pPr>
@@ -7620,31 +7482,29 @@
       <w:lang w:eastAsia="zh-CN"/>
     </w:rPr>
   </w:style>
-  <w:style w:type="paragraph" w:customStyle="1" w:styleId="41">
+  <w:style w:type="paragraph" w:customStyle="1" w:styleId="4">
     <w:name w:val="柴_标题4"/>
-    <w:basedOn w:val="5"/>
-    <w:next w:val="1"/>
+    <w:basedOn w:val="Heading4"/>
+    <w:next w:val="Normal"/>
     <w:qFormat/>
-    <w:uiPriority w:val="0"/>
     <w:pPr>
       <w:widowControl w:val="0"/>
       <w:spacing w:before="160" w:line="360" w:lineRule="auto"/>
-      <w:ind w:left="981" w:leftChars="300" w:hanging="862"/>
+      <w:ind w:left="981" w:hanging="862" w:leftChars="300"/>
     </w:pPr>
     <w:rPr>
-      <w:rFonts w:hint="eastAsia" w:ascii="Calibri" w:hAnsi="Calibri" w:eastAsia="宋体" w:cs="宋体"/>
+      <w:rFonts w:ascii="Calibri" w:eastAsia="宋体" w:hAnsi="Calibri" w:cs="宋体" w:hint="eastAsia"/>
       <w:sz w:val="24"/>
       <w:szCs w:val="24"/>
       <w:lang w:eastAsia="zh-CN" w:bidi="zh-CN"/>
     </w:rPr>
   </w:style>
-  <w:style w:type="character" w:customStyle="1" w:styleId="42">
+  <w:style w:type="character" w:customStyle="1" w:styleId="Char">
     <w:name w:val="柴_正文 Char"/>
-    <w:link w:val="29"/>
+    <w:link w:val="a1"/>
     <w:qFormat/>
-    <w:uiPriority w:val="0"/>
     <w:rPr>
-      <w:rFonts w:ascii="Arial" w:hAnsi="Arial" w:eastAsia="宋体"/>
+      <w:rFonts w:ascii="Arial" w:eastAsia="宋体" w:hAnsi="Arial"/>
       <w:sz w:val="24"/>
       <w:lang w:eastAsia="zh-CN"/>
     </w:rPr>

--- a/6-过程管理/运行记录类文件/TXHS-06-18-硬盘与Redis容量管理报告.docx
+++ b/6-过程管理/运行记录类文件/TXHS-06-18-硬盘与Redis容量管理报告.docx
@@ -1355,7 +1355,7 @@
                 <w:vertAlign w:val="baseline"/>
                 <w:lang w:val="en-US" w:eastAsia="zh-CN"/>
               </w:rPr>
-              <w:t>强宇涛</w:t>
+              <w:t>程方</w:t>
             </w:r>
           </w:p>
         </w:tc>
@@ -1398,7 +1398,7 @@
                 <w:vertAlign w:val="baseline"/>
                 <w:lang w:val="en-US" w:eastAsia="zh-CN"/>
               </w:rPr>
-              <w:t>陈凯</w:t>
+              <w:t>茅建根</w:t>
             </w:r>
           </w:p>
         </w:tc>
